--- a/chapter-06_Model Governance and Ethics in Operational AI/autonomous_cybersecurity_chapter06-00-01.docx
+++ b/chapter-06_Model Governance and Ethics in Operational AI/autonomous_cybersecurity_chapter06-00-01.docx
@@ -229,7 +229,23 @@
           <w:sz w:val="20"/>
           <w:szCs w:val="20"/>
         </w:rPr>
-        <w:t>overprioritize environments with richer telemetry while underdetection of</w:t>
+        <w:t xml:space="preserve">overprioritize environments with richer telemetry while </w:t>
+      </w:r>
+      <w:proofErr w:type="spellStart"/>
+      <w:r>
+        <w:rPr>
+          <w:sz w:val="20"/>
+          <w:szCs w:val="20"/>
+        </w:rPr>
+        <w:t>underdetection</w:t>
+      </w:r>
+      <w:proofErr w:type="spellEnd"/>
+      <w:r>
+        <w:rPr>
+          <w:sz w:val="20"/>
+          <w:szCs w:val="20"/>
+        </w:rPr>
+        <w:t xml:space="preserve"> of</w:t>
       </w:r>
       <w:r>
         <w:rPr>
@@ -518,15 +534,7 @@
           <w:sz w:val="20"/>
           <w:szCs w:val="20"/>
         </w:rPr>
-        <w:t xml:space="preserve"> telemetry coverage, human triage behavior, retraining practices, and </w:t>
-      </w:r>
-      <w:r>
-        <w:rPr>
-          <w:sz w:val="20"/>
-          <w:szCs w:val="20"/>
-        </w:rPr>
-        <w:lastRenderedPageBreak/>
-        <w:t>resource allocation. Rather than entering at a single point, bias manifests as a distortion field that selectively amplifies some alerts while suppressing others over time.</w:t>
+        <w:t xml:space="preserve"> telemetry coverage, human triage behavior, retraining practices, and resource allocation. Rather than entering at a single point, bias manifests as a distortion field that selectively amplifies some alerts while suppressing others over time.</w:t>
       </w:r>
     </w:p>
     <w:p>
@@ -560,8 +568,8 @@
             <v:path o:extrusionok="f" gradientshapeok="t" o:connecttype="rect"/>
             <o:lock v:ext="edit" aspectratio="t"/>
           </v:shapetype>
-          <v:shape id="_x0000_i1049" type="#_x0000_t75" style="width:299.6pt;height:199.7pt">
-            <v:imagedata r:id="rId8" o:title="figure6.1"/>
+          <v:shape id="_x0000_i1025" type="#_x0000_t75" style="width:299.5pt;height:199.7pt">
+            <v:imagedata r:id="rId8" o:title="figure6"/>
           </v:shape>
         </w:pict>
       </w:r>
@@ -586,6 +594,10 @@
         <w:t xml:space="preserve"> </w:t>
       </w:r>
       <w:r>
+        <w:rPr>
+          <w:b w:val="0"/>
+          <w:bCs w:val="0"/>
+        </w:rPr>
         <w:t>Bias as a Feedback Field in Alerting Systems.</w:t>
       </w:r>
     </w:p>
@@ -598,15 +610,6 @@
           <w:szCs w:val="20"/>
         </w:rPr>
       </w:pPr>
-      <w:r>
-        <w:rPr>
-          <w:sz w:val="20"/>
-          <w:szCs w:val="20"/>
-        </w:rPr>
-        <w:pict w14:anchorId="403A226D">
-          <v:rect id="_x0000_i1057" style="width:0;height:1.5pt" o:hralign="center" o:hrstd="t" o:hr="t" fillcolor="#a0a0a0" stroked="f"/>
-        </w:pict>
-      </w:r>
     </w:p>
     <w:p>
       <w:pPr>
@@ -675,17 +678,6 @@
       </w:r>
     </w:p>
     <w:p>
-      <w:r>
-        <w:rPr>
-          <w:sz w:val="20"/>
-          <w:szCs w:val="20"/>
-        </w:rPr>
-        <w:pict w14:anchorId="6687CBA8">
-          <v:rect id="_x0000_i1054" style="width:0;height:1.5pt" o:hralign="center" o:hrstd="t" o:hr="t" fillcolor="#a0a0a0" stroked="f"/>
-        </w:pict>
-      </w:r>
-    </w:p>
-    <w:p>
       <w:pPr>
         <w:jc w:val="both"/>
         <w:rPr>
@@ -765,7 +757,6 @@
           <w:sz w:val="20"/>
           <w:szCs w:val="20"/>
         </w:rPr>
-        <w:lastRenderedPageBreak/>
         <w:t xml:space="preserve">Within eighteen months, budget allocation begins to shift. Regions with dense telemetry and mature reporting practices receive disproportionate funding increases, justified by higher </w:t>
       </w:r>
       <w:r>
@@ -990,17 +981,6 @@
           <w:szCs w:val="20"/>
         </w:rPr>
         <w:t>This analysis is informed by research on institutional fairness and the political consequences of algorithmic decision-making, with particular grounding in Binns (2018) and Holstein et al. (2019).</w:t>
-      </w:r>
-    </w:p>
-    <w:p>
-      <w:r>
-        <w:rPr>
-          <w:sz w:val="20"/>
-          <w:szCs w:val="20"/>
-        </w:rPr>
-        <w:pict w14:anchorId="513091F9">
-          <v:rect id="_x0000_i1031" style="width:0;height:1.5pt" o:hralign="center" o:hrstd="t" o:hr="t" fillcolor="#a0a0a0" stroked="f"/>
-        </w:pict>
       </w:r>
     </w:p>
     <w:p>
@@ -1367,7 +1347,6 @@
           <w:sz w:val="20"/>
           <w:szCs w:val="20"/>
         </w:rPr>
-        <w:lastRenderedPageBreak/>
         <w:t>Retraining cadence and criteria</w:t>
       </w:r>
       <w:r>
@@ -1584,24 +1563,6 @@
     </w:p>
     <w:p>
       <w:pPr>
-        <w:jc w:val="both"/>
-        <w:rPr>
-          <w:sz w:val="20"/>
-          <w:szCs w:val="20"/>
-        </w:rPr>
-      </w:pPr>
-      <w:r>
-        <w:rPr>
-          <w:sz w:val="20"/>
-          <w:szCs w:val="20"/>
-        </w:rPr>
-        <w:pict w14:anchorId="4F5CF079">
-          <v:rect id="_x0000_i1032" style="width:0;height:1.5pt" o:hralign="center" o:hrstd="t" o:hr="t" fillcolor="#a0a0a0" stroked="f"/>
-        </w:pict>
-      </w:r>
-    </w:p>
-    <w:p>
-      <w:pPr>
         <w:pStyle w:val="Secondaryheadings"/>
       </w:pPr>
       <w:r>
@@ -1931,7 +1892,6 @@
           <w:sz w:val="20"/>
           <w:szCs w:val="20"/>
         </w:rPr>
-        <w:lastRenderedPageBreak/>
         <w:t xml:space="preserve">In this sense, model governance is not about slowing innovation. It is about ensuring that adaptive systems remain </w:t>
       </w:r>
       <w:r>
@@ -2024,8 +1984,8 @@
           <w:szCs w:val="20"/>
         </w:rPr>
         <w:pict w14:anchorId="7DA60327">
-          <v:shape id="_x0000_i1051" type="#_x0000_t75" style="width:299.6pt;height:199.7pt">
-            <v:imagedata r:id="rId9" o:title="figure6.2"/>
+          <v:shape id="_x0000_i1030" type="#_x0000_t75" style="width:299.5pt;height:199.7pt">
+            <v:imagedata r:id="rId9" o:title="figure6"/>
           </v:shape>
         </w:pict>
       </w:r>
@@ -2034,9 +1994,13 @@
       <w:pPr>
         <w:pStyle w:val="Caption"/>
         <w:jc w:val="both"/>
-      </w:pPr>
-      <w:r>
-        <w:t xml:space="preserve">Figure 6. </w:t>
+        <w:rPr>
+          <w:b w:val="0"/>
+          <w:bCs w:val="0"/>
+        </w:rPr>
+      </w:pPr>
+      <w:r>
+        <w:t>Figure 6.</w:t>
       </w:r>
       <w:fldSimple w:instr=" SEQ Figure_6. \* ARABIC ">
         <w:r>
@@ -2050,6 +2014,10 @@
         <w:t xml:space="preserve"> </w:t>
       </w:r>
       <w:r>
+        <w:rPr>
+          <w:b w:val="0"/>
+          <w:bCs w:val="0"/>
+        </w:rPr>
         <w:t>Temporal Model Lineage and Accountability Windows.</w:t>
       </w:r>
     </w:p>
@@ -2060,11 +2028,6 @@
           <w:lang w:val="en-US"/>
         </w:rPr>
       </w:pPr>
-      <w:r>
-        <w:pict w14:anchorId="11287CF4">
-          <v:rect id="_x0000_i1058" style="width:0;height:1.5pt" o:hralign="center" o:hrstd="t" o:hr="t" fillcolor="#a0a0a0" stroked="f"/>
-        </w:pict>
-      </w:r>
     </w:p>
     <w:p>
       <w:pPr>
@@ -2087,17 +2050,6 @@
           <w:lang w:val="en-US"/>
         </w:rPr>
         <w:t>. Accountability failures arise not from missing artifacts, but from broken temporal continuity between decisions and the system states that produced them.</w:t>
-      </w:r>
-    </w:p>
-    <w:p>
-      <w:r>
-        <w:rPr>
-          <w:sz w:val="20"/>
-          <w:szCs w:val="20"/>
-        </w:rPr>
-        <w:pict w14:anchorId="35676FC6">
-          <v:rect id="_x0000_i1059" style="width:0;height:1.5pt" o:hralign="center" o:hrstd="t" o:hr="t" fillcolor="#a0a0a0" stroked="f"/>
-        </w:pict>
       </w:r>
     </w:p>
     <w:p>
@@ -2141,14 +2093,7 @@
         <w:rPr>
           <w:lang w:val="en-US"/>
         </w:rPr>
-        <w:t xml:space="preserve">Explainability in operational AI is frequently mischaracterized as a matter of user trust or model transparency. In high-stakes environments, </w:t>
-      </w:r>
-      <w:r>
-        <w:rPr>
-          <w:lang w:val="en-US"/>
-        </w:rPr>
-        <w:lastRenderedPageBreak/>
-        <w:t xml:space="preserve">this framing is insufficient. When automated decisions influence emergency response, infrastructure shutdowns, financial reallocations, or regulatory enforcement, explanations are not conveniences; they are </w:t>
+        <w:t xml:space="preserve">Explainability in operational AI is frequently mischaracterized as a matter of user trust or model transparency. In high-stakes environments, this framing is insufficient. When automated decisions influence emergency response, infrastructure shutdowns, financial reallocations, or regulatory enforcement, explanations are not conveniences; they are </w:t>
       </w:r>
       <w:r>
         <w:rPr>
@@ -2328,10 +2273,9 @@
         <w:rPr>
           <w:lang w:val="en-US"/>
         </w:rPr>
-        <w:lastRenderedPageBreak/>
         <w:pict w14:anchorId="5C463A7C">
-          <v:shape id="_x0000_i1060" type="#_x0000_t75" style="width:299.6pt;height:199.7pt">
-            <v:imagedata r:id="rId10" o:title="figure6.3"/>
+          <v:shape id="_x0000_i1033" type="#_x0000_t75" style="width:299.5pt;height:199.7pt">
+            <v:imagedata r:id="rId10" o:title="figure6"/>
           </v:shape>
         </w:pict>
       </w:r>
@@ -2368,14 +2312,6 @@
           <w:bCs/>
         </w:rPr>
       </w:pPr>
-      <w:r>
-        <w:rPr>
-          <w:lang w:val="en-US"/>
-        </w:rPr>
-        <w:pict w14:anchorId="7470A942">
-          <v:rect id="_x0000_i1064" style="width:0;height:1.5pt" o:hralign="center" o:hrstd="t" o:hr="t" fillcolor="#a0a0a0" stroked="f"/>
-        </w:pict>
-      </w:r>
     </w:p>
     <w:p>
       <w:pPr>
@@ -2397,11 +2333,6 @@
           <w:bCs/>
         </w:rPr>
       </w:pPr>
-      <w:r>
-        <w:pict w14:anchorId="1B270738">
-          <v:rect id="_x0000_i1061" style="width:0;height:1.5pt" o:hralign="center" o:hrstd="t" o:hr="t" fillcolor="#a0a0a0" stroked="f"/>
-        </w:pict>
-      </w:r>
     </w:p>
     <w:p>
       <w:pPr>
@@ -2472,22 +2403,7 @@
     <w:p>
       <w:pPr>
         <w:pStyle w:val="Body"/>
-        <w:rPr>
-          <w:lang w:val="en-US"/>
-        </w:rPr>
-      </w:pPr>
-      <w:r>
-        <w:rPr>
-          <w:lang w:val="en-US"/>
-        </w:rPr>
-        <w:pict w14:anchorId="33BBF44D">
-          <v:rect id="_x0000_i1065" style="width:0;height:1.5pt" o:hralign="center" o:hrstd="t" o:hr="t" fillcolor="#a0a0a0" stroked="f"/>
-        </w:pict>
-      </w:r>
-    </w:p>
-    <w:p>
-      <w:pPr>
-        <w:pStyle w:val="Body"/>
+        <w:jc w:val="center"/>
         <w:rPr>
           <w:b/>
           <w:bCs/>
@@ -2528,14 +2444,7 @@
         <w:rPr>
           <w:lang w:val="en-US"/>
         </w:rPr>
-        <w:t xml:space="preserve">, using the system state that existed at the time of execution. This requires more than storing predictions or </w:t>
-      </w:r>
-      <w:r>
-        <w:rPr>
-          <w:lang w:val="en-US"/>
-        </w:rPr>
-        <w:lastRenderedPageBreak/>
-        <w:t>confidence scores; it requires capturing the decision context as a first-class artifact.</w:t>
+        <w:t>, using the system state that existed at the time of execution. This requires more than storing predictions or confidence scores; it requires capturing the decision context as a first-class artifact.</w:t>
       </w:r>
     </w:p>
     <w:p>
@@ -2566,8 +2475,13 @@
         <w:pStyle w:val="SC-Source"/>
         <w:shd w:val="pct50" w:color="C1E4F5" w:themeColor="accent1" w:themeTint="33" w:fill="auto"/>
       </w:pPr>
-      <w:r>
-        <w:t>decision_record = {</w:t>
+      <w:proofErr w:type="spellStart"/>
+      <w:r>
+        <w:t>decision_record</w:t>
+      </w:r>
+      <w:proofErr w:type="spellEnd"/>
+      <w:r>
+        <w:t xml:space="preserve"> = {</w:t>
       </w:r>
     </w:p>
     <w:p>
@@ -2576,7 +2490,15 @@
         <w:shd w:val="pct50" w:color="C1E4F5" w:themeColor="accent1" w:themeTint="33" w:fill="auto"/>
       </w:pPr>
       <w:r>
-        <w:t xml:space="preserve">    "decision_id": "D-2025-06-1421",</w:t>
+        <w:t xml:space="preserve">    "</w:t>
+      </w:r>
+      <w:proofErr w:type="spellStart"/>
+      <w:r>
+        <w:t>decision_id</w:t>
+      </w:r>
+      <w:proofErr w:type="spellEnd"/>
+      <w:r>
+        <w:t>": "D-2025-06-1421",</w:t>
       </w:r>
     </w:p>
     <w:p>
@@ -2594,7 +2516,15 @@
         <w:shd w:val="pct50" w:color="C1E4F5" w:themeColor="accent1" w:themeTint="33" w:fill="auto"/>
       </w:pPr>
       <w:r>
-        <w:t xml:space="preserve">    "model_id": "alert_classifier_v3.4.2",</w:t>
+        <w:t xml:space="preserve">    "</w:t>
+      </w:r>
+      <w:proofErr w:type="spellStart"/>
+      <w:r>
+        <w:t>model_id</w:t>
+      </w:r>
+      <w:proofErr w:type="spellEnd"/>
+      <w:r>
+        <w:t>": "alert_classifier_v3.4.2",</w:t>
       </w:r>
     </w:p>
     <w:p>
@@ -2603,7 +2533,15 @@
         <w:shd w:val="pct50" w:color="C1E4F5" w:themeColor="accent1" w:themeTint="33" w:fill="auto"/>
       </w:pPr>
       <w:r>
-        <w:t xml:space="preserve">    "model_hash": "8f2c9a1e",</w:t>
+        <w:t xml:space="preserve">    "</w:t>
+      </w:r>
+      <w:proofErr w:type="spellStart"/>
+      <w:r>
+        <w:t>model_hash</w:t>
+      </w:r>
+      <w:proofErr w:type="spellEnd"/>
+      <w:r>
+        <w:t>": "8f2c9a1e",</w:t>
       </w:r>
     </w:p>
     <w:p>
@@ -2612,7 +2550,15 @@
         <w:shd w:val="pct50" w:color="C1E4F5" w:themeColor="accent1" w:themeTint="33" w:fill="auto"/>
       </w:pPr>
       <w:r>
-        <w:t xml:space="preserve">    "data_snapshot": "telemetry_snapshot_2025_06_18",</w:t>
+        <w:t xml:space="preserve">    "</w:t>
+      </w:r>
+      <w:proofErr w:type="spellStart"/>
+      <w:r>
+        <w:t>data_snapshot</w:t>
+      </w:r>
+      <w:proofErr w:type="spellEnd"/>
+      <w:r>
+        <w:t>": "telemetry_snapshot_2025_06_18",</w:t>
       </w:r>
     </w:p>
     <w:p>
@@ -2621,7 +2567,15 @@
         <w:shd w:val="pct50" w:color="C1E4F5" w:themeColor="accent1" w:themeTint="33" w:fill="auto"/>
       </w:pPr>
       <w:r>
-        <w:t xml:space="preserve">    "policy_version": "policy_escalation_2.1",</w:t>
+        <w:t xml:space="preserve">    "</w:t>
+      </w:r>
+      <w:proofErr w:type="spellStart"/>
+      <w:r>
+        <w:t>policy_version</w:t>
+      </w:r>
+      <w:proofErr w:type="spellEnd"/>
+      <w:r>
+        <w:t>": "policy_escalation_2.1",</w:t>
       </w:r>
     </w:p>
     <w:p>
@@ -2666,7 +2620,15 @@
         <w:shd w:val="pct50" w:color="C1E4F5" w:themeColor="accent1" w:themeTint="33" w:fill="auto"/>
       </w:pPr>
       <w:r>
-        <w:t xml:space="preserve">    "review_required": true</w:t>
+        <w:t xml:space="preserve">    "</w:t>
+      </w:r>
+      <w:proofErr w:type="spellStart"/>
+      <w:r>
+        <w:t>review_required</w:t>
+      </w:r>
+      <w:proofErr w:type="spellEnd"/>
+      <w:r>
+        <w:t>": true</w:t>
       </w:r>
     </w:p>
     <w:p>
@@ -2683,8 +2645,21 @@
         <w:pStyle w:val="SC-Source"/>
         <w:shd w:val="pct50" w:color="C1E4F5" w:themeColor="accent1" w:themeTint="33" w:fill="auto"/>
       </w:pPr>
-      <w:r>
-        <w:t>audit_log.append(decision_record)</w:t>
+      <w:proofErr w:type="spellStart"/>
+      <w:r>
+        <w:t>audit_log.append</w:t>
+      </w:r>
+      <w:proofErr w:type="spellEnd"/>
+      <w:r>
+        <w:t>(</w:t>
+      </w:r>
+      <w:proofErr w:type="spellStart"/>
+      <w:r>
+        <w:t>decision_record</w:t>
+      </w:r>
+      <w:proofErr w:type="spellEnd"/>
+      <w:r>
+        <w:t>)</w:t>
       </w:r>
     </w:p>
     <w:p>
@@ -2763,16 +2738,6 @@
     <w:p>
       <w:pPr>
         <w:pStyle w:val="Body"/>
-      </w:pPr>
-      <w:r>
-        <w:pict w14:anchorId="4E74CB6F">
-          <v:rect id="_x0000_i1067" style="width:0;height:1.5pt" o:hralign="center" o:hrstd="t" o:hr="t" fillcolor="#a0a0a0" stroked="f"/>
-        </w:pict>
-      </w:r>
-    </w:p>
-    <w:p>
-      <w:pPr>
-        <w:pStyle w:val="Body"/>
         <w:rPr>
           <w:b/>
           <w:bCs/>
@@ -2807,10 +2772,11 @@
     <w:p>
       <w:pPr>
         <w:pStyle w:val="Body"/>
+        <w:jc w:val="center"/>
       </w:pPr>
       <w:r>
         <w:pict w14:anchorId="38B43795">
-          <v:shape id="_x0000_i1069" type="#_x0000_t75" style="width:127.1pt;height:39.45pt" equationxml="&lt;?xml version=&quot;1.0&quot; encoding=&quot;UTF-8&quot; standalone=&quot;yes&quot;?&gt;&#10;&lt;?mso-application progid=&quot;Word.Document&quot;?&gt;&#10;&lt;w:wordDocument xmlns:aml=&quot;http://schemas.microsoft.com/aml/2001/core&quot; xmlns:wpc=&quot;http://schemas.microsoft.com/office/word/2010/wordprocessingCanvas&quot; xmlns:cx=&quot;http://schemas.microsoft.com/office/drawing/2014/chartex&quot; xmlns:cx1=&quot;http://schemas.microsoft.com/office/drawing/2015/9/8/chartex&quot; xmlns:cx2=&quot;http://schemas.microsoft.com/office/drawing/2015/10/21/chartex&quot; xmlns:cx3=&quot;http://schemas.microsoft.com/office/drawing/2016/5/9/chartex&quot; xmlns:cx4=&quot;http://schemas.microsoft.com/office/drawing/2016/5/10/chartex&quot; xmlns:cx5=&quot;http://schemas.microsoft.com/office/drawing/2016/5/11/chartex&quot; xmlns:cx6=&quot;http://schemas.microsoft.com/office/drawing/2016/5/12/chartex&quot; xmlns:cx7=&quot;http://schemas.microsoft.com/office/drawing/2016/5/13/chartex&quot; xmlns:cx8=&quot;http://schemas.microsoft.com/office/drawing/2016/5/14/chartex&quot; xmlns:cr=&quot;http://schemas.microsoft.com/office/comments/2020/reactions&quot; xmlns:dt=&quot;uuid:C2F41010-65B3-11d1-A29F-00AA00C14882&quot; xmlns:mc=&quot;http://schemas.openxmlformats.org/markup-compatibility/2006&quot; xmlns:aink=&quot;http://schemas.microsoft.com/office/drawing/2016/ink&quot; xmlns:am3d=&quot;http://schemas.microsoft.com/office/drawing/2017/model3d&quot; xmlns:o=&quot;urn:schemas-microsoft-com:office:office&quot; xmlns:oel=&quot;http://schemas.microsoft.com/office/2019/extlst&quot; xmlns:m=&quot;http://schemas.openxmlformats.org/officeDocument/2006/math&quot; xmlns:v=&quot;urn:schemas-microsoft-com:vml&quot; xmlns:w10=&quot;urn:schemas-microsoft-com:office:word&quot; xmlns:w=&quot;http://schemas.microsoft.com/office/word/2003/wordml&quot; xmlns:wx=&quot;http://schemas.microsoft.com/office/word/2003/auxHint&quot; xmlns:wne=&quot;http://schemas.microsoft.com/office/word/2006/wordml&quot; xmlns:wsp=&quot;http://schemas.microsoft.com/office/word/2003/wordml/sp2&quot; xmlns:sl=&quot;http://schemas.microsoft.com/schemaLibrary/2003/core&quot; w:macrosPresent=&quot;no&quot; w:embeddedObjPresent=&quot;no&quot; w:ocxPresent=&quot;no&quot; xml:space=&quot;preserve&quot;&gt;&lt;w:ignoreSubtree w:val=&quot;http://schemas.microsoft.com/office/word/2003/wordml/sp2&quot;/&gt;&lt;o:DocumentProperties&gt;&lt;o:Version&gt;16&lt;/o:Version&gt;&lt;/o:DocumentProperties&gt;&lt;w:docPr&gt;&lt;w:view w:val=&quot;print&quot;/&gt;&lt;w:zoom w:percent=&quot;120&quot;/&gt;&lt;w:stylePaneFormatFilter w:val=&quot;3F01&quot;/&gt;&lt;w:defaultTabStop w:val=&quot;720&quot;/&gt;&lt;w:evenAndOddHeaders/&gt;&lt;w:drawingGridHorizontalSpacing w:val=&quot;120&quot;/&gt;&lt;w:displayHorizontalDrawingGridEvery w:val=&quot;2&quot;/&gt;&lt;w:punctuationKerning/&gt;&lt;w:characterSpacingControl w:val=&quot;DontCompress&quot;/&gt;&lt;w:optimizeForBrowser/&gt;&lt;w:targetScreenSz w:val=&quot;800x600&quot;/&gt;&lt;w:savePreviewPicture/&gt;&lt;w:validateAgainstSchema/&gt;&lt;w:saveInvalidXML w:val=&quot;off&quot;/&gt;&lt;w:ignoreMixedContent w:val=&quot;off&quot;/&gt;&lt;w:alwaysShowPlaceholderText w:val=&quot;off&quot;/&gt;&lt;w:compat&gt;&lt;w:breakWrappedTables/&gt;&lt;w:snapToGridInCell/&gt;&lt;w:wrapTextWithPunct/&gt;&lt;w:useAsianBreakRules/&gt;&lt;w:dontGrowAutofit/&gt;&lt;/w:compat&gt;&lt;wsp:rsids&gt;&lt;wsp:rsidRoot wsp:val=&quot;002E0D90&quot;/&gt;&lt;wsp:rsid wsp:val=&quot;00013F7D&quot;/&gt;&lt;wsp:rsid wsp:val=&quot;00025E7D&quot;/&gt;&lt;wsp:rsid wsp:val=&quot;0002677C&quot;/&gt;&lt;wsp:rsid wsp:val=&quot;00031988&quot;/&gt;&lt;wsp:rsid wsp:val=&quot;00071701&quot;/&gt;&lt;wsp:rsid wsp:val=&quot;00071AA2&quot;/&gt;&lt;wsp:rsid wsp:val=&quot;00086DEC&quot;/&gt;&lt;wsp:rsid wsp:val=&quot;000A0C5B&quot;/&gt;&lt;wsp:rsid wsp:val=&quot;000C6FB8&quot;/&gt;&lt;wsp:rsid wsp:val=&quot;000F0DB8&quot;/&gt;&lt;wsp:rsid wsp:val=&quot;00112F3E&quot;/&gt;&lt;wsp:rsid wsp:val=&quot;00132087&quot;/&gt;&lt;wsp:rsid wsp:val=&quot;00132480&quot;/&gt;&lt;wsp:rsid wsp:val=&quot;001820EA&quot;/&gt;&lt;wsp:rsid wsp:val=&quot;00192383&quot;/&gt;&lt;wsp:rsid wsp:val=&quot;001D11C1&quot;/&gt;&lt;wsp:rsid wsp:val=&quot;001E4FD9&quot;/&gt;&lt;wsp:rsid wsp:val=&quot;00203F69&quot;/&gt;&lt;wsp:rsid wsp:val=&quot;00243D25&quot;/&gt;&lt;wsp:rsid wsp:val=&quot;00251DCE&quot;/&gt;&lt;wsp:rsid wsp:val=&quot;0029798A&quot;/&gt;&lt;wsp:rsid wsp:val=&quot;002B4A85&quot;/&gt;&lt;wsp:rsid wsp:val=&quot;002C6ED3&quot;/&gt;&lt;wsp:rsid wsp:val=&quot;002E0D50&quot;/&gt;&lt;wsp:rsid wsp:val=&quot;002E0D90&quot;/&gt;&lt;wsp:rsid wsp:val=&quot;002E59F9&quot;/&gt;&lt;wsp:rsid wsp:val=&quot;00321646&quot;/&gt;&lt;wsp:rsid wsp:val=&quot;00342E2A&quot;/&gt;&lt;wsp:rsid wsp:val=&quot;00370753&quot;/&gt;&lt;wsp:rsid wsp:val=&quot;00373806&quot;/&gt;&lt;wsp:rsid wsp:val=&quot;003864E9&quot;/&gt;&lt;wsp:rsid wsp:val=&quot;003C5569&quot;/&gt;&lt;wsp:rsid wsp:val=&quot;003C70B2&quot;/&gt;&lt;wsp:rsid wsp:val=&quot;003D4D9A&quot;/&gt;&lt;wsp:rsid wsp:val=&quot;0040066A&quot;/&gt;&lt;wsp:rsid wsp:val=&quot;004340D5&quot;/&gt;&lt;wsp:rsid wsp:val=&quot;0046370F&quot;/&gt;&lt;wsp:rsid wsp:val=&quot;00473582&quot;/&gt;&lt;wsp:rsid wsp:val=&quot;004A7CEB&quot;/&gt;&lt;wsp:rsid wsp:val=&quot;004B5586&quot;/&gt;&lt;wsp:rsid wsp:val=&quot;004D3E54&quot;/&gt;&lt;wsp:rsid wsp:val=&quot;004E5946&quot;/&gt;&lt;wsp:rsid wsp:val=&quot;005375C1&quot;/&gt;&lt;wsp:rsid wsp:val=&quot;00546952&quot;/&gt;&lt;wsp:rsid wsp:val=&quot;00557FE6&quot;/&gt;&lt;wsp:rsid wsp:val=&quot;0059063E&quot;/&gt;&lt;wsp:rsid wsp:val=&quot;0059560F&quot;/&gt;&lt;wsp:rsid wsp:val=&quot;005A3736&quot;/&gt;&lt;wsp:rsid wsp:val=&quot;005C4E85&quot;/&gt;&lt;wsp:rsid wsp:val=&quot;005D6017&quot;/&gt;&lt;wsp:rsid wsp:val=&quot;00616822&quot;/&gt;&lt;wsp:rsid wsp:val=&quot;00620C81&quot;/&gt;&lt;wsp:rsid wsp:val=&quot;00637B2A&quot;/&gt;&lt;wsp:rsid wsp:val=&quot;006550FA&quot;/&gt;&lt;wsp:rsid wsp:val=&quot;006A32F5&quot;/&gt;&lt;wsp:rsid wsp:val=&quot;006A4F69&quot;/&gt;&lt;wsp:rsid wsp:val=&quot;006B3EF2&quot;/&gt;&lt;wsp:rsid wsp:val=&quot;006D42AF&quot;/&gt;&lt;wsp:rsid wsp:val=&quot;006D6410&quot;/&gt;&lt;wsp:rsid wsp:val=&quot;006F6550&quot;/&gt;&lt;wsp:rsid wsp:val=&quot;00747EA8&quot;/&gt;&lt;wsp:rsid wsp:val=&quot;0075351D&quot;/&gt;&lt;wsp:rsid wsp:val=&quot;0078792B&quot;/&gt;&lt;wsp:rsid wsp:val=&quot;007951B3&quot;/&gt;&lt;wsp:rsid wsp:val=&quot;007963F7&quot;/&gt;&lt;wsp:rsid wsp:val=&quot;007F3FF8&quot;/&gt;&lt;wsp:rsid wsp:val=&quot;00833446&quot;/&gt;&lt;wsp:rsid wsp:val=&quot;008377D3&quot;/&gt;&lt;wsp:rsid wsp:val=&quot;00854E4B&quot;/&gt;&lt;wsp:rsid wsp:val=&quot;00867D87&quot;/&gt;&lt;wsp:rsid wsp:val=&quot;008D1D91&quot;/&gt;&lt;wsp:rsid wsp:val=&quot;008E3BE3&quot;/&gt;&lt;wsp:rsid wsp:val=&quot;008E63EA&quot;/&gt;&lt;wsp:rsid wsp:val=&quot;008F16E1&quot;/&gt;&lt;wsp:rsid wsp:val=&quot;008F748B&quot;/&gt;&lt;wsp:rsid wsp:val=&quot;0092094D&quot;/&gt;&lt;wsp:rsid wsp:val=&quot;009233AF&quot;/&gt;&lt;wsp:rsid wsp:val=&quot;00974D35&quot;/&gt;&lt;wsp:rsid wsp:val=&quot;00977B65&quot;/&gt;&lt;wsp:rsid wsp:val=&quot;009C5BC3&quot;/&gt;&lt;wsp:rsid wsp:val=&quot;009D5D6A&quot;/&gt;&lt;wsp:rsid wsp:val=&quot;009E4CEE&quot;/&gt;&lt;wsp:rsid wsp:val=&quot;009F16E4&quot;/&gt;&lt;wsp:rsid wsp:val=&quot;00A0484A&quot;/&gt;&lt;wsp:rsid wsp:val=&quot;00A249C2&quot;/&gt;&lt;wsp:rsid wsp:val=&quot;00A745BC&quot;/&gt;&lt;wsp:rsid wsp:val=&quot;00A74DA7&quot;/&gt;&lt;wsp:rsid wsp:val=&quot;00A92B86&quot;/&gt;&lt;wsp:rsid wsp:val=&quot;00AB398A&quot;/&gt;&lt;wsp:rsid wsp:val=&quot;00AC0682&quot;/&gt;&lt;wsp:rsid wsp:val=&quot;00B008C2&quot;/&gt;&lt;wsp:rsid wsp:val=&quot;00B14705&quot;/&gt;&lt;wsp:rsid wsp:val=&quot;00B14B40&quot;/&gt;&lt;wsp:rsid wsp:val=&quot;00B2097D&quot;/&gt;&lt;wsp:rsid wsp:val=&quot;00B46279&quot;/&gt;&lt;wsp:rsid wsp:val=&quot;00B743A3&quot;/&gt;&lt;wsp:rsid wsp:val=&quot;00BE5170&quot;/&gt;&lt;wsp:rsid wsp:val=&quot;00C05CA8&quot;/&gt;&lt;wsp:rsid wsp:val=&quot;00C81C8F&quot;/&gt;&lt;wsp:rsid wsp:val=&quot;00CC43A4&quot;/&gt;&lt;wsp:rsid wsp:val=&quot;00CF4CCF&quot;/&gt;&lt;wsp:rsid wsp:val=&quot;00D04AE2&quot;/&gt;&lt;wsp:rsid wsp:val=&quot;00D139D6&quot;/&gt;&lt;wsp:rsid wsp:val=&quot;00D256FD&quot;/&gt;&lt;wsp:rsid wsp:val=&quot;00D7095F&quot;/&gt;&lt;wsp:rsid wsp:val=&quot;00D7740B&quot;/&gt;&lt;wsp:rsid wsp:val=&quot;00DA085B&quot;/&gt;&lt;wsp:rsid wsp:val=&quot;00DB0D40&quot;/&gt;&lt;wsp:rsid wsp:val=&quot;00DC6330&quot;/&gt;&lt;wsp:rsid wsp:val=&quot;00E06FA1&quot;/&gt;&lt;wsp:rsid wsp:val=&quot;00E1073E&quot;/&gt;&lt;wsp:rsid wsp:val=&quot;00E828B3&quot;/&gt;&lt;wsp:rsid wsp:val=&quot;00E9673A&quot;/&gt;&lt;wsp:rsid wsp:val=&quot;00EA1B80&quot;/&gt;&lt;wsp:rsid wsp:val=&quot;00EA6739&quot;/&gt;&lt;wsp:rsid wsp:val=&quot;00EB7D83&quot;/&gt;&lt;wsp:rsid wsp:val=&quot;00EC0282&quot;/&gt;&lt;wsp:rsid wsp:val=&quot;00EF13E4&quot;/&gt;&lt;wsp:rsid wsp:val=&quot;00F076C8&quot;/&gt;&lt;wsp:rsid wsp:val=&quot;00F265A2&quot;/&gt;&lt;wsp:rsid wsp:val=&quot;00F3229D&quot;/&gt;&lt;wsp:rsid wsp:val=&quot;00F46908&quot;/&gt;&lt;wsp:rsid wsp:val=&quot;00F95DD0&quot;/&gt;&lt;wsp:rsid wsp:val=&quot;00FB0344&quot;/&gt;&lt;wsp:rsid wsp:val=&quot;00FE6BDC&quot;/&gt;&lt;/wsp:rsids&gt;&lt;/w:docPr&gt;&lt;w:body&gt;&lt;wx:sect&gt;&lt;w:p wsp:rsidR=&quot;00E1073E&quot; wsp:rsidRPr=&quot;00E1073E&quot; wsp:rsidRDefault=&quot;00E1073E&quot; wsp:rsidP=&quot;00E1073E&quot;&gt;&lt;m:oMathPara&gt;&lt;m:oMath&gt;&lt;m:r&gt;&lt;w:rPr&gt;&lt;w:rFonts w:ascii=&quot;Cambria Math&quot; w:h-ansi=&quot;Cambria Math&quot;/&gt;&lt;wx:font wx:val=&quot;Cambria Math&quot;/&gt;&lt;w:i/&gt;&lt;/w:rPr&gt;&lt;m:t&gt;R=&lt;/m:t&gt;&lt;/m:r&gt;&lt;m:nary&gt;&lt;m:naryPr&gt;&lt;m:chr m:val=&quot;âˆ‘&quot;/&gt;&lt;m:limLoc m:val=&quot;undOvr&quot;/&gt;&lt;m:grow m:val=&quot;1&quot;/&gt;&lt;m:ctrlPr&gt;&lt;w:rPr&gt;&lt;w:rFonts w:ascii=&quot;Cambria Math&quot; w:h-ansi=&quot;Cambria Math&quot;/&gt;&lt;wx:font wx:val=&quot;Cambria Math&quot;/&gt;&lt;/w:rPr&gt;&lt;/m:ctrlPr&gt;&lt;/m:naryPr&gt;&lt;m:sub&gt;&lt;m:r&gt;&lt;w:rPr&gt;&lt;w:rFonts w:ascii=&quot;Cambria Math&quot; w:h-ansi=&quot;Cambria Math&quot;/&gt;&lt;wx:font wx:val=&quot;Cambria Math&quot;/&gt;&lt;w:i/&gt;&lt;/w:rPr&gt;&lt;m:t&gt;i=1&lt;/m:t&gt;&lt;/m:r&gt;&lt;/m:sub&gt;&lt;m:sup&gt;&lt;m:r&gt;&lt;w:rPr&gt;&lt;w:rFonts w:ascii=&quot;Cambria Math&quot; w:h-ansi=&quot;Cambria Math&quot;/&gt;&lt;wx:font wx:val=&quot;Cambria Math&quot;/&gt;&lt;w:i/&gt;&lt;/w:rPr&gt;&lt;m:t&gt;n&lt;/m:t&gt;&lt;/m:r&gt;&lt;/m:sup&gt;&lt;m:e&gt;&lt;m:r&gt;&lt;w:rPr&gt;&lt;w:rFonts w:ascii=&quot;Cambria Math&quot; w:h-ansi=&quot;Cambria Math&quot;/&gt;&lt;wx:font wx:val=&quot;Cambria Math&quot;/&gt;&lt;w:i/&gt;&lt;/w:rPr&gt;&lt;m:t&gt;P(&lt;/m:t&gt;&lt;/m:r&gt;&lt;/m:e&gt;&lt;/m:nary&gt;&lt;m:sSub&gt;&lt;m:sSubPr&gt;&lt;m:ctrlPr&gt;&lt;w:rPr&gt;&lt;w:rFonts w:ascii=&quot;Cambria Math&quot; w:h-ansi=&quot;Cambria Math&quot;/&gt;&lt;wx:font wx:val=&quot;Cambria Math&quot;/&gt;&lt;/w:rPr&gt;&lt;/m:ctrlPr&gt;&lt;/m:sSubPr&gt;&lt;m:e&gt;&lt;m:r&gt;&lt;w:rPr&gt;&lt;w:rFonts w:ascii=&quot;Cambria Math&quot; w:h-ansi=&quot;Cambria Math&quot;/&gt;&lt;wx:font wx:val=&quot;Cambria Math&quot;/&gt;&lt;w:i/&gt;&lt;/w:rPr&gt;&lt;m:t&gt;e&lt;/m:t&gt;&lt;/m:r&gt;&lt;/m:e&gt;&lt;m:sub&gt;&lt;m:r&gt;&lt;w:rPr&gt;&lt;w:rFonts w:ascii=&quot;Cambria Math&quot; w:h-ansi=&quot;Cambria Math&quot;/&gt;&lt;wx:font wx:val=&quot;Cambria Math&quot;/&gt;&lt;w:i/&gt;&lt;/w:rPr&gt;&lt;m:t&gt;i&lt;/m:t&gt;&lt;/m:r&gt;&lt;/m:sub&gt;&lt;/m:sSub&gt;&lt;m:r&gt;&lt;w:rPr&gt;&lt;w:rFonts w:ascii=&quot;Cambria Math&quot; w:h-ansi=&quot;Cambria Math&quot;/&gt;&lt;wx:font wx:val=&quot;Cambria Math&quot;/&gt;&lt;w:i/&gt;&lt;/w:rPr&gt;&lt;m:t&gt;âˆ£&lt;/m:t&gt;&lt;/m:r&gt;&lt;m:sSub&gt;&lt;m:sSubPr&gt;&lt;m:ctrlPr&gt;&lt;w:rPr&gt;&lt;w:rFonts w:ascii=&quot;Cambria Math&quot; w:h-ansi=&quot;Cambria Math&quot;/&gt;&lt;wx:font wx:val=&quot;Cambria Math&quot;/&gt;&lt;/w:rPr&gt;&lt;/m:ctrlPr&gt;&lt;/m:sSubPr&gt;&lt;m:e&gt;&lt;m:r&gt;&lt;w:rPr&gt;&lt;w:rFonts w:ascii=&quot;Cambria Math&quot; w:h-ansi=&quot;Cambria Math&quot;/&gt;&lt;wx:font wx:val=&quot;Cambria Math&quot;/&gt;&lt;w:i/&gt;&lt;/w:rPr&gt;&lt;m:t&gt;a&lt;/m:t&gt;&lt;/m:r&gt;&lt;/m:e&gt;&lt;m:sub&gt;&lt;m:r&gt;&lt;w:rPr&gt;&lt;w:rFonts w:ascii=&quot;Cambria Math&quot; w:h-ansi=&quot;Cambria Math&quot;/&gt;&lt;wx:font wx:val=&quot;Cambria Math&quot;/&gt;&lt;w:i/&gt;&lt;/w:rPr&gt;&lt;m:t&gt;i&lt;/m:t&gt;&lt;/m:r&gt;&lt;/m:sub&gt;&lt;/m:sSub&gt;&lt;m:r&gt;&lt;w:rPr&gt;&lt;w:rFonts w:ascii=&quot;Cambria Math&quot; w:h-ansi=&quot;Cambria Math&quot;/&gt;&lt;wx:font wx:val=&quot;Cambria Math&quot;/&gt;&lt;w:i/&gt;&lt;/w:rPr&gt;&lt;m:t&gt;)â‹…C(&lt;/m:t&gt;&lt;/m:r&gt;&lt;m:sSub&gt;&lt;m:sSubPr&gt;&lt;m:ctrlPr&gt;&lt;w:rPr&gt;&lt;w:rFonts w:ascii=&quot;Cambria Math&quot; w:h-ansi=&quot;Cambria Math&quot;/&gt;&lt;wx:font wx:val=&quot;Cambria Math&quot;/&gt;&lt;/w:rPr&gt;&lt;/m:ctrlPr&gt;&lt;/m:sSubPr&gt;&lt;m:e&gt;&lt;m:r&gt;&lt;w:rPr&gt;&lt;w:rFonts w:ascii=&quot;Cambria Math&quot; w:h-ansi=&quot;Cambria Math&quot;/&gt;&lt;wx:font wx:val=&quot;Cambria Math&quot;/&gt;&lt;w:i/&gt;&lt;/w:rPr&gt;&lt;m:t&gt;e&lt;/m:t&gt;&lt;/m:r&gt;&lt;/m:e&gt;&lt;m:sub&gt;&lt;m:r&gt;&lt;w:rPr&gt;&lt;w:rFonts w:ascii=&quot;Cambria Math&quot; w:h-ansi=&quot;Cambria Math&quot;/&gt;&lt;wx:font wx:val=&quot;Cambria Math&quot;/&gt;&lt;w:i/&gt;&lt;/w:rPr&gt;&lt;m:t&gt;i&lt;/m:t&gt;&lt;/m:r&gt;&lt;/m:sub&gt;&lt;/m:sSub&gt;&lt;m:r&gt;&lt;w:rPr&gt;&lt;w:rFonts w:ascii=&quot;Cambria Math&quot; w:h-ansi=&quot;Cambria Math&quot;/&gt;&lt;wx:font wx:val=&quot;Cambria Math&quot;/&gt;&lt;w:i/&gt;&lt;/w:rPr&gt;&lt;m:t&gt;)&lt;/m:t&gt;&lt;/m:r&gt;&lt;/m:oMath&gt;&lt;/m:oMathPara&gt;&lt;/w:p&gt;&lt;w:sectPr wsp:rsidR=&quot;00000000&quot; wsp:rsidRPr=&quot;00E1073E&quot;&gt;&lt;w:pgSz w:w=&quot;12240&quot; w:h=&quot;15840&quot;/&gt;&lt;w:pgMar w:top=&quot;1440&quot; w:right=&quot;1440&quot; w:bottom=&quot;1440&quot; w:left=&quot;1440&quot; w:header=&quot;720&quot; w:footer=&quot;720&quot; w:gutter=&quot;0&quot;/&gt;&lt;w:cols w:space=&quot;720&quot;/&gt;&lt;/w:sectPr&gt;&lt;/wx:sect&gt;&lt;/w:body&gt;&lt;/w:wordDocument&gt;">
+          <v:shape id="_x0000_i1038" type="#_x0000_t75" style="width:127.15pt;height:39.45pt" equationxml="&lt;?xml version=&quot;1.0&quot; encoding=&quot;UTF-8&quot; standalone=&quot;yes&quot;?&gt;&#10;&lt;?mso-application progid=&quot;Word.Document&quot;?&gt;&#10;&lt;w:wordDocument xmlns:aml=&quot;http://schemas.microsoft.com/aml/2001/core&quot; xmlns:wpc=&quot;http://schemas.microsoft.com/office/word/2010/wordprocessingCanvas&quot; xmlns:cx=&quot;http://schemas.microsoft.com/office/drawing/2014/chartex&quot; xmlns:cx1=&quot;http://schemas.microsoft.com/office/drawing/2015/9/8/chartex&quot; xmlns:cx2=&quot;http://schemas.microsoft.com/office/drawing/2015/10/21/chartex&quot; xmlns:cx3=&quot;http://schemas.microsoft.com/office/drawing/2016/5/9/chartex&quot; xmlns:cx4=&quot;http://schemas.microsoft.com/office/drawing/2016/5/10/chartex&quot; xmlns:cx5=&quot;http://schemas.microsoft.com/office/drawing/2016/5/11/chartex&quot; xmlns:cx6=&quot;http://schemas.microsoft.com/office/drawing/2016/5/12/chartex&quot; xmlns:cx7=&quot;http://schemas.microsoft.com/office/drawing/2016/5/13/chartex&quot; xmlns:cx8=&quot;http://schemas.microsoft.com/office/drawing/2016/5/14/chartex&quot; xmlns:cr=&quot;http://schemas.microsoft.com/office/comments/2020/reactions&quot; xmlns:dt=&quot;uuid:C2F41010-65B3-11d1-A29F-00AA00C14882&quot; xmlns:mc=&quot;http://schemas.openxmlformats.org/markup-compatibility/2006&quot; xmlns:aink=&quot;http://schemas.microsoft.com/office/drawing/2016/ink&quot; xmlns:am3d=&quot;http://schemas.microsoft.com/office/drawing/2017/model3d&quot; xmlns:o=&quot;urn:schemas-microsoft-com:office:office&quot; xmlns:oel=&quot;http://schemas.microsoft.com/office/2019/extlst&quot; xmlns:m=&quot;http://schemas.openxmlformats.org/officeDocument/2006/math&quot; xmlns:v=&quot;urn:schemas-microsoft-com:vml&quot; xmlns:w10=&quot;urn:schemas-microsoft-com:office:word&quot; xmlns:w=&quot;http://schemas.microsoft.com/office/word/2003/wordml&quot; xmlns:wx=&quot;http://schemas.microsoft.com/office/word/2003/auxHint&quot; xmlns:wne=&quot;http://schemas.microsoft.com/office/word/2006/wordml&quot; xmlns:wsp=&quot;http://schemas.microsoft.com/office/word/2003/wordml/sp2&quot; xmlns:sl=&quot;http://schemas.microsoft.com/schemaLibrary/2003/core&quot; w:macrosPresent=&quot;no&quot; w:embeddedObjPresent=&quot;no&quot; w:ocxPresent=&quot;no&quot; xml:space=&quot;preserve&quot;&gt;&lt;w:ignoreSubtree w:val=&quot;http://schemas.microsoft.com/office/word/2003/wordml/sp2&quot;/&gt;&lt;o:DocumentProperties&gt;&lt;o:Version&gt;16&lt;/o:Version&gt;&lt;/o:DocumentProperties&gt;&lt;w:docPr&gt;&lt;w:view w:val=&quot;print&quot;/&gt;&lt;w:zoom w:percent=&quot;120&quot;/&gt;&lt;w:stylePaneFormatFilter w:val=&quot;3F01&quot;/&gt;&lt;w:defaultTabStop w:val=&quot;720&quot;/&gt;&lt;w:evenAndOddHeaders/&gt;&lt;w:drawingGridHorizontalSpacing w:val=&quot;120&quot;/&gt;&lt;w:displayHorizontalDrawingGridEvery w:val=&quot;2&quot;/&gt;&lt;w:punctuationKerning/&gt;&lt;w:characterSpacingControl w:val=&quot;DontCompress&quot;/&gt;&lt;w:optimizeForBrowser/&gt;&lt;w:targetScreenSz w:val=&quot;800x600&quot;/&gt;&lt;w:savePreviewPicture/&gt;&lt;w:validateAgainstSchema/&gt;&lt;w:saveInvalidXML w:val=&quot;off&quot;/&gt;&lt;w:ignoreMixedContent w:val=&quot;off&quot;/&gt;&lt;w:alwaysShowPlaceholderText w:val=&quot;off&quot;/&gt;&lt;w:compat&gt;&lt;w:breakWrappedTables/&gt;&lt;w:snapToGridInCell/&gt;&lt;w:wrapTextWithPunct/&gt;&lt;w:useAsianBreakRules/&gt;&lt;w:dontGrowAutofit/&gt;&lt;/w:compat&gt;&lt;wsp:rsids&gt;&lt;wsp:rsidRoot wsp:val=&quot;002E0D90&quot;/&gt;&lt;wsp:rsid wsp:val=&quot;00013F7D&quot;/&gt;&lt;wsp:rsid wsp:val=&quot;00025E7D&quot;/&gt;&lt;wsp:rsid wsp:val=&quot;0002677C&quot;/&gt;&lt;wsp:rsid wsp:val=&quot;00031988&quot;/&gt;&lt;wsp:rsid wsp:val=&quot;00071701&quot;/&gt;&lt;wsp:rsid wsp:val=&quot;00071AA2&quot;/&gt;&lt;wsp:rsid wsp:val=&quot;00086DEC&quot;/&gt;&lt;wsp:rsid wsp:val=&quot;000A0C5B&quot;/&gt;&lt;wsp:rsid wsp:val=&quot;000C6FB8&quot;/&gt;&lt;wsp:rsid wsp:val=&quot;000F0DB8&quot;/&gt;&lt;wsp:rsid wsp:val=&quot;00112F3E&quot;/&gt;&lt;wsp:rsid wsp:val=&quot;00132087&quot;/&gt;&lt;wsp:rsid wsp:val=&quot;00132480&quot;/&gt;&lt;wsp:rsid wsp:val=&quot;001820EA&quot;/&gt;&lt;wsp:rsid wsp:val=&quot;00192383&quot;/&gt;&lt;wsp:rsid wsp:val=&quot;001D11C1&quot;/&gt;&lt;wsp:rsid wsp:val=&quot;001E4FD9&quot;/&gt;&lt;wsp:rsid wsp:val=&quot;00203F69&quot;/&gt;&lt;wsp:rsid wsp:val=&quot;00243D25&quot;/&gt;&lt;wsp:rsid wsp:val=&quot;00251DCE&quot;/&gt;&lt;wsp:rsid wsp:val=&quot;0029798A&quot;/&gt;&lt;wsp:rsid wsp:val=&quot;002B4A85&quot;/&gt;&lt;wsp:rsid wsp:val=&quot;002C6ED3&quot;/&gt;&lt;wsp:rsid wsp:val=&quot;002E0D50&quot;/&gt;&lt;wsp:rsid wsp:val=&quot;002E0D90&quot;/&gt;&lt;wsp:rsid wsp:val=&quot;002E59F9&quot;/&gt;&lt;wsp:rsid wsp:val=&quot;00321646&quot;/&gt;&lt;wsp:rsid wsp:val=&quot;00342E2A&quot;/&gt;&lt;wsp:rsid wsp:val=&quot;00370753&quot;/&gt;&lt;wsp:rsid wsp:val=&quot;00373806&quot;/&gt;&lt;wsp:rsid wsp:val=&quot;003864E9&quot;/&gt;&lt;wsp:rsid wsp:val=&quot;003C5569&quot;/&gt;&lt;wsp:rsid wsp:val=&quot;003C70B2&quot;/&gt;&lt;wsp:rsid wsp:val=&quot;003D4D9A&quot;/&gt;&lt;wsp:rsid wsp:val=&quot;0040066A&quot;/&gt;&lt;wsp:rsid wsp:val=&quot;004340D5&quot;/&gt;&lt;wsp:rsid wsp:val=&quot;0046370F&quot;/&gt;&lt;wsp:rsid wsp:val=&quot;00473582&quot;/&gt;&lt;wsp:rsid wsp:val=&quot;004A7CEB&quot;/&gt;&lt;wsp:rsid wsp:val=&quot;004B5586&quot;/&gt;&lt;wsp:rsid wsp:val=&quot;004D3E54&quot;/&gt;&lt;wsp:rsid wsp:val=&quot;004E5946&quot;/&gt;&lt;wsp:rsid wsp:val=&quot;005375C1&quot;/&gt;&lt;wsp:rsid wsp:val=&quot;00546952&quot;/&gt;&lt;wsp:rsid wsp:val=&quot;00557FE6&quot;/&gt;&lt;wsp:rsid wsp:val=&quot;0059063E&quot;/&gt;&lt;wsp:rsid wsp:val=&quot;0059560F&quot;/&gt;&lt;wsp:rsid wsp:val=&quot;005A3736&quot;/&gt;&lt;wsp:rsid wsp:val=&quot;005C4E85&quot;/&gt;&lt;wsp:rsid wsp:val=&quot;005D6017&quot;/&gt;&lt;wsp:rsid wsp:val=&quot;00616822&quot;/&gt;&lt;wsp:rsid wsp:val=&quot;00620C81&quot;/&gt;&lt;wsp:rsid wsp:val=&quot;00637B2A&quot;/&gt;&lt;wsp:rsid wsp:val=&quot;006550FA&quot;/&gt;&lt;wsp:rsid wsp:val=&quot;006A32F5&quot;/&gt;&lt;wsp:rsid wsp:val=&quot;006A4F69&quot;/&gt;&lt;wsp:rsid wsp:val=&quot;006B3EF2&quot;/&gt;&lt;wsp:rsid wsp:val=&quot;006D42AF&quot;/&gt;&lt;wsp:rsid wsp:val=&quot;006D6410&quot;/&gt;&lt;wsp:rsid wsp:val=&quot;006F6550&quot;/&gt;&lt;wsp:rsid wsp:val=&quot;00747EA8&quot;/&gt;&lt;wsp:rsid wsp:val=&quot;0075351D&quot;/&gt;&lt;wsp:rsid wsp:val=&quot;0078792B&quot;/&gt;&lt;wsp:rsid wsp:val=&quot;007951B3&quot;/&gt;&lt;wsp:rsid wsp:val=&quot;007963F7&quot;/&gt;&lt;wsp:rsid wsp:val=&quot;007F3FF8&quot;/&gt;&lt;wsp:rsid wsp:val=&quot;00833446&quot;/&gt;&lt;wsp:rsid wsp:val=&quot;008377D3&quot;/&gt;&lt;wsp:rsid wsp:val=&quot;00854E4B&quot;/&gt;&lt;wsp:rsid wsp:val=&quot;00867D87&quot;/&gt;&lt;wsp:rsid wsp:val=&quot;008D1D91&quot;/&gt;&lt;wsp:rsid wsp:val=&quot;008E3BE3&quot;/&gt;&lt;wsp:rsid wsp:val=&quot;008E63EA&quot;/&gt;&lt;wsp:rsid wsp:val=&quot;008F16E1&quot;/&gt;&lt;wsp:rsid wsp:val=&quot;008F748B&quot;/&gt;&lt;wsp:rsid wsp:val=&quot;0092094D&quot;/&gt;&lt;wsp:rsid wsp:val=&quot;009233AF&quot;/&gt;&lt;wsp:rsid wsp:val=&quot;00974D35&quot;/&gt;&lt;wsp:rsid wsp:val=&quot;00977B65&quot;/&gt;&lt;wsp:rsid wsp:val=&quot;009C5BC3&quot;/&gt;&lt;wsp:rsid wsp:val=&quot;009D5D6A&quot;/&gt;&lt;wsp:rsid wsp:val=&quot;009E4CEE&quot;/&gt;&lt;wsp:rsid wsp:val=&quot;009F16E4&quot;/&gt;&lt;wsp:rsid wsp:val=&quot;00A0484A&quot;/&gt;&lt;wsp:rsid wsp:val=&quot;00A249C2&quot;/&gt;&lt;wsp:rsid wsp:val=&quot;00A745BC&quot;/&gt;&lt;wsp:rsid wsp:val=&quot;00A74DA7&quot;/&gt;&lt;wsp:rsid wsp:val=&quot;00A92B86&quot;/&gt;&lt;wsp:rsid wsp:val=&quot;00AB398A&quot;/&gt;&lt;wsp:rsid wsp:val=&quot;00AC0682&quot;/&gt;&lt;wsp:rsid wsp:val=&quot;00B008C2&quot;/&gt;&lt;wsp:rsid wsp:val=&quot;00B14705&quot;/&gt;&lt;wsp:rsid wsp:val=&quot;00B14B40&quot;/&gt;&lt;wsp:rsid wsp:val=&quot;00B2097D&quot;/&gt;&lt;wsp:rsid wsp:val=&quot;00B46279&quot;/&gt;&lt;wsp:rsid wsp:val=&quot;00B743A3&quot;/&gt;&lt;wsp:rsid wsp:val=&quot;00BE5170&quot;/&gt;&lt;wsp:rsid wsp:val=&quot;00C05CA8&quot;/&gt;&lt;wsp:rsid wsp:val=&quot;00C81C8F&quot;/&gt;&lt;wsp:rsid wsp:val=&quot;00CC43A4&quot;/&gt;&lt;wsp:rsid wsp:val=&quot;00CF4CCF&quot;/&gt;&lt;wsp:rsid wsp:val=&quot;00D04AE2&quot;/&gt;&lt;wsp:rsid wsp:val=&quot;00D139D6&quot;/&gt;&lt;wsp:rsid wsp:val=&quot;00D256FD&quot;/&gt;&lt;wsp:rsid wsp:val=&quot;00D7095F&quot;/&gt;&lt;wsp:rsid wsp:val=&quot;00D7740B&quot;/&gt;&lt;wsp:rsid wsp:val=&quot;00DA085B&quot;/&gt;&lt;wsp:rsid wsp:val=&quot;00DB0D40&quot;/&gt;&lt;wsp:rsid wsp:val=&quot;00DC6330&quot;/&gt;&lt;wsp:rsid wsp:val=&quot;00E06FA1&quot;/&gt;&lt;wsp:rsid wsp:val=&quot;00E1073E&quot;/&gt;&lt;wsp:rsid wsp:val=&quot;00E828B3&quot;/&gt;&lt;wsp:rsid wsp:val=&quot;00E9673A&quot;/&gt;&lt;wsp:rsid wsp:val=&quot;00EA1B80&quot;/&gt;&lt;wsp:rsid wsp:val=&quot;00EA6739&quot;/&gt;&lt;wsp:rsid wsp:val=&quot;00EB7D83&quot;/&gt;&lt;wsp:rsid wsp:val=&quot;00EC0282&quot;/&gt;&lt;wsp:rsid wsp:val=&quot;00EF13E4&quot;/&gt;&lt;wsp:rsid wsp:val=&quot;00F076C8&quot;/&gt;&lt;wsp:rsid wsp:val=&quot;00F265A2&quot;/&gt;&lt;wsp:rsid wsp:val=&quot;00F3229D&quot;/&gt;&lt;wsp:rsid wsp:val=&quot;00F46908&quot;/&gt;&lt;wsp:rsid wsp:val=&quot;00F95DD0&quot;/&gt;&lt;wsp:rsid wsp:val=&quot;00FB0344&quot;/&gt;&lt;wsp:rsid wsp:val=&quot;00FE6BDC&quot;/&gt;&lt;/wsp:rsids&gt;&lt;/w:docPr&gt;&lt;w:body&gt;&lt;wx:sect&gt;&lt;w:p wsp:rsidR=&quot;00E1073E&quot; wsp:rsidRPr=&quot;00E1073E&quot; wsp:rsidRDefault=&quot;00E1073E&quot; wsp:rsidP=&quot;00E1073E&quot;&gt;&lt;m:oMathPara&gt;&lt;m:oMath&gt;&lt;m:r&gt;&lt;w:rPr&gt;&lt;w:rFonts w:ascii=&quot;Cambria Math&quot; w:h-ansi=&quot;Cambria Math&quot;/&gt;&lt;wx:font wx:val=&quot;Cambria Math&quot;/&gt;&lt;w:i/&gt;&lt;/w:rPr&gt;&lt;m:t&gt;R=&lt;/m:t&gt;&lt;/m:r&gt;&lt;m:nary&gt;&lt;m:naryPr&gt;&lt;m:chr m:val=&quot;âˆ‘&quot;/&gt;&lt;m:limLoc m:val=&quot;undOvr&quot;/&gt;&lt;m:grow m:val=&quot;1&quot;/&gt;&lt;m:ctrlPr&gt;&lt;w:rPr&gt;&lt;w:rFonts w:ascii=&quot;Cambria Math&quot; w:h-ansi=&quot;Cambria Math&quot;/&gt;&lt;wx:font wx:val=&quot;Cambria Math&quot;/&gt;&lt;/w:rPr&gt;&lt;/m:ctrlPr&gt;&lt;/m:naryPr&gt;&lt;m:sub&gt;&lt;m:r&gt;&lt;w:rPr&gt;&lt;w:rFonts w:ascii=&quot;Cambria Math&quot; w:h-ansi=&quot;Cambria Math&quot;/&gt;&lt;wx:font wx:val=&quot;Cambria Math&quot;/&gt;&lt;w:i/&gt;&lt;/w:rPr&gt;&lt;m:t&gt;i=1&lt;/m:t&gt;&lt;/m:r&gt;&lt;/m:sub&gt;&lt;m:sup&gt;&lt;m:r&gt;&lt;w:rPr&gt;&lt;w:rFonts w:ascii=&quot;Cambria Math&quot; w:h-ansi=&quot;Cambria Math&quot;/&gt;&lt;wx:font wx:val=&quot;Cambria Math&quot;/&gt;&lt;w:i/&gt;&lt;/w:rPr&gt;&lt;m:t&gt;n&lt;/m:t&gt;&lt;/m:r&gt;&lt;/m:sup&gt;&lt;m:e&gt;&lt;m:r&gt;&lt;w:rPr&gt;&lt;w:rFonts w:ascii=&quot;Cambria Math&quot; w:h-ansi=&quot;Cambria Math&quot;/&gt;&lt;wx:font wx:val=&quot;Cambria Math&quot;/&gt;&lt;w:i/&gt;&lt;/w:rPr&gt;&lt;m:t&gt;P(&lt;/m:t&gt;&lt;/m:r&gt;&lt;/m:e&gt;&lt;/m:nary&gt;&lt;m:sSub&gt;&lt;m:sSubPr&gt;&lt;m:ctrlPr&gt;&lt;w:rPr&gt;&lt;w:rFonts w:ascii=&quot;Cambria Math&quot; w:h-ansi=&quot;Cambria Math&quot;/&gt;&lt;wx:font wx:val=&quot;Cambria Math&quot;/&gt;&lt;/w:rPr&gt;&lt;/m:ctrlPr&gt;&lt;/m:sSubPr&gt;&lt;m:e&gt;&lt;m:r&gt;&lt;w:rPr&gt;&lt;w:rFonts w:ascii=&quot;Cambria Math&quot; w:h-ansi=&quot;Cambria Math&quot;/&gt;&lt;wx:font wx:val=&quot;Cambria Math&quot;/&gt;&lt;w:i/&gt;&lt;/w:rPr&gt;&lt;m:t&gt;e&lt;/m:t&gt;&lt;/m:r&gt;&lt;/m:e&gt;&lt;m:sub&gt;&lt;m:r&gt;&lt;w:rPr&gt;&lt;w:rFonts w:ascii=&quot;Cambria Math&quot; w:h-ansi=&quot;Cambria Math&quot;/&gt;&lt;wx:font wx:val=&quot;Cambria Math&quot;/&gt;&lt;w:i/&gt;&lt;/w:rPr&gt;&lt;m:t&gt;i&lt;/m:t&gt;&lt;/m:r&gt;&lt;/m:sub&gt;&lt;/m:sSub&gt;&lt;m:r&gt;&lt;w:rPr&gt;&lt;w:rFonts w:ascii=&quot;Cambria Math&quot; w:h-ansi=&quot;Cambria Math&quot;/&gt;&lt;wx:font wx:val=&quot;Cambria Math&quot;/&gt;&lt;w:i/&gt;&lt;/w:rPr&gt;&lt;m:t&gt;âˆ£&lt;/m:t&gt;&lt;/m:r&gt;&lt;m:sSub&gt;&lt;m:sSubPr&gt;&lt;m:ctrlPr&gt;&lt;w:rPr&gt;&lt;w:rFonts w:ascii=&quot;Cambria Math&quot; w:h-ansi=&quot;Cambria Math&quot;/&gt;&lt;wx:font wx:val=&quot;Cambria Math&quot;/&gt;&lt;/w:rPr&gt;&lt;/m:ctrlPr&gt;&lt;/m:sSubPr&gt;&lt;m:e&gt;&lt;m:r&gt;&lt;w:rPr&gt;&lt;w:rFonts w:ascii=&quot;Cambria Math&quot; w:h-ansi=&quot;Cambria Math&quot;/&gt;&lt;wx:font wx:val=&quot;Cambria Math&quot;/&gt;&lt;w:i/&gt;&lt;/w:rPr&gt;&lt;m:t&gt;a&lt;/m:t&gt;&lt;/m:r&gt;&lt;/m:e&gt;&lt;m:sub&gt;&lt;m:r&gt;&lt;w:rPr&gt;&lt;w:rFonts w:ascii=&quot;Cambria Math&quot; w:h-ansi=&quot;Cambria Math&quot;/&gt;&lt;wx:font wx:val=&quot;Cambria Math&quot;/&gt;&lt;w:i/&gt;&lt;/w:rPr&gt;&lt;m:t&gt;i&lt;/m:t&gt;&lt;/m:r&gt;&lt;/m:sub&gt;&lt;/m:sSub&gt;&lt;m:r&gt;&lt;w:rPr&gt;&lt;w:rFonts w:ascii=&quot;Cambria Math&quot; w:h-ansi=&quot;Cambria Math&quot;/&gt;&lt;wx:font wx:val=&quot;Cambria Math&quot;/&gt;&lt;w:i/&gt;&lt;/w:rPr&gt;&lt;m:t&gt;)â‹…C(&lt;/m:t&gt;&lt;/m:r&gt;&lt;m:sSub&gt;&lt;m:sSubPr&gt;&lt;m:ctrlPr&gt;&lt;w:rPr&gt;&lt;w:rFonts w:ascii=&quot;Cambria Math&quot; w:h-ansi=&quot;Cambria Math&quot;/&gt;&lt;wx:font wx:val=&quot;Cambria Math&quot;/&gt;&lt;/w:rPr&gt;&lt;/m:ctrlPr&gt;&lt;/m:sSubPr&gt;&lt;m:e&gt;&lt;m:r&gt;&lt;w:rPr&gt;&lt;w:rFonts w:ascii=&quot;Cambria Math&quot; w:h-ansi=&quot;Cambria Math&quot;/&gt;&lt;wx:font wx:val=&quot;Cambria Math&quot;/&gt;&lt;w:i/&gt;&lt;/w:rPr&gt;&lt;m:t&gt;e&lt;/m:t&gt;&lt;/m:r&gt;&lt;/m:e&gt;&lt;m:sub&gt;&lt;m:r&gt;&lt;w:rPr&gt;&lt;w:rFonts w:ascii=&quot;Cambria Math&quot; w:h-ansi=&quot;Cambria Math&quot;/&gt;&lt;wx:font wx:val=&quot;Cambria Math&quot;/&gt;&lt;w:i/&gt;&lt;/w:rPr&gt;&lt;m:t&gt;i&lt;/m:t&gt;&lt;/m:r&gt;&lt;/m:sub&gt;&lt;/m:sSub&gt;&lt;m:r&gt;&lt;w:rPr&gt;&lt;w:rFonts w:ascii=&quot;Cambria Math&quot; w:h-ansi=&quot;Cambria Math&quot;/&gt;&lt;wx:font wx:val=&quot;Cambria Math&quot;/&gt;&lt;w:i/&gt;&lt;/w:rPr&gt;&lt;m:t&gt;)&lt;/m:t&gt;&lt;/m:r&gt;&lt;/m:oMath&gt;&lt;/m:oMathPara&gt;&lt;/w:p&gt;&lt;w:sectPr wsp:rsidR=&quot;00000000&quot; wsp:rsidRPr=&quot;00E1073E&quot;&gt;&lt;w:pgSz w:w=&quot;12240&quot; w:h=&quot;15840&quot;/&gt;&lt;w:pgMar w:top=&quot;1440&quot; w:right=&quot;1440&quot; w:bottom=&quot;1440&quot; w:left=&quot;1440&quot; w:header=&quot;720&quot; w:footer=&quot;720&quot; w:gutter=&quot;0&quot;/&gt;&lt;w:cols w:space=&quot;720&quot;/&gt;&lt;/w:sectPr&gt;&lt;/wx:sect&gt;&lt;/w:body&gt;&lt;/w:wordDocument&gt;">
             <v:imagedata r:id="rId11" o:title="" chromakey="white"/>
           </v:shape>
         </w:pict>
@@ -2844,7 +2810,6 @@
         </w:numPr>
       </w:pPr>
       <w:r>
-        <w:lastRenderedPageBreak/>
         <w:fldChar w:fldCharType="begin"/>
       </w:r>
       <w:r>
@@ -2852,7 +2817,7 @@
       </w:r>
       <w:r>
         <w:pict w14:anchorId="277FEC46">
-          <v:shape id="_x0000_i1070" type="#_x0000_t75" style="width:10.65pt;height:14.4pt" equationxml="&lt;?xml version=&quot;1.0&quot; encoding=&quot;UTF-8&quot; standalone=&quot;yes&quot;?&gt;&#10;&lt;?mso-application progid=&quot;Word.Document&quot;?&gt;&#10;&lt;w:wordDocument xmlns:aml=&quot;http://schemas.microsoft.com/aml/2001/core&quot; xmlns:wpc=&quot;http://schemas.microsoft.com/office/word/2010/wordprocessingCanvas&quot; xmlns:cx=&quot;http://schemas.microsoft.com/office/drawing/2014/chartex&quot; xmlns:cx1=&quot;http://schemas.microsoft.com/office/drawing/2015/9/8/chartex&quot; xmlns:cx2=&quot;http://schemas.microsoft.com/office/drawing/2015/10/21/chartex&quot; xmlns:cx3=&quot;http://schemas.microsoft.com/office/drawing/2016/5/9/chartex&quot; xmlns:cx4=&quot;http://schemas.microsoft.com/office/drawing/2016/5/10/chartex&quot; xmlns:cx5=&quot;http://schemas.microsoft.com/office/drawing/2016/5/11/chartex&quot; xmlns:cx6=&quot;http://schemas.microsoft.com/office/drawing/2016/5/12/chartex&quot; xmlns:cx7=&quot;http://schemas.microsoft.com/office/drawing/2016/5/13/chartex&quot; xmlns:cx8=&quot;http://schemas.microsoft.com/office/drawing/2016/5/14/chartex&quot; xmlns:cr=&quot;http://schemas.microsoft.com/office/comments/2020/reactions&quot; xmlns:dt=&quot;uuid:C2F41010-65B3-11d1-A29F-00AA00C14882&quot; xmlns:mc=&quot;http://schemas.openxmlformats.org/markup-compatibility/2006&quot; xmlns:aink=&quot;http://schemas.microsoft.com/office/drawing/2016/ink&quot; xmlns:am3d=&quot;http://schemas.microsoft.com/office/drawing/2017/model3d&quot; xmlns:o=&quot;urn:schemas-microsoft-com:office:office&quot; xmlns:oel=&quot;http://schemas.microsoft.com/office/2019/extlst&quot; xmlns:m=&quot;http://schemas.openxmlformats.org/officeDocument/2006/math&quot; xmlns:v=&quot;urn:schemas-microsoft-com:vml&quot; xmlns:w10=&quot;urn:schemas-microsoft-com:office:word&quot; xmlns:w=&quot;http://schemas.microsoft.com/office/word/2003/wordml&quot; xmlns:wx=&quot;http://schemas.microsoft.com/office/word/2003/auxHint&quot; xmlns:wne=&quot;http://schemas.microsoft.com/office/word/2006/wordml&quot; xmlns:wsp=&quot;http://schemas.microsoft.com/office/word/2003/wordml/sp2&quot; xmlns:sl=&quot;http://schemas.microsoft.com/schemaLibrary/2003/core&quot; w:macrosPresent=&quot;no&quot; w:embeddedObjPresent=&quot;no&quot; w:ocxPresent=&quot;no&quot; xml:space=&quot;preserve&quot;&gt;&lt;w:ignoreSubtree w:val=&quot;http://schemas.microsoft.com/office/word/2003/wordml/sp2&quot;/&gt;&lt;o:DocumentProperties&gt;&lt;o:Version&gt;16&lt;/o:Version&gt;&lt;/o:DocumentProperties&gt;&lt;w:docPr&gt;&lt;w:view w:val=&quot;print&quot;/&gt;&lt;w:zoom w:percent=&quot;120&quot;/&gt;&lt;w:stylePaneFormatFilter w:val=&quot;3F01&quot;/&gt;&lt;w:defaultTabStop w:val=&quot;720&quot;/&gt;&lt;w:evenAndOddHeaders/&gt;&lt;w:drawingGridHorizontalSpacing w:val=&quot;120&quot;/&gt;&lt;w:displayHorizontalDrawingGridEvery w:val=&quot;2&quot;/&gt;&lt;w:punctuationKerning/&gt;&lt;w:characterSpacingControl w:val=&quot;DontCompress&quot;/&gt;&lt;w:optimizeForBrowser/&gt;&lt;w:targetScreenSz w:val=&quot;800x600&quot;/&gt;&lt;w:savePreviewPicture/&gt;&lt;w:validateAgainstSchema/&gt;&lt;w:saveInvalidXML w:val=&quot;off&quot;/&gt;&lt;w:ignoreMixedContent w:val=&quot;off&quot;/&gt;&lt;w:alwaysShowPlaceholderText w:val=&quot;off&quot;/&gt;&lt;w:compat&gt;&lt;w:breakWrappedTables/&gt;&lt;w:snapToGridInCell/&gt;&lt;w:wrapTextWithPunct/&gt;&lt;w:useAsianBreakRules/&gt;&lt;w:dontGrowAutofit/&gt;&lt;/w:compat&gt;&lt;wsp:rsids&gt;&lt;wsp:rsidRoot wsp:val=&quot;002E0D90&quot;/&gt;&lt;wsp:rsid wsp:val=&quot;00013F7D&quot;/&gt;&lt;wsp:rsid wsp:val=&quot;00025E7D&quot;/&gt;&lt;wsp:rsid wsp:val=&quot;0002677C&quot;/&gt;&lt;wsp:rsid wsp:val=&quot;00031988&quot;/&gt;&lt;wsp:rsid wsp:val=&quot;00071701&quot;/&gt;&lt;wsp:rsid wsp:val=&quot;00071AA2&quot;/&gt;&lt;wsp:rsid wsp:val=&quot;00086DEC&quot;/&gt;&lt;wsp:rsid wsp:val=&quot;000A0C5B&quot;/&gt;&lt;wsp:rsid wsp:val=&quot;000C6FB8&quot;/&gt;&lt;wsp:rsid wsp:val=&quot;000F0DB8&quot;/&gt;&lt;wsp:rsid wsp:val=&quot;00112F3E&quot;/&gt;&lt;wsp:rsid wsp:val=&quot;00132087&quot;/&gt;&lt;wsp:rsid wsp:val=&quot;00132480&quot;/&gt;&lt;wsp:rsid wsp:val=&quot;001820EA&quot;/&gt;&lt;wsp:rsid wsp:val=&quot;00192383&quot;/&gt;&lt;wsp:rsid wsp:val=&quot;001D11C1&quot;/&gt;&lt;wsp:rsid wsp:val=&quot;001E4FD9&quot;/&gt;&lt;wsp:rsid wsp:val=&quot;00203F69&quot;/&gt;&lt;wsp:rsid wsp:val=&quot;00243D25&quot;/&gt;&lt;wsp:rsid wsp:val=&quot;00251DCE&quot;/&gt;&lt;wsp:rsid wsp:val=&quot;00286C33&quot;/&gt;&lt;wsp:rsid wsp:val=&quot;0029798A&quot;/&gt;&lt;wsp:rsid wsp:val=&quot;002B4A85&quot;/&gt;&lt;wsp:rsid wsp:val=&quot;002C6ED3&quot;/&gt;&lt;wsp:rsid wsp:val=&quot;002E0D50&quot;/&gt;&lt;wsp:rsid wsp:val=&quot;002E0D90&quot;/&gt;&lt;wsp:rsid wsp:val=&quot;002E59F9&quot;/&gt;&lt;wsp:rsid wsp:val=&quot;00321646&quot;/&gt;&lt;wsp:rsid wsp:val=&quot;00342E2A&quot;/&gt;&lt;wsp:rsid wsp:val=&quot;00370753&quot;/&gt;&lt;wsp:rsid wsp:val=&quot;00373806&quot;/&gt;&lt;wsp:rsid wsp:val=&quot;003864E9&quot;/&gt;&lt;wsp:rsid wsp:val=&quot;003C5569&quot;/&gt;&lt;wsp:rsid wsp:val=&quot;003C70B2&quot;/&gt;&lt;wsp:rsid wsp:val=&quot;003D4D9A&quot;/&gt;&lt;wsp:rsid wsp:val=&quot;0040066A&quot;/&gt;&lt;wsp:rsid wsp:val=&quot;004340D5&quot;/&gt;&lt;wsp:rsid wsp:val=&quot;0046370F&quot;/&gt;&lt;wsp:rsid wsp:val=&quot;00473582&quot;/&gt;&lt;wsp:rsid wsp:val=&quot;004A7CEB&quot;/&gt;&lt;wsp:rsid wsp:val=&quot;004B5586&quot;/&gt;&lt;wsp:rsid wsp:val=&quot;004D3E54&quot;/&gt;&lt;wsp:rsid wsp:val=&quot;004E5946&quot;/&gt;&lt;wsp:rsid wsp:val=&quot;005375C1&quot;/&gt;&lt;wsp:rsid wsp:val=&quot;00546952&quot;/&gt;&lt;wsp:rsid wsp:val=&quot;00557FE6&quot;/&gt;&lt;wsp:rsid wsp:val=&quot;0059063E&quot;/&gt;&lt;wsp:rsid wsp:val=&quot;0059560F&quot;/&gt;&lt;wsp:rsid wsp:val=&quot;005A3736&quot;/&gt;&lt;wsp:rsid wsp:val=&quot;005C4E85&quot;/&gt;&lt;wsp:rsid wsp:val=&quot;005D6017&quot;/&gt;&lt;wsp:rsid wsp:val=&quot;00616822&quot;/&gt;&lt;wsp:rsid wsp:val=&quot;00620C81&quot;/&gt;&lt;wsp:rsid wsp:val=&quot;00637B2A&quot;/&gt;&lt;wsp:rsid wsp:val=&quot;006550FA&quot;/&gt;&lt;wsp:rsid wsp:val=&quot;006A32F5&quot;/&gt;&lt;wsp:rsid wsp:val=&quot;006A4F69&quot;/&gt;&lt;wsp:rsid wsp:val=&quot;006B3EF2&quot;/&gt;&lt;wsp:rsid wsp:val=&quot;006D42AF&quot;/&gt;&lt;wsp:rsid wsp:val=&quot;006D6410&quot;/&gt;&lt;wsp:rsid wsp:val=&quot;006F6550&quot;/&gt;&lt;wsp:rsid wsp:val=&quot;00747EA8&quot;/&gt;&lt;wsp:rsid wsp:val=&quot;0075351D&quot;/&gt;&lt;wsp:rsid wsp:val=&quot;0078792B&quot;/&gt;&lt;wsp:rsid wsp:val=&quot;007951B3&quot;/&gt;&lt;wsp:rsid wsp:val=&quot;007963F7&quot;/&gt;&lt;wsp:rsid wsp:val=&quot;007F3FF8&quot;/&gt;&lt;wsp:rsid wsp:val=&quot;00833446&quot;/&gt;&lt;wsp:rsid wsp:val=&quot;008377D3&quot;/&gt;&lt;wsp:rsid wsp:val=&quot;00854E4B&quot;/&gt;&lt;wsp:rsid wsp:val=&quot;00867D87&quot;/&gt;&lt;wsp:rsid wsp:val=&quot;008D1D91&quot;/&gt;&lt;wsp:rsid wsp:val=&quot;008E3BE3&quot;/&gt;&lt;wsp:rsid wsp:val=&quot;008E63EA&quot;/&gt;&lt;wsp:rsid wsp:val=&quot;008F16E1&quot;/&gt;&lt;wsp:rsid wsp:val=&quot;008F748B&quot;/&gt;&lt;wsp:rsid wsp:val=&quot;0092094D&quot;/&gt;&lt;wsp:rsid wsp:val=&quot;009233AF&quot;/&gt;&lt;wsp:rsid wsp:val=&quot;00974D35&quot;/&gt;&lt;wsp:rsid wsp:val=&quot;00977B65&quot;/&gt;&lt;wsp:rsid wsp:val=&quot;009C5BC3&quot;/&gt;&lt;wsp:rsid wsp:val=&quot;009D5D6A&quot;/&gt;&lt;wsp:rsid wsp:val=&quot;009E4CEE&quot;/&gt;&lt;wsp:rsid wsp:val=&quot;009F16E4&quot;/&gt;&lt;wsp:rsid wsp:val=&quot;00A0484A&quot;/&gt;&lt;wsp:rsid wsp:val=&quot;00A249C2&quot;/&gt;&lt;wsp:rsid wsp:val=&quot;00A745BC&quot;/&gt;&lt;wsp:rsid wsp:val=&quot;00A74DA7&quot;/&gt;&lt;wsp:rsid wsp:val=&quot;00A92B86&quot;/&gt;&lt;wsp:rsid wsp:val=&quot;00AB398A&quot;/&gt;&lt;wsp:rsid wsp:val=&quot;00AC0682&quot;/&gt;&lt;wsp:rsid wsp:val=&quot;00B008C2&quot;/&gt;&lt;wsp:rsid wsp:val=&quot;00B14705&quot;/&gt;&lt;wsp:rsid wsp:val=&quot;00B14B40&quot;/&gt;&lt;wsp:rsid wsp:val=&quot;00B2097D&quot;/&gt;&lt;wsp:rsid wsp:val=&quot;00B46279&quot;/&gt;&lt;wsp:rsid wsp:val=&quot;00B743A3&quot;/&gt;&lt;wsp:rsid wsp:val=&quot;00BE5170&quot;/&gt;&lt;wsp:rsid wsp:val=&quot;00C05CA8&quot;/&gt;&lt;wsp:rsid wsp:val=&quot;00C81C8F&quot;/&gt;&lt;wsp:rsid wsp:val=&quot;00CC43A4&quot;/&gt;&lt;wsp:rsid wsp:val=&quot;00CF4CCF&quot;/&gt;&lt;wsp:rsid wsp:val=&quot;00D04AE2&quot;/&gt;&lt;wsp:rsid wsp:val=&quot;00D139D6&quot;/&gt;&lt;wsp:rsid wsp:val=&quot;00D256FD&quot;/&gt;&lt;wsp:rsid wsp:val=&quot;00D7095F&quot;/&gt;&lt;wsp:rsid wsp:val=&quot;00D7740B&quot;/&gt;&lt;wsp:rsid wsp:val=&quot;00DA085B&quot;/&gt;&lt;wsp:rsid wsp:val=&quot;00DB0D40&quot;/&gt;&lt;wsp:rsid wsp:val=&quot;00DC6330&quot;/&gt;&lt;wsp:rsid wsp:val=&quot;00E06FA1&quot;/&gt;&lt;wsp:rsid wsp:val=&quot;00E828B3&quot;/&gt;&lt;wsp:rsid wsp:val=&quot;00E9673A&quot;/&gt;&lt;wsp:rsid wsp:val=&quot;00EA1B80&quot;/&gt;&lt;wsp:rsid wsp:val=&quot;00EA6739&quot;/&gt;&lt;wsp:rsid wsp:val=&quot;00EB7D83&quot;/&gt;&lt;wsp:rsid wsp:val=&quot;00EC0282&quot;/&gt;&lt;wsp:rsid wsp:val=&quot;00EF13E4&quot;/&gt;&lt;wsp:rsid wsp:val=&quot;00F076C8&quot;/&gt;&lt;wsp:rsid wsp:val=&quot;00F265A2&quot;/&gt;&lt;wsp:rsid wsp:val=&quot;00F3229D&quot;/&gt;&lt;wsp:rsid wsp:val=&quot;00F46908&quot;/&gt;&lt;wsp:rsid wsp:val=&quot;00F95DD0&quot;/&gt;&lt;wsp:rsid wsp:val=&quot;00FB0344&quot;/&gt;&lt;wsp:rsid wsp:val=&quot;00FE6BDC&quot;/&gt;&lt;/wsp:rsids&gt;&lt;/w:docPr&gt;&lt;w:body&gt;&lt;wx:sect&gt;&lt;w:p wsp:rsidR=&quot;00286C33&quot; wsp:rsidRDefault=&quot;00286C33&quot; wsp:rsidP=&quot;00286C33&quot;&gt;&lt;m:oMathPara&gt;&lt;m:oMath&gt;&lt;m:sSub&gt;&lt;m:sSubPr&gt;&lt;m:ctrlPr&gt;&lt;w:rPr&gt;&lt;w:rFonts w:ascii=&quot;Cambria Math&quot; w:h-ansi=&quot;Cambria Math&quot;/&gt;&lt;wx:font wx:val=&quot;Cambria Math&quot;/&gt;&lt;/w:rPr&gt;&lt;/m:ctrlPr&gt;&lt;/m:sSubPr&gt;&lt;m:e&gt;&lt;m:r&gt;&lt;w:rPr&gt;&lt;w:rFonts w:ascii=&quot;Cambria Math&quot; w:h-ansi=&quot;Cambria Math&quot;/&gt;&lt;wx:font wx:val=&quot;Cambria Math&quot;/&gt;&lt;w:i/&gt;&lt;/w:rPr&gt;&lt;m:t&gt;a&lt;/m:t&gt;&lt;/m:r&gt;&lt;/m:e&gt;&lt;m:sub&gt;&lt;m:r&gt;&lt;w:rPr&gt;&lt;w:rFonts w:ascii=&quot;Cambria Math&quot; w:h-ansi=&quot;Cambria Math&quot;/&gt;&lt;wx:font wx:val=&quot;Cambria Math&quot;/&gt;&lt;w:i/&gt;&lt;/w:rPr&gt;&lt;m:t&gt;i&lt;/m:t&gt;&lt;/m:r&gt;&lt;/m:sub&gt;&lt;/m:sSub&gt;&lt;/m:oMath&gt;&lt;/m:oMathPara&gt;&lt;/w:p&gt;&lt;w:sectPr wsp:rsidR=&quot;00000000&quot;&gt;&lt;w:pgSz w:w=&quot;12240&quot; w:h=&quot;15840&quot;/&gt;&lt;w:pgMar w:top=&quot;1440&quot; w:right=&quot;1440&quot; w:bottom=&quot;1440&quot; w:left=&quot;1440&quot; w:header=&quot;720&quot; w:footer=&quot;720&quot; w:gutter=&quot;0&quot;/&gt;&lt;w:cols w:space=&quot;720&quot;/&gt;&lt;/w:sectPr&gt;&lt;/wx:sect&gt;&lt;/w:body&gt;&lt;/w:wordDocument&gt;">
+          <v:shape id="_x0000_i1039" type="#_x0000_t75" style="width:10.65pt;height:14.4pt" equationxml="&lt;?xml version=&quot;1.0&quot; encoding=&quot;UTF-8&quot; standalone=&quot;yes&quot;?&gt;&#10;&lt;?mso-application progid=&quot;Word.Document&quot;?&gt;&#10;&lt;w:wordDocument xmlns:aml=&quot;http://schemas.microsoft.com/aml/2001/core&quot; xmlns:wpc=&quot;http://schemas.microsoft.com/office/word/2010/wordprocessingCanvas&quot; xmlns:cx=&quot;http://schemas.microsoft.com/office/drawing/2014/chartex&quot; xmlns:cx1=&quot;http://schemas.microsoft.com/office/drawing/2015/9/8/chartex&quot; xmlns:cx2=&quot;http://schemas.microsoft.com/office/drawing/2015/10/21/chartex&quot; xmlns:cx3=&quot;http://schemas.microsoft.com/office/drawing/2016/5/9/chartex&quot; xmlns:cx4=&quot;http://schemas.microsoft.com/office/drawing/2016/5/10/chartex&quot; xmlns:cx5=&quot;http://schemas.microsoft.com/office/drawing/2016/5/11/chartex&quot; xmlns:cx6=&quot;http://schemas.microsoft.com/office/drawing/2016/5/12/chartex&quot; xmlns:cx7=&quot;http://schemas.microsoft.com/office/drawing/2016/5/13/chartex&quot; xmlns:cx8=&quot;http://schemas.microsoft.com/office/drawing/2016/5/14/chartex&quot; xmlns:cr=&quot;http://schemas.microsoft.com/office/comments/2020/reactions&quot; xmlns:dt=&quot;uuid:C2F41010-65B3-11d1-A29F-00AA00C14882&quot; xmlns:mc=&quot;http://schemas.openxmlformats.org/markup-compatibility/2006&quot; xmlns:aink=&quot;http://schemas.microsoft.com/office/drawing/2016/ink&quot; xmlns:am3d=&quot;http://schemas.microsoft.com/office/drawing/2017/model3d&quot; xmlns:o=&quot;urn:schemas-microsoft-com:office:office&quot; xmlns:oel=&quot;http://schemas.microsoft.com/office/2019/extlst&quot; xmlns:m=&quot;http://schemas.openxmlformats.org/officeDocument/2006/math&quot; xmlns:v=&quot;urn:schemas-microsoft-com:vml&quot; xmlns:w10=&quot;urn:schemas-microsoft-com:office:word&quot; xmlns:w=&quot;http://schemas.microsoft.com/office/word/2003/wordml&quot; xmlns:wx=&quot;http://schemas.microsoft.com/office/word/2003/auxHint&quot; xmlns:wne=&quot;http://schemas.microsoft.com/office/word/2006/wordml&quot; xmlns:wsp=&quot;http://schemas.microsoft.com/office/word/2003/wordml/sp2&quot; xmlns:sl=&quot;http://schemas.microsoft.com/schemaLibrary/2003/core&quot; w:macrosPresent=&quot;no&quot; w:embeddedObjPresent=&quot;no&quot; w:ocxPresent=&quot;no&quot; xml:space=&quot;preserve&quot;&gt;&lt;w:ignoreSubtree w:val=&quot;http://schemas.microsoft.com/office/word/2003/wordml/sp2&quot;/&gt;&lt;o:DocumentProperties&gt;&lt;o:Version&gt;16&lt;/o:Version&gt;&lt;/o:DocumentProperties&gt;&lt;w:docPr&gt;&lt;w:view w:val=&quot;print&quot;/&gt;&lt;w:zoom w:percent=&quot;120&quot;/&gt;&lt;w:stylePaneFormatFilter w:val=&quot;3F01&quot;/&gt;&lt;w:defaultTabStop w:val=&quot;720&quot;/&gt;&lt;w:evenAndOddHeaders/&gt;&lt;w:drawingGridHorizontalSpacing w:val=&quot;120&quot;/&gt;&lt;w:displayHorizontalDrawingGridEvery w:val=&quot;2&quot;/&gt;&lt;w:punctuationKerning/&gt;&lt;w:characterSpacingControl w:val=&quot;DontCompress&quot;/&gt;&lt;w:optimizeForBrowser/&gt;&lt;w:targetScreenSz w:val=&quot;800x600&quot;/&gt;&lt;w:savePreviewPicture/&gt;&lt;w:validateAgainstSchema/&gt;&lt;w:saveInvalidXML w:val=&quot;off&quot;/&gt;&lt;w:ignoreMixedContent w:val=&quot;off&quot;/&gt;&lt;w:alwaysShowPlaceholderText w:val=&quot;off&quot;/&gt;&lt;w:compat&gt;&lt;w:breakWrappedTables/&gt;&lt;w:snapToGridInCell/&gt;&lt;w:wrapTextWithPunct/&gt;&lt;w:useAsianBreakRules/&gt;&lt;w:dontGrowAutofit/&gt;&lt;/w:compat&gt;&lt;wsp:rsids&gt;&lt;wsp:rsidRoot wsp:val=&quot;002E0D90&quot;/&gt;&lt;wsp:rsid wsp:val=&quot;00013F7D&quot;/&gt;&lt;wsp:rsid wsp:val=&quot;00025E7D&quot;/&gt;&lt;wsp:rsid wsp:val=&quot;0002677C&quot;/&gt;&lt;wsp:rsid wsp:val=&quot;00031988&quot;/&gt;&lt;wsp:rsid wsp:val=&quot;00071701&quot;/&gt;&lt;wsp:rsid wsp:val=&quot;00071AA2&quot;/&gt;&lt;wsp:rsid wsp:val=&quot;00086DEC&quot;/&gt;&lt;wsp:rsid wsp:val=&quot;000A0C5B&quot;/&gt;&lt;wsp:rsid wsp:val=&quot;000C6FB8&quot;/&gt;&lt;wsp:rsid wsp:val=&quot;000F0DB8&quot;/&gt;&lt;wsp:rsid wsp:val=&quot;00112F3E&quot;/&gt;&lt;wsp:rsid wsp:val=&quot;00132087&quot;/&gt;&lt;wsp:rsid wsp:val=&quot;00132480&quot;/&gt;&lt;wsp:rsid wsp:val=&quot;001820EA&quot;/&gt;&lt;wsp:rsid wsp:val=&quot;00192383&quot;/&gt;&lt;wsp:rsid wsp:val=&quot;001D11C1&quot;/&gt;&lt;wsp:rsid wsp:val=&quot;001E4FD9&quot;/&gt;&lt;wsp:rsid wsp:val=&quot;00203F69&quot;/&gt;&lt;wsp:rsid wsp:val=&quot;00243D25&quot;/&gt;&lt;wsp:rsid wsp:val=&quot;00251DCE&quot;/&gt;&lt;wsp:rsid wsp:val=&quot;00286C33&quot;/&gt;&lt;wsp:rsid wsp:val=&quot;0029798A&quot;/&gt;&lt;wsp:rsid wsp:val=&quot;002B4A85&quot;/&gt;&lt;wsp:rsid wsp:val=&quot;002C6ED3&quot;/&gt;&lt;wsp:rsid wsp:val=&quot;002E0D50&quot;/&gt;&lt;wsp:rsid wsp:val=&quot;002E0D90&quot;/&gt;&lt;wsp:rsid wsp:val=&quot;002E59F9&quot;/&gt;&lt;wsp:rsid wsp:val=&quot;00321646&quot;/&gt;&lt;wsp:rsid wsp:val=&quot;00342E2A&quot;/&gt;&lt;wsp:rsid wsp:val=&quot;00370753&quot;/&gt;&lt;wsp:rsid wsp:val=&quot;00373806&quot;/&gt;&lt;wsp:rsid wsp:val=&quot;003864E9&quot;/&gt;&lt;wsp:rsid wsp:val=&quot;003C5569&quot;/&gt;&lt;wsp:rsid wsp:val=&quot;003C70B2&quot;/&gt;&lt;wsp:rsid wsp:val=&quot;003D4D9A&quot;/&gt;&lt;wsp:rsid wsp:val=&quot;0040066A&quot;/&gt;&lt;wsp:rsid wsp:val=&quot;004340D5&quot;/&gt;&lt;wsp:rsid wsp:val=&quot;0046370F&quot;/&gt;&lt;wsp:rsid wsp:val=&quot;00473582&quot;/&gt;&lt;wsp:rsid wsp:val=&quot;004A7CEB&quot;/&gt;&lt;wsp:rsid wsp:val=&quot;004B5586&quot;/&gt;&lt;wsp:rsid wsp:val=&quot;004D3E54&quot;/&gt;&lt;wsp:rsid wsp:val=&quot;004E5946&quot;/&gt;&lt;wsp:rsid wsp:val=&quot;005375C1&quot;/&gt;&lt;wsp:rsid wsp:val=&quot;00546952&quot;/&gt;&lt;wsp:rsid wsp:val=&quot;00557FE6&quot;/&gt;&lt;wsp:rsid wsp:val=&quot;0059063E&quot;/&gt;&lt;wsp:rsid wsp:val=&quot;0059560F&quot;/&gt;&lt;wsp:rsid wsp:val=&quot;005A3736&quot;/&gt;&lt;wsp:rsid wsp:val=&quot;005C4E85&quot;/&gt;&lt;wsp:rsid wsp:val=&quot;005D6017&quot;/&gt;&lt;wsp:rsid wsp:val=&quot;00616822&quot;/&gt;&lt;wsp:rsid wsp:val=&quot;00620C81&quot;/&gt;&lt;wsp:rsid wsp:val=&quot;00637B2A&quot;/&gt;&lt;wsp:rsid wsp:val=&quot;006550FA&quot;/&gt;&lt;wsp:rsid wsp:val=&quot;006A32F5&quot;/&gt;&lt;wsp:rsid wsp:val=&quot;006A4F69&quot;/&gt;&lt;wsp:rsid wsp:val=&quot;006B3EF2&quot;/&gt;&lt;wsp:rsid wsp:val=&quot;006D42AF&quot;/&gt;&lt;wsp:rsid wsp:val=&quot;006D6410&quot;/&gt;&lt;wsp:rsid wsp:val=&quot;006F6550&quot;/&gt;&lt;wsp:rsid wsp:val=&quot;00747EA8&quot;/&gt;&lt;wsp:rsid wsp:val=&quot;0075351D&quot;/&gt;&lt;wsp:rsid wsp:val=&quot;0078792B&quot;/&gt;&lt;wsp:rsid wsp:val=&quot;007951B3&quot;/&gt;&lt;wsp:rsid wsp:val=&quot;007963F7&quot;/&gt;&lt;wsp:rsid wsp:val=&quot;007F3FF8&quot;/&gt;&lt;wsp:rsid wsp:val=&quot;00833446&quot;/&gt;&lt;wsp:rsid wsp:val=&quot;008377D3&quot;/&gt;&lt;wsp:rsid wsp:val=&quot;00854E4B&quot;/&gt;&lt;wsp:rsid wsp:val=&quot;00867D87&quot;/&gt;&lt;wsp:rsid wsp:val=&quot;008D1D91&quot;/&gt;&lt;wsp:rsid wsp:val=&quot;008E3BE3&quot;/&gt;&lt;wsp:rsid wsp:val=&quot;008E63EA&quot;/&gt;&lt;wsp:rsid wsp:val=&quot;008F16E1&quot;/&gt;&lt;wsp:rsid wsp:val=&quot;008F748B&quot;/&gt;&lt;wsp:rsid wsp:val=&quot;0092094D&quot;/&gt;&lt;wsp:rsid wsp:val=&quot;009233AF&quot;/&gt;&lt;wsp:rsid wsp:val=&quot;00974D35&quot;/&gt;&lt;wsp:rsid wsp:val=&quot;00977B65&quot;/&gt;&lt;wsp:rsid wsp:val=&quot;009C5BC3&quot;/&gt;&lt;wsp:rsid wsp:val=&quot;009D5D6A&quot;/&gt;&lt;wsp:rsid wsp:val=&quot;009E4CEE&quot;/&gt;&lt;wsp:rsid wsp:val=&quot;009F16E4&quot;/&gt;&lt;wsp:rsid wsp:val=&quot;00A0484A&quot;/&gt;&lt;wsp:rsid wsp:val=&quot;00A249C2&quot;/&gt;&lt;wsp:rsid wsp:val=&quot;00A745BC&quot;/&gt;&lt;wsp:rsid wsp:val=&quot;00A74DA7&quot;/&gt;&lt;wsp:rsid wsp:val=&quot;00A92B86&quot;/&gt;&lt;wsp:rsid wsp:val=&quot;00AB398A&quot;/&gt;&lt;wsp:rsid wsp:val=&quot;00AC0682&quot;/&gt;&lt;wsp:rsid wsp:val=&quot;00B008C2&quot;/&gt;&lt;wsp:rsid wsp:val=&quot;00B14705&quot;/&gt;&lt;wsp:rsid wsp:val=&quot;00B14B40&quot;/&gt;&lt;wsp:rsid wsp:val=&quot;00B2097D&quot;/&gt;&lt;wsp:rsid wsp:val=&quot;00B46279&quot;/&gt;&lt;wsp:rsid wsp:val=&quot;00B743A3&quot;/&gt;&lt;wsp:rsid wsp:val=&quot;00BE5170&quot;/&gt;&lt;wsp:rsid wsp:val=&quot;00C05CA8&quot;/&gt;&lt;wsp:rsid wsp:val=&quot;00C81C8F&quot;/&gt;&lt;wsp:rsid wsp:val=&quot;00CC43A4&quot;/&gt;&lt;wsp:rsid wsp:val=&quot;00CF4CCF&quot;/&gt;&lt;wsp:rsid wsp:val=&quot;00D04AE2&quot;/&gt;&lt;wsp:rsid wsp:val=&quot;00D139D6&quot;/&gt;&lt;wsp:rsid wsp:val=&quot;00D256FD&quot;/&gt;&lt;wsp:rsid wsp:val=&quot;00D7095F&quot;/&gt;&lt;wsp:rsid wsp:val=&quot;00D7740B&quot;/&gt;&lt;wsp:rsid wsp:val=&quot;00DA085B&quot;/&gt;&lt;wsp:rsid wsp:val=&quot;00DB0D40&quot;/&gt;&lt;wsp:rsid wsp:val=&quot;00DC6330&quot;/&gt;&lt;wsp:rsid wsp:val=&quot;00E06FA1&quot;/&gt;&lt;wsp:rsid wsp:val=&quot;00E828B3&quot;/&gt;&lt;wsp:rsid wsp:val=&quot;00E9673A&quot;/&gt;&lt;wsp:rsid wsp:val=&quot;00EA1B80&quot;/&gt;&lt;wsp:rsid wsp:val=&quot;00EA6739&quot;/&gt;&lt;wsp:rsid wsp:val=&quot;00EB7D83&quot;/&gt;&lt;wsp:rsid wsp:val=&quot;00EC0282&quot;/&gt;&lt;wsp:rsid wsp:val=&quot;00EF13E4&quot;/&gt;&lt;wsp:rsid wsp:val=&quot;00F076C8&quot;/&gt;&lt;wsp:rsid wsp:val=&quot;00F265A2&quot;/&gt;&lt;wsp:rsid wsp:val=&quot;00F3229D&quot;/&gt;&lt;wsp:rsid wsp:val=&quot;00F46908&quot;/&gt;&lt;wsp:rsid wsp:val=&quot;00F95DD0&quot;/&gt;&lt;wsp:rsid wsp:val=&quot;00FB0344&quot;/&gt;&lt;wsp:rsid wsp:val=&quot;00FE6BDC&quot;/&gt;&lt;/wsp:rsids&gt;&lt;/w:docPr&gt;&lt;w:body&gt;&lt;wx:sect&gt;&lt;w:p wsp:rsidR=&quot;00286C33&quot; wsp:rsidRDefault=&quot;00286C33&quot; wsp:rsidP=&quot;00286C33&quot;&gt;&lt;m:oMathPara&gt;&lt;m:oMath&gt;&lt;m:sSub&gt;&lt;m:sSubPr&gt;&lt;m:ctrlPr&gt;&lt;w:rPr&gt;&lt;w:rFonts w:ascii=&quot;Cambria Math&quot; w:h-ansi=&quot;Cambria Math&quot;/&gt;&lt;wx:font wx:val=&quot;Cambria Math&quot;/&gt;&lt;/w:rPr&gt;&lt;/m:ctrlPr&gt;&lt;/m:sSubPr&gt;&lt;m:e&gt;&lt;m:r&gt;&lt;w:rPr&gt;&lt;w:rFonts w:ascii=&quot;Cambria Math&quot; w:h-ansi=&quot;Cambria Math&quot;/&gt;&lt;wx:font wx:val=&quot;Cambria Math&quot;/&gt;&lt;w:i/&gt;&lt;/w:rPr&gt;&lt;m:t&gt;a&lt;/m:t&gt;&lt;/m:r&gt;&lt;/m:e&gt;&lt;m:sub&gt;&lt;m:r&gt;&lt;w:rPr&gt;&lt;w:rFonts w:ascii=&quot;Cambria Math&quot; w:h-ansi=&quot;Cambria Math&quot;/&gt;&lt;wx:font wx:val=&quot;Cambria Math&quot;/&gt;&lt;w:i/&gt;&lt;/w:rPr&gt;&lt;m:t&gt;i&lt;/m:t&gt;&lt;/m:r&gt;&lt;/m:sub&gt;&lt;/m:sSub&gt;&lt;/m:oMath&gt;&lt;/m:oMathPara&gt;&lt;/w:p&gt;&lt;w:sectPr wsp:rsidR=&quot;00000000&quot;&gt;&lt;w:pgSz w:w=&quot;12240&quot; w:h=&quot;15840&quot;/&gt;&lt;w:pgMar w:top=&quot;1440&quot; w:right=&quot;1440&quot; w:bottom=&quot;1440&quot; w:left=&quot;1440&quot; w:header=&quot;720&quot; w:footer=&quot;720&quot; w:gutter=&quot;0&quot;/&gt;&lt;w:cols w:space=&quot;720&quot;/&gt;&lt;/w:sectPr&gt;&lt;/wx:sect&gt;&lt;/w:body&gt;&lt;/w:wordDocument&gt;">
             <v:imagedata r:id="rId12" o:title="" chromakey="white"/>
           </v:shape>
         </w:pict>
@@ -2865,7 +2830,7 @@
       </w:r>
       <w:r>
         <w:pict w14:anchorId="6B016FF2">
-          <v:shape id="_x0000_i1071" type="#_x0000_t75" style="width:10.65pt;height:14.4pt" equationxml="&lt;?xml version=&quot;1.0&quot; encoding=&quot;UTF-8&quot; standalone=&quot;yes&quot;?&gt;&#10;&lt;?mso-application progid=&quot;Word.Document&quot;?&gt;&#10;&lt;w:wordDocument xmlns:aml=&quot;http://schemas.microsoft.com/aml/2001/core&quot; xmlns:wpc=&quot;http://schemas.microsoft.com/office/word/2010/wordprocessingCanvas&quot; xmlns:cx=&quot;http://schemas.microsoft.com/office/drawing/2014/chartex&quot; xmlns:cx1=&quot;http://schemas.microsoft.com/office/drawing/2015/9/8/chartex&quot; xmlns:cx2=&quot;http://schemas.microsoft.com/office/drawing/2015/10/21/chartex&quot; xmlns:cx3=&quot;http://schemas.microsoft.com/office/drawing/2016/5/9/chartex&quot; xmlns:cx4=&quot;http://schemas.microsoft.com/office/drawing/2016/5/10/chartex&quot; xmlns:cx5=&quot;http://schemas.microsoft.com/office/drawing/2016/5/11/chartex&quot; xmlns:cx6=&quot;http://schemas.microsoft.com/office/drawing/2016/5/12/chartex&quot; xmlns:cx7=&quot;http://schemas.microsoft.com/office/drawing/2016/5/13/chartex&quot; xmlns:cx8=&quot;http://schemas.microsoft.com/office/drawing/2016/5/14/chartex&quot; xmlns:cr=&quot;http://schemas.microsoft.com/office/comments/2020/reactions&quot; xmlns:dt=&quot;uuid:C2F41010-65B3-11d1-A29F-00AA00C14882&quot; xmlns:mc=&quot;http://schemas.openxmlformats.org/markup-compatibility/2006&quot; xmlns:aink=&quot;http://schemas.microsoft.com/office/drawing/2016/ink&quot; xmlns:am3d=&quot;http://schemas.microsoft.com/office/drawing/2017/model3d&quot; xmlns:o=&quot;urn:schemas-microsoft-com:office:office&quot; xmlns:oel=&quot;http://schemas.microsoft.com/office/2019/extlst&quot; xmlns:m=&quot;http://schemas.openxmlformats.org/officeDocument/2006/math&quot; xmlns:v=&quot;urn:schemas-microsoft-com:vml&quot; xmlns:w10=&quot;urn:schemas-microsoft-com:office:word&quot; xmlns:w=&quot;http://schemas.microsoft.com/office/word/2003/wordml&quot; xmlns:wx=&quot;http://schemas.microsoft.com/office/word/2003/auxHint&quot; xmlns:wne=&quot;http://schemas.microsoft.com/office/word/2006/wordml&quot; xmlns:wsp=&quot;http://schemas.microsoft.com/office/word/2003/wordml/sp2&quot; xmlns:sl=&quot;http://schemas.microsoft.com/schemaLibrary/2003/core&quot; w:macrosPresent=&quot;no&quot; w:embeddedObjPresent=&quot;no&quot; w:ocxPresent=&quot;no&quot; xml:space=&quot;preserve&quot;&gt;&lt;w:ignoreSubtree w:val=&quot;http://schemas.microsoft.com/office/word/2003/wordml/sp2&quot;/&gt;&lt;o:DocumentProperties&gt;&lt;o:Version&gt;16&lt;/o:Version&gt;&lt;/o:DocumentProperties&gt;&lt;w:docPr&gt;&lt;w:view w:val=&quot;print&quot;/&gt;&lt;w:zoom w:percent=&quot;120&quot;/&gt;&lt;w:stylePaneFormatFilter w:val=&quot;3F01&quot;/&gt;&lt;w:defaultTabStop w:val=&quot;720&quot;/&gt;&lt;w:evenAndOddHeaders/&gt;&lt;w:drawingGridHorizontalSpacing w:val=&quot;120&quot;/&gt;&lt;w:displayHorizontalDrawingGridEvery w:val=&quot;2&quot;/&gt;&lt;w:punctuationKerning/&gt;&lt;w:characterSpacingControl w:val=&quot;DontCompress&quot;/&gt;&lt;w:optimizeForBrowser/&gt;&lt;w:targetScreenSz w:val=&quot;800x600&quot;/&gt;&lt;w:savePreviewPicture/&gt;&lt;w:validateAgainstSchema/&gt;&lt;w:saveInvalidXML w:val=&quot;off&quot;/&gt;&lt;w:ignoreMixedContent w:val=&quot;off&quot;/&gt;&lt;w:alwaysShowPlaceholderText w:val=&quot;off&quot;/&gt;&lt;w:compat&gt;&lt;w:breakWrappedTables/&gt;&lt;w:snapToGridInCell/&gt;&lt;w:wrapTextWithPunct/&gt;&lt;w:useAsianBreakRules/&gt;&lt;w:dontGrowAutofit/&gt;&lt;/w:compat&gt;&lt;wsp:rsids&gt;&lt;wsp:rsidRoot wsp:val=&quot;002E0D90&quot;/&gt;&lt;wsp:rsid wsp:val=&quot;00013F7D&quot;/&gt;&lt;wsp:rsid wsp:val=&quot;00025E7D&quot;/&gt;&lt;wsp:rsid wsp:val=&quot;0002677C&quot;/&gt;&lt;wsp:rsid wsp:val=&quot;00031988&quot;/&gt;&lt;wsp:rsid wsp:val=&quot;00071701&quot;/&gt;&lt;wsp:rsid wsp:val=&quot;00071AA2&quot;/&gt;&lt;wsp:rsid wsp:val=&quot;00086DEC&quot;/&gt;&lt;wsp:rsid wsp:val=&quot;000A0C5B&quot;/&gt;&lt;wsp:rsid wsp:val=&quot;000C6FB8&quot;/&gt;&lt;wsp:rsid wsp:val=&quot;000F0DB8&quot;/&gt;&lt;wsp:rsid wsp:val=&quot;00112F3E&quot;/&gt;&lt;wsp:rsid wsp:val=&quot;00132087&quot;/&gt;&lt;wsp:rsid wsp:val=&quot;00132480&quot;/&gt;&lt;wsp:rsid wsp:val=&quot;001820EA&quot;/&gt;&lt;wsp:rsid wsp:val=&quot;00192383&quot;/&gt;&lt;wsp:rsid wsp:val=&quot;001D11C1&quot;/&gt;&lt;wsp:rsid wsp:val=&quot;001E4FD9&quot;/&gt;&lt;wsp:rsid wsp:val=&quot;00203F69&quot;/&gt;&lt;wsp:rsid wsp:val=&quot;00243D25&quot;/&gt;&lt;wsp:rsid wsp:val=&quot;00251DCE&quot;/&gt;&lt;wsp:rsid wsp:val=&quot;00286C33&quot;/&gt;&lt;wsp:rsid wsp:val=&quot;0029798A&quot;/&gt;&lt;wsp:rsid wsp:val=&quot;002B4A85&quot;/&gt;&lt;wsp:rsid wsp:val=&quot;002C6ED3&quot;/&gt;&lt;wsp:rsid wsp:val=&quot;002E0D50&quot;/&gt;&lt;wsp:rsid wsp:val=&quot;002E0D90&quot;/&gt;&lt;wsp:rsid wsp:val=&quot;002E59F9&quot;/&gt;&lt;wsp:rsid wsp:val=&quot;00321646&quot;/&gt;&lt;wsp:rsid wsp:val=&quot;00342E2A&quot;/&gt;&lt;wsp:rsid wsp:val=&quot;00370753&quot;/&gt;&lt;wsp:rsid wsp:val=&quot;00373806&quot;/&gt;&lt;wsp:rsid wsp:val=&quot;003864E9&quot;/&gt;&lt;wsp:rsid wsp:val=&quot;003C5569&quot;/&gt;&lt;wsp:rsid wsp:val=&quot;003C70B2&quot;/&gt;&lt;wsp:rsid wsp:val=&quot;003D4D9A&quot;/&gt;&lt;wsp:rsid wsp:val=&quot;0040066A&quot;/&gt;&lt;wsp:rsid wsp:val=&quot;004340D5&quot;/&gt;&lt;wsp:rsid wsp:val=&quot;0046370F&quot;/&gt;&lt;wsp:rsid wsp:val=&quot;00473582&quot;/&gt;&lt;wsp:rsid wsp:val=&quot;004A7CEB&quot;/&gt;&lt;wsp:rsid wsp:val=&quot;004B5586&quot;/&gt;&lt;wsp:rsid wsp:val=&quot;004D3E54&quot;/&gt;&lt;wsp:rsid wsp:val=&quot;004E5946&quot;/&gt;&lt;wsp:rsid wsp:val=&quot;005375C1&quot;/&gt;&lt;wsp:rsid wsp:val=&quot;00546952&quot;/&gt;&lt;wsp:rsid wsp:val=&quot;00557FE6&quot;/&gt;&lt;wsp:rsid wsp:val=&quot;0059063E&quot;/&gt;&lt;wsp:rsid wsp:val=&quot;0059560F&quot;/&gt;&lt;wsp:rsid wsp:val=&quot;005A3736&quot;/&gt;&lt;wsp:rsid wsp:val=&quot;005C4E85&quot;/&gt;&lt;wsp:rsid wsp:val=&quot;005D6017&quot;/&gt;&lt;wsp:rsid wsp:val=&quot;00616822&quot;/&gt;&lt;wsp:rsid wsp:val=&quot;00620C81&quot;/&gt;&lt;wsp:rsid wsp:val=&quot;00637B2A&quot;/&gt;&lt;wsp:rsid wsp:val=&quot;006550FA&quot;/&gt;&lt;wsp:rsid wsp:val=&quot;006A32F5&quot;/&gt;&lt;wsp:rsid wsp:val=&quot;006A4F69&quot;/&gt;&lt;wsp:rsid wsp:val=&quot;006B3EF2&quot;/&gt;&lt;wsp:rsid wsp:val=&quot;006D42AF&quot;/&gt;&lt;wsp:rsid wsp:val=&quot;006D6410&quot;/&gt;&lt;wsp:rsid wsp:val=&quot;006F6550&quot;/&gt;&lt;wsp:rsid wsp:val=&quot;00747EA8&quot;/&gt;&lt;wsp:rsid wsp:val=&quot;0075351D&quot;/&gt;&lt;wsp:rsid wsp:val=&quot;0078792B&quot;/&gt;&lt;wsp:rsid wsp:val=&quot;007951B3&quot;/&gt;&lt;wsp:rsid wsp:val=&quot;007963F7&quot;/&gt;&lt;wsp:rsid wsp:val=&quot;007F3FF8&quot;/&gt;&lt;wsp:rsid wsp:val=&quot;00833446&quot;/&gt;&lt;wsp:rsid wsp:val=&quot;008377D3&quot;/&gt;&lt;wsp:rsid wsp:val=&quot;00854E4B&quot;/&gt;&lt;wsp:rsid wsp:val=&quot;00867D87&quot;/&gt;&lt;wsp:rsid wsp:val=&quot;008D1D91&quot;/&gt;&lt;wsp:rsid wsp:val=&quot;008E3BE3&quot;/&gt;&lt;wsp:rsid wsp:val=&quot;008E63EA&quot;/&gt;&lt;wsp:rsid wsp:val=&quot;008F16E1&quot;/&gt;&lt;wsp:rsid wsp:val=&quot;008F748B&quot;/&gt;&lt;wsp:rsid wsp:val=&quot;0092094D&quot;/&gt;&lt;wsp:rsid wsp:val=&quot;009233AF&quot;/&gt;&lt;wsp:rsid wsp:val=&quot;00974D35&quot;/&gt;&lt;wsp:rsid wsp:val=&quot;00977B65&quot;/&gt;&lt;wsp:rsid wsp:val=&quot;009C5BC3&quot;/&gt;&lt;wsp:rsid wsp:val=&quot;009D5D6A&quot;/&gt;&lt;wsp:rsid wsp:val=&quot;009E4CEE&quot;/&gt;&lt;wsp:rsid wsp:val=&quot;009F16E4&quot;/&gt;&lt;wsp:rsid wsp:val=&quot;00A0484A&quot;/&gt;&lt;wsp:rsid wsp:val=&quot;00A249C2&quot;/&gt;&lt;wsp:rsid wsp:val=&quot;00A745BC&quot;/&gt;&lt;wsp:rsid wsp:val=&quot;00A74DA7&quot;/&gt;&lt;wsp:rsid wsp:val=&quot;00A92B86&quot;/&gt;&lt;wsp:rsid wsp:val=&quot;00AB398A&quot;/&gt;&lt;wsp:rsid wsp:val=&quot;00AC0682&quot;/&gt;&lt;wsp:rsid wsp:val=&quot;00B008C2&quot;/&gt;&lt;wsp:rsid wsp:val=&quot;00B14705&quot;/&gt;&lt;wsp:rsid wsp:val=&quot;00B14B40&quot;/&gt;&lt;wsp:rsid wsp:val=&quot;00B2097D&quot;/&gt;&lt;wsp:rsid wsp:val=&quot;00B46279&quot;/&gt;&lt;wsp:rsid wsp:val=&quot;00B743A3&quot;/&gt;&lt;wsp:rsid wsp:val=&quot;00BE5170&quot;/&gt;&lt;wsp:rsid wsp:val=&quot;00C05CA8&quot;/&gt;&lt;wsp:rsid wsp:val=&quot;00C81C8F&quot;/&gt;&lt;wsp:rsid wsp:val=&quot;00CC43A4&quot;/&gt;&lt;wsp:rsid wsp:val=&quot;00CF4CCF&quot;/&gt;&lt;wsp:rsid wsp:val=&quot;00D04AE2&quot;/&gt;&lt;wsp:rsid wsp:val=&quot;00D139D6&quot;/&gt;&lt;wsp:rsid wsp:val=&quot;00D256FD&quot;/&gt;&lt;wsp:rsid wsp:val=&quot;00D7095F&quot;/&gt;&lt;wsp:rsid wsp:val=&quot;00D7740B&quot;/&gt;&lt;wsp:rsid wsp:val=&quot;00DA085B&quot;/&gt;&lt;wsp:rsid wsp:val=&quot;00DB0D40&quot;/&gt;&lt;wsp:rsid wsp:val=&quot;00DC6330&quot;/&gt;&lt;wsp:rsid wsp:val=&quot;00E06FA1&quot;/&gt;&lt;wsp:rsid wsp:val=&quot;00E828B3&quot;/&gt;&lt;wsp:rsid wsp:val=&quot;00E9673A&quot;/&gt;&lt;wsp:rsid wsp:val=&quot;00EA1B80&quot;/&gt;&lt;wsp:rsid wsp:val=&quot;00EA6739&quot;/&gt;&lt;wsp:rsid wsp:val=&quot;00EB7D83&quot;/&gt;&lt;wsp:rsid wsp:val=&quot;00EC0282&quot;/&gt;&lt;wsp:rsid wsp:val=&quot;00EF13E4&quot;/&gt;&lt;wsp:rsid wsp:val=&quot;00F076C8&quot;/&gt;&lt;wsp:rsid wsp:val=&quot;00F265A2&quot;/&gt;&lt;wsp:rsid wsp:val=&quot;00F3229D&quot;/&gt;&lt;wsp:rsid wsp:val=&quot;00F46908&quot;/&gt;&lt;wsp:rsid wsp:val=&quot;00F95DD0&quot;/&gt;&lt;wsp:rsid wsp:val=&quot;00FB0344&quot;/&gt;&lt;wsp:rsid wsp:val=&quot;00FE6BDC&quot;/&gt;&lt;/wsp:rsids&gt;&lt;/w:docPr&gt;&lt;w:body&gt;&lt;wx:sect&gt;&lt;w:p wsp:rsidR=&quot;00286C33&quot; wsp:rsidRDefault=&quot;00286C33&quot; wsp:rsidP=&quot;00286C33&quot;&gt;&lt;m:oMathPara&gt;&lt;m:oMath&gt;&lt;m:sSub&gt;&lt;m:sSubPr&gt;&lt;m:ctrlPr&gt;&lt;w:rPr&gt;&lt;w:rFonts w:ascii=&quot;Cambria Math&quot; w:h-ansi=&quot;Cambria Math&quot;/&gt;&lt;wx:font wx:val=&quot;Cambria Math&quot;/&gt;&lt;/w:rPr&gt;&lt;/m:ctrlPr&gt;&lt;/m:sSubPr&gt;&lt;m:e&gt;&lt;m:r&gt;&lt;w:rPr&gt;&lt;w:rFonts w:ascii=&quot;Cambria Math&quot; w:h-ansi=&quot;Cambria Math&quot;/&gt;&lt;wx:font wx:val=&quot;Cambria Math&quot;/&gt;&lt;w:i/&gt;&lt;/w:rPr&gt;&lt;m:t&gt;a&lt;/m:t&gt;&lt;/m:r&gt;&lt;/m:e&gt;&lt;m:sub&gt;&lt;m:r&gt;&lt;w:rPr&gt;&lt;w:rFonts w:ascii=&quot;Cambria Math&quot; w:h-ansi=&quot;Cambria Math&quot;/&gt;&lt;wx:font wx:val=&quot;Cambria Math&quot;/&gt;&lt;w:i/&gt;&lt;/w:rPr&gt;&lt;m:t&gt;i&lt;/m:t&gt;&lt;/m:r&gt;&lt;/m:sub&gt;&lt;/m:sSub&gt;&lt;/m:oMath&gt;&lt;/m:oMathPara&gt;&lt;/w:p&gt;&lt;w:sectPr wsp:rsidR=&quot;00000000&quot;&gt;&lt;w:pgSz w:w=&quot;12240&quot; w:h=&quot;15840&quot;/&gt;&lt;w:pgMar w:top=&quot;1440&quot; w:right=&quot;1440&quot; w:bottom=&quot;1440&quot; w:left=&quot;1440&quot; w:header=&quot;720&quot; w:footer=&quot;720&quot; w:gutter=&quot;0&quot;/&gt;&lt;w:cols w:space=&quot;720&quot;/&gt;&lt;/w:sectPr&gt;&lt;/wx:sect&gt;&lt;/w:body&gt;&lt;/w:wordDocument&gt;">
+          <v:shape id="_x0000_i1040" type="#_x0000_t75" style="width:10.65pt;height:14.4pt" equationxml="&lt;?xml version=&quot;1.0&quot; encoding=&quot;UTF-8&quot; standalone=&quot;yes&quot;?&gt;&#10;&lt;?mso-application progid=&quot;Word.Document&quot;?&gt;&#10;&lt;w:wordDocument xmlns:aml=&quot;http://schemas.microsoft.com/aml/2001/core&quot; xmlns:wpc=&quot;http://schemas.microsoft.com/office/word/2010/wordprocessingCanvas&quot; xmlns:cx=&quot;http://schemas.microsoft.com/office/drawing/2014/chartex&quot; xmlns:cx1=&quot;http://schemas.microsoft.com/office/drawing/2015/9/8/chartex&quot; xmlns:cx2=&quot;http://schemas.microsoft.com/office/drawing/2015/10/21/chartex&quot; xmlns:cx3=&quot;http://schemas.microsoft.com/office/drawing/2016/5/9/chartex&quot; xmlns:cx4=&quot;http://schemas.microsoft.com/office/drawing/2016/5/10/chartex&quot; xmlns:cx5=&quot;http://schemas.microsoft.com/office/drawing/2016/5/11/chartex&quot; xmlns:cx6=&quot;http://schemas.microsoft.com/office/drawing/2016/5/12/chartex&quot; xmlns:cx7=&quot;http://schemas.microsoft.com/office/drawing/2016/5/13/chartex&quot; xmlns:cx8=&quot;http://schemas.microsoft.com/office/drawing/2016/5/14/chartex&quot; xmlns:cr=&quot;http://schemas.microsoft.com/office/comments/2020/reactions&quot; xmlns:dt=&quot;uuid:C2F41010-65B3-11d1-A29F-00AA00C14882&quot; xmlns:mc=&quot;http://schemas.openxmlformats.org/markup-compatibility/2006&quot; xmlns:aink=&quot;http://schemas.microsoft.com/office/drawing/2016/ink&quot; xmlns:am3d=&quot;http://schemas.microsoft.com/office/drawing/2017/model3d&quot; xmlns:o=&quot;urn:schemas-microsoft-com:office:office&quot; xmlns:oel=&quot;http://schemas.microsoft.com/office/2019/extlst&quot; xmlns:m=&quot;http://schemas.openxmlformats.org/officeDocument/2006/math&quot; xmlns:v=&quot;urn:schemas-microsoft-com:vml&quot; xmlns:w10=&quot;urn:schemas-microsoft-com:office:word&quot; xmlns:w=&quot;http://schemas.microsoft.com/office/word/2003/wordml&quot; xmlns:wx=&quot;http://schemas.microsoft.com/office/word/2003/auxHint&quot; xmlns:wne=&quot;http://schemas.microsoft.com/office/word/2006/wordml&quot; xmlns:wsp=&quot;http://schemas.microsoft.com/office/word/2003/wordml/sp2&quot; xmlns:sl=&quot;http://schemas.microsoft.com/schemaLibrary/2003/core&quot; w:macrosPresent=&quot;no&quot; w:embeddedObjPresent=&quot;no&quot; w:ocxPresent=&quot;no&quot; xml:space=&quot;preserve&quot;&gt;&lt;w:ignoreSubtree w:val=&quot;http://schemas.microsoft.com/office/word/2003/wordml/sp2&quot;/&gt;&lt;o:DocumentProperties&gt;&lt;o:Version&gt;16&lt;/o:Version&gt;&lt;/o:DocumentProperties&gt;&lt;w:docPr&gt;&lt;w:view w:val=&quot;print&quot;/&gt;&lt;w:zoom w:percent=&quot;120&quot;/&gt;&lt;w:stylePaneFormatFilter w:val=&quot;3F01&quot;/&gt;&lt;w:defaultTabStop w:val=&quot;720&quot;/&gt;&lt;w:evenAndOddHeaders/&gt;&lt;w:drawingGridHorizontalSpacing w:val=&quot;120&quot;/&gt;&lt;w:displayHorizontalDrawingGridEvery w:val=&quot;2&quot;/&gt;&lt;w:punctuationKerning/&gt;&lt;w:characterSpacingControl w:val=&quot;DontCompress&quot;/&gt;&lt;w:optimizeForBrowser/&gt;&lt;w:targetScreenSz w:val=&quot;800x600&quot;/&gt;&lt;w:savePreviewPicture/&gt;&lt;w:validateAgainstSchema/&gt;&lt;w:saveInvalidXML w:val=&quot;off&quot;/&gt;&lt;w:ignoreMixedContent w:val=&quot;off&quot;/&gt;&lt;w:alwaysShowPlaceholderText w:val=&quot;off&quot;/&gt;&lt;w:compat&gt;&lt;w:breakWrappedTables/&gt;&lt;w:snapToGridInCell/&gt;&lt;w:wrapTextWithPunct/&gt;&lt;w:useAsianBreakRules/&gt;&lt;w:dontGrowAutofit/&gt;&lt;/w:compat&gt;&lt;wsp:rsids&gt;&lt;wsp:rsidRoot wsp:val=&quot;002E0D90&quot;/&gt;&lt;wsp:rsid wsp:val=&quot;00013F7D&quot;/&gt;&lt;wsp:rsid wsp:val=&quot;00025E7D&quot;/&gt;&lt;wsp:rsid wsp:val=&quot;0002677C&quot;/&gt;&lt;wsp:rsid wsp:val=&quot;00031988&quot;/&gt;&lt;wsp:rsid wsp:val=&quot;00071701&quot;/&gt;&lt;wsp:rsid wsp:val=&quot;00071AA2&quot;/&gt;&lt;wsp:rsid wsp:val=&quot;00086DEC&quot;/&gt;&lt;wsp:rsid wsp:val=&quot;000A0C5B&quot;/&gt;&lt;wsp:rsid wsp:val=&quot;000C6FB8&quot;/&gt;&lt;wsp:rsid wsp:val=&quot;000F0DB8&quot;/&gt;&lt;wsp:rsid wsp:val=&quot;00112F3E&quot;/&gt;&lt;wsp:rsid wsp:val=&quot;00132087&quot;/&gt;&lt;wsp:rsid wsp:val=&quot;00132480&quot;/&gt;&lt;wsp:rsid wsp:val=&quot;001820EA&quot;/&gt;&lt;wsp:rsid wsp:val=&quot;00192383&quot;/&gt;&lt;wsp:rsid wsp:val=&quot;001D11C1&quot;/&gt;&lt;wsp:rsid wsp:val=&quot;001E4FD9&quot;/&gt;&lt;wsp:rsid wsp:val=&quot;00203F69&quot;/&gt;&lt;wsp:rsid wsp:val=&quot;00243D25&quot;/&gt;&lt;wsp:rsid wsp:val=&quot;00251DCE&quot;/&gt;&lt;wsp:rsid wsp:val=&quot;00286C33&quot;/&gt;&lt;wsp:rsid wsp:val=&quot;0029798A&quot;/&gt;&lt;wsp:rsid wsp:val=&quot;002B4A85&quot;/&gt;&lt;wsp:rsid wsp:val=&quot;002C6ED3&quot;/&gt;&lt;wsp:rsid wsp:val=&quot;002E0D50&quot;/&gt;&lt;wsp:rsid wsp:val=&quot;002E0D90&quot;/&gt;&lt;wsp:rsid wsp:val=&quot;002E59F9&quot;/&gt;&lt;wsp:rsid wsp:val=&quot;00321646&quot;/&gt;&lt;wsp:rsid wsp:val=&quot;00342E2A&quot;/&gt;&lt;wsp:rsid wsp:val=&quot;00370753&quot;/&gt;&lt;wsp:rsid wsp:val=&quot;00373806&quot;/&gt;&lt;wsp:rsid wsp:val=&quot;003864E9&quot;/&gt;&lt;wsp:rsid wsp:val=&quot;003C5569&quot;/&gt;&lt;wsp:rsid wsp:val=&quot;003C70B2&quot;/&gt;&lt;wsp:rsid wsp:val=&quot;003D4D9A&quot;/&gt;&lt;wsp:rsid wsp:val=&quot;0040066A&quot;/&gt;&lt;wsp:rsid wsp:val=&quot;004340D5&quot;/&gt;&lt;wsp:rsid wsp:val=&quot;0046370F&quot;/&gt;&lt;wsp:rsid wsp:val=&quot;00473582&quot;/&gt;&lt;wsp:rsid wsp:val=&quot;004A7CEB&quot;/&gt;&lt;wsp:rsid wsp:val=&quot;004B5586&quot;/&gt;&lt;wsp:rsid wsp:val=&quot;004D3E54&quot;/&gt;&lt;wsp:rsid wsp:val=&quot;004E5946&quot;/&gt;&lt;wsp:rsid wsp:val=&quot;005375C1&quot;/&gt;&lt;wsp:rsid wsp:val=&quot;00546952&quot;/&gt;&lt;wsp:rsid wsp:val=&quot;00557FE6&quot;/&gt;&lt;wsp:rsid wsp:val=&quot;0059063E&quot;/&gt;&lt;wsp:rsid wsp:val=&quot;0059560F&quot;/&gt;&lt;wsp:rsid wsp:val=&quot;005A3736&quot;/&gt;&lt;wsp:rsid wsp:val=&quot;005C4E85&quot;/&gt;&lt;wsp:rsid wsp:val=&quot;005D6017&quot;/&gt;&lt;wsp:rsid wsp:val=&quot;00616822&quot;/&gt;&lt;wsp:rsid wsp:val=&quot;00620C81&quot;/&gt;&lt;wsp:rsid wsp:val=&quot;00637B2A&quot;/&gt;&lt;wsp:rsid wsp:val=&quot;006550FA&quot;/&gt;&lt;wsp:rsid wsp:val=&quot;006A32F5&quot;/&gt;&lt;wsp:rsid wsp:val=&quot;006A4F69&quot;/&gt;&lt;wsp:rsid wsp:val=&quot;006B3EF2&quot;/&gt;&lt;wsp:rsid wsp:val=&quot;006D42AF&quot;/&gt;&lt;wsp:rsid wsp:val=&quot;006D6410&quot;/&gt;&lt;wsp:rsid wsp:val=&quot;006F6550&quot;/&gt;&lt;wsp:rsid wsp:val=&quot;00747EA8&quot;/&gt;&lt;wsp:rsid wsp:val=&quot;0075351D&quot;/&gt;&lt;wsp:rsid wsp:val=&quot;0078792B&quot;/&gt;&lt;wsp:rsid wsp:val=&quot;007951B3&quot;/&gt;&lt;wsp:rsid wsp:val=&quot;007963F7&quot;/&gt;&lt;wsp:rsid wsp:val=&quot;007F3FF8&quot;/&gt;&lt;wsp:rsid wsp:val=&quot;00833446&quot;/&gt;&lt;wsp:rsid wsp:val=&quot;008377D3&quot;/&gt;&lt;wsp:rsid wsp:val=&quot;00854E4B&quot;/&gt;&lt;wsp:rsid wsp:val=&quot;00867D87&quot;/&gt;&lt;wsp:rsid wsp:val=&quot;008D1D91&quot;/&gt;&lt;wsp:rsid wsp:val=&quot;008E3BE3&quot;/&gt;&lt;wsp:rsid wsp:val=&quot;008E63EA&quot;/&gt;&lt;wsp:rsid wsp:val=&quot;008F16E1&quot;/&gt;&lt;wsp:rsid wsp:val=&quot;008F748B&quot;/&gt;&lt;wsp:rsid wsp:val=&quot;0092094D&quot;/&gt;&lt;wsp:rsid wsp:val=&quot;009233AF&quot;/&gt;&lt;wsp:rsid wsp:val=&quot;00974D35&quot;/&gt;&lt;wsp:rsid wsp:val=&quot;00977B65&quot;/&gt;&lt;wsp:rsid wsp:val=&quot;009C5BC3&quot;/&gt;&lt;wsp:rsid wsp:val=&quot;009D5D6A&quot;/&gt;&lt;wsp:rsid wsp:val=&quot;009E4CEE&quot;/&gt;&lt;wsp:rsid wsp:val=&quot;009F16E4&quot;/&gt;&lt;wsp:rsid wsp:val=&quot;00A0484A&quot;/&gt;&lt;wsp:rsid wsp:val=&quot;00A249C2&quot;/&gt;&lt;wsp:rsid wsp:val=&quot;00A745BC&quot;/&gt;&lt;wsp:rsid wsp:val=&quot;00A74DA7&quot;/&gt;&lt;wsp:rsid wsp:val=&quot;00A92B86&quot;/&gt;&lt;wsp:rsid wsp:val=&quot;00AB398A&quot;/&gt;&lt;wsp:rsid wsp:val=&quot;00AC0682&quot;/&gt;&lt;wsp:rsid wsp:val=&quot;00B008C2&quot;/&gt;&lt;wsp:rsid wsp:val=&quot;00B14705&quot;/&gt;&lt;wsp:rsid wsp:val=&quot;00B14B40&quot;/&gt;&lt;wsp:rsid wsp:val=&quot;00B2097D&quot;/&gt;&lt;wsp:rsid wsp:val=&quot;00B46279&quot;/&gt;&lt;wsp:rsid wsp:val=&quot;00B743A3&quot;/&gt;&lt;wsp:rsid wsp:val=&quot;00BE5170&quot;/&gt;&lt;wsp:rsid wsp:val=&quot;00C05CA8&quot;/&gt;&lt;wsp:rsid wsp:val=&quot;00C81C8F&quot;/&gt;&lt;wsp:rsid wsp:val=&quot;00CC43A4&quot;/&gt;&lt;wsp:rsid wsp:val=&quot;00CF4CCF&quot;/&gt;&lt;wsp:rsid wsp:val=&quot;00D04AE2&quot;/&gt;&lt;wsp:rsid wsp:val=&quot;00D139D6&quot;/&gt;&lt;wsp:rsid wsp:val=&quot;00D256FD&quot;/&gt;&lt;wsp:rsid wsp:val=&quot;00D7095F&quot;/&gt;&lt;wsp:rsid wsp:val=&quot;00D7740B&quot;/&gt;&lt;wsp:rsid wsp:val=&quot;00DA085B&quot;/&gt;&lt;wsp:rsid wsp:val=&quot;00DB0D40&quot;/&gt;&lt;wsp:rsid wsp:val=&quot;00DC6330&quot;/&gt;&lt;wsp:rsid wsp:val=&quot;00E06FA1&quot;/&gt;&lt;wsp:rsid wsp:val=&quot;00E828B3&quot;/&gt;&lt;wsp:rsid wsp:val=&quot;00E9673A&quot;/&gt;&lt;wsp:rsid wsp:val=&quot;00EA1B80&quot;/&gt;&lt;wsp:rsid wsp:val=&quot;00EA6739&quot;/&gt;&lt;wsp:rsid wsp:val=&quot;00EB7D83&quot;/&gt;&lt;wsp:rsid wsp:val=&quot;00EC0282&quot;/&gt;&lt;wsp:rsid wsp:val=&quot;00EF13E4&quot;/&gt;&lt;wsp:rsid wsp:val=&quot;00F076C8&quot;/&gt;&lt;wsp:rsid wsp:val=&quot;00F265A2&quot;/&gt;&lt;wsp:rsid wsp:val=&quot;00F3229D&quot;/&gt;&lt;wsp:rsid wsp:val=&quot;00F46908&quot;/&gt;&lt;wsp:rsid wsp:val=&quot;00F95DD0&quot;/&gt;&lt;wsp:rsid wsp:val=&quot;00FB0344&quot;/&gt;&lt;wsp:rsid wsp:val=&quot;00FE6BDC&quot;/&gt;&lt;/wsp:rsids&gt;&lt;/w:docPr&gt;&lt;w:body&gt;&lt;wx:sect&gt;&lt;w:p wsp:rsidR=&quot;00286C33&quot; wsp:rsidRDefault=&quot;00286C33&quot; wsp:rsidP=&quot;00286C33&quot;&gt;&lt;m:oMathPara&gt;&lt;m:oMath&gt;&lt;m:sSub&gt;&lt;m:sSubPr&gt;&lt;m:ctrlPr&gt;&lt;w:rPr&gt;&lt;w:rFonts w:ascii=&quot;Cambria Math&quot; w:h-ansi=&quot;Cambria Math&quot;/&gt;&lt;wx:font wx:val=&quot;Cambria Math&quot;/&gt;&lt;/w:rPr&gt;&lt;/m:ctrlPr&gt;&lt;/m:sSubPr&gt;&lt;m:e&gt;&lt;m:r&gt;&lt;w:rPr&gt;&lt;w:rFonts w:ascii=&quot;Cambria Math&quot; w:h-ansi=&quot;Cambria Math&quot;/&gt;&lt;wx:font wx:val=&quot;Cambria Math&quot;/&gt;&lt;w:i/&gt;&lt;/w:rPr&gt;&lt;m:t&gt;a&lt;/m:t&gt;&lt;/m:r&gt;&lt;/m:e&gt;&lt;m:sub&gt;&lt;m:r&gt;&lt;w:rPr&gt;&lt;w:rFonts w:ascii=&quot;Cambria Math&quot; w:h-ansi=&quot;Cambria Math&quot;/&gt;&lt;wx:font wx:val=&quot;Cambria Math&quot;/&gt;&lt;w:i/&gt;&lt;/w:rPr&gt;&lt;m:t&gt;i&lt;/m:t&gt;&lt;/m:r&gt;&lt;/m:sub&gt;&lt;/m:sSub&gt;&lt;/m:oMath&gt;&lt;/m:oMathPara&gt;&lt;/w:p&gt;&lt;w:sectPr wsp:rsidR=&quot;00000000&quot;&gt;&lt;w:pgSz w:w=&quot;12240&quot; w:h=&quot;15840&quot;/&gt;&lt;w:pgMar w:top=&quot;1440&quot; w:right=&quot;1440&quot; w:bottom=&quot;1440&quot; w:left=&quot;1440&quot; w:header=&quot;720&quot; w:footer=&quot;720&quot; w:gutter=&quot;0&quot;/&gt;&lt;w:cols w:space=&quot;720&quot;/&gt;&lt;/w:sectPr&gt;&lt;/wx:sect&gt;&lt;/w:body&gt;&lt;/w:wordDocument&gt;">
             <v:imagedata r:id="rId12" o:title="" chromakey="white"/>
           </v:shape>
         </w:pict>
@@ -2893,7 +2858,7 @@
       </w:r>
       <w:r>
         <w:pict w14:anchorId="4E6B8DE5">
-          <v:shape id="_x0000_i1072" type="#_x0000_t75" style="width:47.6pt;height:14.4pt" equationxml="&lt;?xml version=&quot;1.0&quot; encoding=&quot;UTF-8&quot; standalone=&quot;yes&quot;?&gt;&#10;&lt;?mso-application progid=&quot;Word.Document&quot;?&gt;&#10;&lt;w:wordDocument xmlns:aml=&quot;http://schemas.microsoft.com/aml/2001/core&quot; xmlns:wpc=&quot;http://schemas.microsoft.com/office/word/2010/wordprocessingCanvas&quot; xmlns:cx=&quot;http://schemas.microsoft.com/office/drawing/2014/chartex&quot; xmlns:cx1=&quot;http://schemas.microsoft.com/office/drawing/2015/9/8/chartex&quot; xmlns:cx2=&quot;http://schemas.microsoft.com/office/drawing/2015/10/21/chartex&quot; xmlns:cx3=&quot;http://schemas.microsoft.com/office/drawing/2016/5/9/chartex&quot; xmlns:cx4=&quot;http://schemas.microsoft.com/office/drawing/2016/5/10/chartex&quot; xmlns:cx5=&quot;http://schemas.microsoft.com/office/drawing/2016/5/11/chartex&quot; xmlns:cx6=&quot;http://schemas.microsoft.com/office/drawing/2016/5/12/chartex&quot; xmlns:cx7=&quot;http://schemas.microsoft.com/office/drawing/2016/5/13/chartex&quot; xmlns:cx8=&quot;http://schemas.microsoft.com/office/drawing/2016/5/14/chartex&quot; xmlns:cr=&quot;http://schemas.microsoft.com/office/comments/2020/reactions&quot; xmlns:dt=&quot;uuid:C2F41010-65B3-11d1-A29F-00AA00C14882&quot; xmlns:mc=&quot;http://schemas.openxmlformats.org/markup-compatibility/2006&quot; xmlns:aink=&quot;http://schemas.microsoft.com/office/drawing/2016/ink&quot; xmlns:am3d=&quot;http://schemas.microsoft.com/office/drawing/2017/model3d&quot; xmlns:o=&quot;urn:schemas-microsoft-com:office:office&quot; xmlns:oel=&quot;http://schemas.microsoft.com/office/2019/extlst&quot; xmlns:m=&quot;http://schemas.openxmlformats.org/officeDocument/2006/math&quot; xmlns:v=&quot;urn:schemas-microsoft-com:vml&quot; xmlns:w10=&quot;urn:schemas-microsoft-com:office:word&quot; xmlns:w=&quot;http://schemas.microsoft.com/office/word/2003/wordml&quot; xmlns:wx=&quot;http://schemas.microsoft.com/office/word/2003/auxHint&quot; xmlns:wne=&quot;http://schemas.microsoft.com/office/word/2006/wordml&quot; xmlns:wsp=&quot;http://schemas.microsoft.com/office/word/2003/wordml/sp2&quot; xmlns:sl=&quot;http://schemas.microsoft.com/schemaLibrary/2003/core&quot; w:macrosPresent=&quot;no&quot; w:embeddedObjPresent=&quot;no&quot; w:ocxPresent=&quot;no&quot; xml:space=&quot;preserve&quot;&gt;&lt;w:ignoreSubtree w:val=&quot;http://schemas.microsoft.com/office/word/2003/wordml/sp2&quot;/&gt;&lt;o:DocumentProperties&gt;&lt;o:Version&gt;16&lt;/o:Version&gt;&lt;/o:DocumentProperties&gt;&lt;w:docPr&gt;&lt;w:view w:val=&quot;print&quot;/&gt;&lt;w:zoom w:percent=&quot;120&quot;/&gt;&lt;w:stylePaneFormatFilter w:val=&quot;3F01&quot;/&gt;&lt;w:defaultTabStop w:val=&quot;720&quot;/&gt;&lt;w:evenAndOddHeaders/&gt;&lt;w:drawingGridHorizontalSpacing w:val=&quot;120&quot;/&gt;&lt;w:displayHorizontalDrawingGridEvery w:val=&quot;2&quot;/&gt;&lt;w:punctuationKerning/&gt;&lt;w:characterSpacingControl w:val=&quot;DontCompress&quot;/&gt;&lt;w:optimizeForBrowser/&gt;&lt;w:targetScreenSz w:val=&quot;800x600&quot;/&gt;&lt;w:savePreviewPicture/&gt;&lt;w:validateAgainstSchema/&gt;&lt;w:saveInvalidXML w:val=&quot;off&quot;/&gt;&lt;w:ignoreMixedContent w:val=&quot;off&quot;/&gt;&lt;w:alwaysShowPlaceholderText w:val=&quot;off&quot;/&gt;&lt;w:compat&gt;&lt;w:breakWrappedTables/&gt;&lt;w:snapToGridInCell/&gt;&lt;w:wrapTextWithPunct/&gt;&lt;w:useAsianBreakRules/&gt;&lt;w:dontGrowAutofit/&gt;&lt;/w:compat&gt;&lt;wsp:rsids&gt;&lt;wsp:rsidRoot wsp:val=&quot;002E0D90&quot;/&gt;&lt;wsp:rsid wsp:val=&quot;00013F7D&quot;/&gt;&lt;wsp:rsid wsp:val=&quot;00025E7D&quot;/&gt;&lt;wsp:rsid wsp:val=&quot;0002677C&quot;/&gt;&lt;wsp:rsid wsp:val=&quot;00031988&quot;/&gt;&lt;wsp:rsid wsp:val=&quot;00071701&quot;/&gt;&lt;wsp:rsid wsp:val=&quot;00071AA2&quot;/&gt;&lt;wsp:rsid wsp:val=&quot;00086DEC&quot;/&gt;&lt;wsp:rsid wsp:val=&quot;000A0C5B&quot;/&gt;&lt;wsp:rsid wsp:val=&quot;000C6FB8&quot;/&gt;&lt;wsp:rsid wsp:val=&quot;000F0DB8&quot;/&gt;&lt;wsp:rsid wsp:val=&quot;00112F3E&quot;/&gt;&lt;wsp:rsid wsp:val=&quot;00132087&quot;/&gt;&lt;wsp:rsid wsp:val=&quot;00132480&quot;/&gt;&lt;wsp:rsid wsp:val=&quot;001820EA&quot;/&gt;&lt;wsp:rsid wsp:val=&quot;00192383&quot;/&gt;&lt;wsp:rsid wsp:val=&quot;001D11C1&quot;/&gt;&lt;wsp:rsid wsp:val=&quot;001E4FD9&quot;/&gt;&lt;wsp:rsid wsp:val=&quot;00203F69&quot;/&gt;&lt;wsp:rsid wsp:val=&quot;00243D25&quot;/&gt;&lt;wsp:rsid wsp:val=&quot;00251DCE&quot;/&gt;&lt;wsp:rsid wsp:val=&quot;0029798A&quot;/&gt;&lt;wsp:rsid wsp:val=&quot;002B4A85&quot;/&gt;&lt;wsp:rsid wsp:val=&quot;002C6ED3&quot;/&gt;&lt;wsp:rsid wsp:val=&quot;002E0D50&quot;/&gt;&lt;wsp:rsid wsp:val=&quot;002E0D90&quot;/&gt;&lt;wsp:rsid wsp:val=&quot;002E59F9&quot;/&gt;&lt;wsp:rsid wsp:val=&quot;00321646&quot;/&gt;&lt;wsp:rsid wsp:val=&quot;00342E2A&quot;/&gt;&lt;wsp:rsid wsp:val=&quot;00370753&quot;/&gt;&lt;wsp:rsid wsp:val=&quot;00373806&quot;/&gt;&lt;wsp:rsid wsp:val=&quot;003864E9&quot;/&gt;&lt;wsp:rsid wsp:val=&quot;003C5569&quot;/&gt;&lt;wsp:rsid wsp:val=&quot;003C70B2&quot;/&gt;&lt;wsp:rsid wsp:val=&quot;003D4D9A&quot;/&gt;&lt;wsp:rsid wsp:val=&quot;0040066A&quot;/&gt;&lt;wsp:rsid wsp:val=&quot;004340D5&quot;/&gt;&lt;wsp:rsid wsp:val=&quot;0046370F&quot;/&gt;&lt;wsp:rsid wsp:val=&quot;00473582&quot;/&gt;&lt;wsp:rsid wsp:val=&quot;004A7CEB&quot;/&gt;&lt;wsp:rsid wsp:val=&quot;004B5586&quot;/&gt;&lt;wsp:rsid wsp:val=&quot;004D3E54&quot;/&gt;&lt;wsp:rsid wsp:val=&quot;004E5946&quot;/&gt;&lt;wsp:rsid wsp:val=&quot;005375C1&quot;/&gt;&lt;wsp:rsid wsp:val=&quot;00546952&quot;/&gt;&lt;wsp:rsid wsp:val=&quot;00557FE6&quot;/&gt;&lt;wsp:rsid wsp:val=&quot;0059063E&quot;/&gt;&lt;wsp:rsid wsp:val=&quot;0059560F&quot;/&gt;&lt;wsp:rsid wsp:val=&quot;005A3736&quot;/&gt;&lt;wsp:rsid wsp:val=&quot;005C4E85&quot;/&gt;&lt;wsp:rsid wsp:val=&quot;005D6017&quot;/&gt;&lt;wsp:rsid wsp:val=&quot;00616822&quot;/&gt;&lt;wsp:rsid wsp:val=&quot;00620C81&quot;/&gt;&lt;wsp:rsid wsp:val=&quot;00637B2A&quot;/&gt;&lt;wsp:rsid wsp:val=&quot;006550FA&quot;/&gt;&lt;wsp:rsid wsp:val=&quot;006A32F5&quot;/&gt;&lt;wsp:rsid wsp:val=&quot;006A4F69&quot;/&gt;&lt;wsp:rsid wsp:val=&quot;006B3EF2&quot;/&gt;&lt;wsp:rsid wsp:val=&quot;006D42AF&quot;/&gt;&lt;wsp:rsid wsp:val=&quot;006D6410&quot;/&gt;&lt;wsp:rsid wsp:val=&quot;006F6550&quot;/&gt;&lt;wsp:rsid wsp:val=&quot;00747EA8&quot;/&gt;&lt;wsp:rsid wsp:val=&quot;0075351D&quot;/&gt;&lt;wsp:rsid wsp:val=&quot;0078792B&quot;/&gt;&lt;wsp:rsid wsp:val=&quot;007951B3&quot;/&gt;&lt;wsp:rsid wsp:val=&quot;007963F7&quot;/&gt;&lt;wsp:rsid wsp:val=&quot;007F3FF8&quot;/&gt;&lt;wsp:rsid wsp:val=&quot;00833446&quot;/&gt;&lt;wsp:rsid wsp:val=&quot;008377D3&quot;/&gt;&lt;wsp:rsid wsp:val=&quot;00854E4B&quot;/&gt;&lt;wsp:rsid wsp:val=&quot;00867D87&quot;/&gt;&lt;wsp:rsid wsp:val=&quot;008D1D91&quot;/&gt;&lt;wsp:rsid wsp:val=&quot;008D7267&quot;/&gt;&lt;wsp:rsid wsp:val=&quot;008E3BE3&quot;/&gt;&lt;wsp:rsid wsp:val=&quot;008E63EA&quot;/&gt;&lt;wsp:rsid wsp:val=&quot;008F16E1&quot;/&gt;&lt;wsp:rsid wsp:val=&quot;008F748B&quot;/&gt;&lt;wsp:rsid wsp:val=&quot;0092094D&quot;/&gt;&lt;wsp:rsid wsp:val=&quot;009233AF&quot;/&gt;&lt;wsp:rsid wsp:val=&quot;00974D35&quot;/&gt;&lt;wsp:rsid wsp:val=&quot;00977B65&quot;/&gt;&lt;wsp:rsid wsp:val=&quot;009C5BC3&quot;/&gt;&lt;wsp:rsid wsp:val=&quot;009D5D6A&quot;/&gt;&lt;wsp:rsid wsp:val=&quot;009E4CEE&quot;/&gt;&lt;wsp:rsid wsp:val=&quot;009F16E4&quot;/&gt;&lt;wsp:rsid wsp:val=&quot;00A0484A&quot;/&gt;&lt;wsp:rsid wsp:val=&quot;00A249C2&quot;/&gt;&lt;wsp:rsid wsp:val=&quot;00A745BC&quot;/&gt;&lt;wsp:rsid wsp:val=&quot;00A74DA7&quot;/&gt;&lt;wsp:rsid wsp:val=&quot;00A92B86&quot;/&gt;&lt;wsp:rsid wsp:val=&quot;00AB398A&quot;/&gt;&lt;wsp:rsid wsp:val=&quot;00AC0682&quot;/&gt;&lt;wsp:rsid wsp:val=&quot;00B008C2&quot;/&gt;&lt;wsp:rsid wsp:val=&quot;00B14705&quot;/&gt;&lt;wsp:rsid wsp:val=&quot;00B14B40&quot;/&gt;&lt;wsp:rsid wsp:val=&quot;00B2097D&quot;/&gt;&lt;wsp:rsid wsp:val=&quot;00B46279&quot;/&gt;&lt;wsp:rsid wsp:val=&quot;00B743A3&quot;/&gt;&lt;wsp:rsid wsp:val=&quot;00BE5170&quot;/&gt;&lt;wsp:rsid wsp:val=&quot;00C05CA8&quot;/&gt;&lt;wsp:rsid wsp:val=&quot;00C81C8F&quot;/&gt;&lt;wsp:rsid wsp:val=&quot;00CC43A4&quot;/&gt;&lt;wsp:rsid wsp:val=&quot;00CF4CCF&quot;/&gt;&lt;wsp:rsid wsp:val=&quot;00D04AE2&quot;/&gt;&lt;wsp:rsid wsp:val=&quot;00D139D6&quot;/&gt;&lt;wsp:rsid wsp:val=&quot;00D256FD&quot;/&gt;&lt;wsp:rsid wsp:val=&quot;00D7095F&quot;/&gt;&lt;wsp:rsid wsp:val=&quot;00D7740B&quot;/&gt;&lt;wsp:rsid wsp:val=&quot;00DA085B&quot;/&gt;&lt;wsp:rsid wsp:val=&quot;00DB0D40&quot;/&gt;&lt;wsp:rsid wsp:val=&quot;00DC6330&quot;/&gt;&lt;wsp:rsid wsp:val=&quot;00E06FA1&quot;/&gt;&lt;wsp:rsid wsp:val=&quot;00E828B3&quot;/&gt;&lt;wsp:rsid wsp:val=&quot;00E9673A&quot;/&gt;&lt;wsp:rsid wsp:val=&quot;00EA1B80&quot;/&gt;&lt;wsp:rsid wsp:val=&quot;00EA6739&quot;/&gt;&lt;wsp:rsid wsp:val=&quot;00EB7D83&quot;/&gt;&lt;wsp:rsid wsp:val=&quot;00EC0282&quot;/&gt;&lt;wsp:rsid wsp:val=&quot;00EF13E4&quot;/&gt;&lt;wsp:rsid wsp:val=&quot;00F076C8&quot;/&gt;&lt;wsp:rsid wsp:val=&quot;00F265A2&quot;/&gt;&lt;wsp:rsid wsp:val=&quot;00F3229D&quot;/&gt;&lt;wsp:rsid wsp:val=&quot;00F46908&quot;/&gt;&lt;wsp:rsid wsp:val=&quot;00F95DD0&quot;/&gt;&lt;wsp:rsid wsp:val=&quot;00FB0344&quot;/&gt;&lt;wsp:rsid wsp:val=&quot;00FE6BDC&quot;/&gt;&lt;/wsp:rsids&gt;&lt;/w:docPr&gt;&lt;w:body&gt;&lt;wx:sect&gt;&lt;w:p wsp:rsidR=&quot;008D7267&quot; wsp:rsidRDefault=&quot;008D7267&quot; wsp:rsidP=&quot;008D7267&quot;&gt;&lt;m:oMathPara&gt;&lt;m:oMath&gt;&lt;m:r&gt;&lt;w:rPr&gt;&lt;w:rFonts w:ascii=&quot;Cambria Math&quot; w:h-ansi=&quot;Cambria Math&quot;/&gt;&lt;wx:font wx:val=&quot;Cambria Math&quot;/&gt;&lt;w:i/&gt;&lt;/w:rPr&gt;&lt;m:t&gt;P(&lt;/m:t&gt;&lt;/m:r&gt;&lt;m:sSub&gt;&lt;m:sSubPr&gt;&lt;m:ctrlPr&gt;&lt;w:rPr&gt;&lt;w:rFonts w:ascii=&quot;Cambria Math&quot; w:h-ansi=&quot;Cambria Math&quot;/&gt;&lt;wx:font wx:val=&quot;Cambria Math&quot;/&gt;&lt;/w:rPr&gt;&lt;/m:ctrlPr&gt;&lt;/m:sSubPr&gt;&lt;m:e&gt;&lt;m:r&gt;&lt;w:rPr&gt;&lt;w:rFonts w:ascii=&quot;Cambria Math&quot; w:h-ansi=&quot;Cambria Math&quot;/&gt;&lt;wx:font wx:val=&quot;Cambria Math&quot;/&gt;&lt;w:i/&gt;&lt;/w:rPr&gt;&lt;m:t&gt;e&lt;/m:t&gt;&lt;/m:r&gt;&lt;/m:e&gt;&lt;m:sub&gt;&lt;m:r&gt;&lt;w:rPr&gt;&lt;w:rFonts w:ascii=&quot;Cambria Math&quot; w:h-ansi=&quot;Cambria Math&quot;/&gt;&lt;wx:font wx:val=&quot;Cambria Math&quot;/&gt;&lt;w:i/&gt;&lt;/w:rPr&gt;&lt;m:t&gt;i&lt;/m:t&gt;&lt;/m:r&gt;&lt;/m:sub&gt;&lt;/m:sSub&gt;&lt;m:r&gt;&lt;w:rPr&gt;&lt;w:rFonts w:ascii=&quot;Cambria Math&quot; w:h-ansi=&quot;Cambria Math&quot;/&gt;&lt;wx:font wx:val=&quot;Cambria Math&quot;/&gt;&lt;w:i/&gt;&lt;/w:rPr&gt;&lt;m:t&gt;âˆ£&lt;/m:t&gt;&lt;/m:r&gt;&lt;m:sSub&gt;&lt;m:sSubPr&gt;&lt;m:ctrlPr&gt;&lt;w:rPr&gt;&lt;w:rFonts w:ascii=&quot;Cambria Math&quot; w:h-ansi=&quot;Cambria Math&quot;/&gt;&lt;wx:font wx:val=&quot;Cambria Math&quot;/&gt;&lt;/w:rPr&gt;&lt;/m:ctrlPr&gt;&lt;/m:sSubPr&gt;&lt;m:e&gt;&lt;m:r&gt;&lt;w:rPr&gt;&lt;w:rFonts w:ascii=&quot;Cambria Math&quot; w:h-ansi=&quot;Cambria Math&quot;/&gt;&lt;wx:font wx:val=&quot;Cambria Math&quot;/&gt;&lt;w:i/&gt;&lt;/w:rPr&gt;&lt;m:t&gt;a&lt;/m:t&gt;&lt;/m:r&gt;&lt;/m:e&gt;&lt;m:sub&gt;&lt;m:r&gt;&lt;w:rPr&gt;&lt;w:rFonts w:ascii=&quot;Cambria Math&quot; w:h-ansi=&quot;Cambria Math&quot;/&gt;&lt;wx:font wx:val=&quot;Cambria Math&quot;/&gt;&lt;w:i/&gt;&lt;/w:rPr&gt;&lt;m:t&gt;i&lt;/m:t&gt;&lt;/m:r&gt;&lt;/m:sub&gt;&lt;/m:sSub&gt;&lt;m:r&gt;&lt;w:rPr&gt;&lt;w:rFonts w:ascii=&quot;Cambria Math&quot; w:h-ansi=&quot;Cambria Math&quot;/&gt;&lt;wx:font wx:val=&quot;Cambria Math&quot;/&gt;&lt;w:i/&gt;&lt;/w:rPr&gt;&lt;m:t&gt;)&lt;/m:t&gt;&lt;/m:r&gt;&lt;/m:oMath&gt;&lt;/m:oMathPara&gt;&lt;/w:p&gt;&lt;w:sectPr wsp:rsidR=&quot;00000000&quot;&gt;&lt;w:pgSz w:w=&quot;12240&quot; w:h=&quot;15840&quot;/&gt;&lt;w:pgMar w:top=&quot;1440&quot; w:right=&quot;1440&quot; w:bottom=&quot;1440&quot; w:left=&quot;1440&quot; w:header=&quot;720&quot; w:footer=&quot;720&quot; w:gutter=&quot;0&quot;/&gt;&lt;w:cols w:space=&quot;720&quot;/&gt;&lt;/w:sectPr&gt;&lt;/wx:sect&gt;&lt;/w:body&gt;&lt;/w:wordDocument&gt;">
+          <v:shape id="_x0000_i1041" type="#_x0000_t75" style="width:47.6pt;height:14.4pt" equationxml="&lt;?xml version=&quot;1.0&quot; encoding=&quot;UTF-8&quot; standalone=&quot;yes&quot;?&gt;&#10;&lt;?mso-application progid=&quot;Word.Document&quot;?&gt;&#10;&lt;w:wordDocument xmlns:aml=&quot;http://schemas.microsoft.com/aml/2001/core&quot; xmlns:wpc=&quot;http://schemas.microsoft.com/office/word/2010/wordprocessingCanvas&quot; xmlns:cx=&quot;http://schemas.microsoft.com/office/drawing/2014/chartex&quot; xmlns:cx1=&quot;http://schemas.microsoft.com/office/drawing/2015/9/8/chartex&quot; xmlns:cx2=&quot;http://schemas.microsoft.com/office/drawing/2015/10/21/chartex&quot; xmlns:cx3=&quot;http://schemas.microsoft.com/office/drawing/2016/5/9/chartex&quot; xmlns:cx4=&quot;http://schemas.microsoft.com/office/drawing/2016/5/10/chartex&quot; xmlns:cx5=&quot;http://schemas.microsoft.com/office/drawing/2016/5/11/chartex&quot; xmlns:cx6=&quot;http://schemas.microsoft.com/office/drawing/2016/5/12/chartex&quot; xmlns:cx7=&quot;http://schemas.microsoft.com/office/drawing/2016/5/13/chartex&quot; xmlns:cx8=&quot;http://schemas.microsoft.com/office/drawing/2016/5/14/chartex&quot; xmlns:cr=&quot;http://schemas.microsoft.com/office/comments/2020/reactions&quot; xmlns:dt=&quot;uuid:C2F41010-65B3-11d1-A29F-00AA00C14882&quot; xmlns:mc=&quot;http://schemas.openxmlformats.org/markup-compatibility/2006&quot; xmlns:aink=&quot;http://schemas.microsoft.com/office/drawing/2016/ink&quot; xmlns:am3d=&quot;http://schemas.microsoft.com/office/drawing/2017/model3d&quot; xmlns:o=&quot;urn:schemas-microsoft-com:office:office&quot; xmlns:oel=&quot;http://schemas.microsoft.com/office/2019/extlst&quot; xmlns:m=&quot;http://schemas.openxmlformats.org/officeDocument/2006/math&quot; xmlns:v=&quot;urn:schemas-microsoft-com:vml&quot; xmlns:w10=&quot;urn:schemas-microsoft-com:office:word&quot; xmlns:w=&quot;http://schemas.microsoft.com/office/word/2003/wordml&quot; xmlns:wx=&quot;http://schemas.microsoft.com/office/word/2003/auxHint&quot; xmlns:wne=&quot;http://schemas.microsoft.com/office/word/2006/wordml&quot; xmlns:wsp=&quot;http://schemas.microsoft.com/office/word/2003/wordml/sp2&quot; xmlns:sl=&quot;http://schemas.microsoft.com/schemaLibrary/2003/core&quot; w:macrosPresent=&quot;no&quot; w:embeddedObjPresent=&quot;no&quot; w:ocxPresent=&quot;no&quot; xml:space=&quot;preserve&quot;&gt;&lt;w:ignoreSubtree w:val=&quot;http://schemas.microsoft.com/office/word/2003/wordml/sp2&quot;/&gt;&lt;o:DocumentProperties&gt;&lt;o:Version&gt;16&lt;/o:Version&gt;&lt;/o:DocumentProperties&gt;&lt;w:docPr&gt;&lt;w:view w:val=&quot;print&quot;/&gt;&lt;w:zoom w:percent=&quot;120&quot;/&gt;&lt;w:stylePaneFormatFilter w:val=&quot;3F01&quot;/&gt;&lt;w:defaultTabStop w:val=&quot;720&quot;/&gt;&lt;w:evenAndOddHeaders/&gt;&lt;w:drawingGridHorizontalSpacing w:val=&quot;120&quot;/&gt;&lt;w:displayHorizontalDrawingGridEvery w:val=&quot;2&quot;/&gt;&lt;w:punctuationKerning/&gt;&lt;w:characterSpacingControl w:val=&quot;DontCompress&quot;/&gt;&lt;w:optimizeForBrowser/&gt;&lt;w:targetScreenSz w:val=&quot;800x600&quot;/&gt;&lt;w:savePreviewPicture/&gt;&lt;w:validateAgainstSchema/&gt;&lt;w:saveInvalidXML w:val=&quot;off&quot;/&gt;&lt;w:ignoreMixedContent w:val=&quot;off&quot;/&gt;&lt;w:alwaysShowPlaceholderText w:val=&quot;off&quot;/&gt;&lt;w:compat&gt;&lt;w:breakWrappedTables/&gt;&lt;w:snapToGridInCell/&gt;&lt;w:wrapTextWithPunct/&gt;&lt;w:useAsianBreakRules/&gt;&lt;w:dontGrowAutofit/&gt;&lt;/w:compat&gt;&lt;wsp:rsids&gt;&lt;wsp:rsidRoot wsp:val=&quot;002E0D90&quot;/&gt;&lt;wsp:rsid wsp:val=&quot;00013F7D&quot;/&gt;&lt;wsp:rsid wsp:val=&quot;00025E7D&quot;/&gt;&lt;wsp:rsid wsp:val=&quot;0002677C&quot;/&gt;&lt;wsp:rsid wsp:val=&quot;00031988&quot;/&gt;&lt;wsp:rsid wsp:val=&quot;00071701&quot;/&gt;&lt;wsp:rsid wsp:val=&quot;00071AA2&quot;/&gt;&lt;wsp:rsid wsp:val=&quot;00086DEC&quot;/&gt;&lt;wsp:rsid wsp:val=&quot;000A0C5B&quot;/&gt;&lt;wsp:rsid wsp:val=&quot;000C6FB8&quot;/&gt;&lt;wsp:rsid wsp:val=&quot;000F0DB8&quot;/&gt;&lt;wsp:rsid wsp:val=&quot;00112F3E&quot;/&gt;&lt;wsp:rsid wsp:val=&quot;00132087&quot;/&gt;&lt;wsp:rsid wsp:val=&quot;00132480&quot;/&gt;&lt;wsp:rsid wsp:val=&quot;001820EA&quot;/&gt;&lt;wsp:rsid wsp:val=&quot;00192383&quot;/&gt;&lt;wsp:rsid wsp:val=&quot;001D11C1&quot;/&gt;&lt;wsp:rsid wsp:val=&quot;001E4FD9&quot;/&gt;&lt;wsp:rsid wsp:val=&quot;00203F69&quot;/&gt;&lt;wsp:rsid wsp:val=&quot;00243D25&quot;/&gt;&lt;wsp:rsid wsp:val=&quot;00251DCE&quot;/&gt;&lt;wsp:rsid wsp:val=&quot;0029798A&quot;/&gt;&lt;wsp:rsid wsp:val=&quot;002B4A85&quot;/&gt;&lt;wsp:rsid wsp:val=&quot;002C6ED3&quot;/&gt;&lt;wsp:rsid wsp:val=&quot;002E0D50&quot;/&gt;&lt;wsp:rsid wsp:val=&quot;002E0D90&quot;/&gt;&lt;wsp:rsid wsp:val=&quot;002E59F9&quot;/&gt;&lt;wsp:rsid wsp:val=&quot;00321646&quot;/&gt;&lt;wsp:rsid wsp:val=&quot;00342E2A&quot;/&gt;&lt;wsp:rsid wsp:val=&quot;00370753&quot;/&gt;&lt;wsp:rsid wsp:val=&quot;00373806&quot;/&gt;&lt;wsp:rsid wsp:val=&quot;003864E9&quot;/&gt;&lt;wsp:rsid wsp:val=&quot;003C5569&quot;/&gt;&lt;wsp:rsid wsp:val=&quot;003C70B2&quot;/&gt;&lt;wsp:rsid wsp:val=&quot;003D4D9A&quot;/&gt;&lt;wsp:rsid wsp:val=&quot;0040066A&quot;/&gt;&lt;wsp:rsid wsp:val=&quot;004340D5&quot;/&gt;&lt;wsp:rsid wsp:val=&quot;0046370F&quot;/&gt;&lt;wsp:rsid wsp:val=&quot;00473582&quot;/&gt;&lt;wsp:rsid wsp:val=&quot;004A7CEB&quot;/&gt;&lt;wsp:rsid wsp:val=&quot;004B5586&quot;/&gt;&lt;wsp:rsid wsp:val=&quot;004D3E54&quot;/&gt;&lt;wsp:rsid wsp:val=&quot;004E5946&quot;/&gt;&lt;wsp:rsid wsp:val=&quot;005375C1&quot;/&gt;&lt;wsp:rsid wsp:val=&quot;00546952&quot;/&gt;&lt;wsp:rsid wsp:val=&quot;00557FE6&quot;/&gt;&lt;wsp:rsid wsp:val=&quot;0059063E&quot;/&gt;&lt;wsp:rsid wsp:val=&quot;0059560F&quot;/&gt;&lt;wsp:rsid wsp:val=&quot;005A3736&quot;/&gt;&lt;wsp:rsid wsp:val=&quot;005C4E85&quot;/&gt;&lt;wsp:rsid wsp:val=&quot;005D6017&quot;/&gt;&lt;wsp:rsid wsp:val=&quot;00616822&quot;/&gt;&lt;wsp:rsid wsp:val=&quot;00620C81&quot;/&gt;&lt;wsp:rsid wsp:val=&quot;00637B2A&quot;/&gt;&lt;wsp:rsid wsp:val=&quot;006550FA&quot;/&gt;&lt;wsp:rsid wsp:val=&quot;006A32F5&quot;/&gt;&lt;wsp:rsid wsp:val=&quot;006A4F69&quot;/&gt;&lt;wsp:rsid wsp:val=&quot;006B3EF2&quot;/&gt;&lt;wsp:rsid wsp:val=&quot;006D42AF&quot;/&gt;&lt;wsp:rsid wsp:val=&quot;006D6410&quot;/&gt;&lt;wsp:rsid wsp:val=&quot;006F6550&quot;/&gt;&lt;wsp:rsid wsp:val=&quot;00747EA8&quot;/&gt;&lt;wsp:rsid wsp:val=&quot;0075351D&quot;/&gt;&lt;wsp:rsid wsp:val=&quot;0078792B&quot;/&gt;&lt;wsp:rsid wsp:val=&quot;007951B3&quot;/&gt;&lt;wsp:rsid wsp:val=&quot;007963F7&quot;/&gt;&lt;wsp:rsid wsp:val=&quot;007F3FF8&quot;/&gt;&lt;wsp:rsid wsp:val=&quot;00833446&quot;/&gt;&lt;wsp:rsid wsp:val=&quot;008377D3&quot;/&gt;&lt;wsp:rsid wsp:val=&quot;00854E4B&quot;/&gt;&lt;wsp:rsid wsp:val=&quot;00867D87&quot;/&gt;&lt;wsp:rsid wsp:val=&quot;008D1D91&quot;/&gt;&lt;wsp:rsid wsp:val=&quot;008D7267&quot;/&gt;&lt;wsp:rsid wsp:val=&quot;008E3BE3&quot;/&gt;&lt;wsp:rsid wsp:val=&quot;008E63EA&quot;/&gt;&lt;wsp:rsid wsp:val=&quot;008F16E1&quot;/&gt;&lt;wsp:rsid wsp:val=&quot;008F748B&quot;/&gt;&lt;wsp:rsid wsp:val=&quot;0092094D&quot;/&gt;&lt;wsp:rsid wsp:val=&quot;009233AF&quot;/&gt;&lt;wsp:rsid wsp:val=&quot;00974D35&quot;/&gt;&lt;wsp:rsid wsp:val=&quot;00977B65&quot;/&gt;&lt;wsp:rsid wsp:val=&quot;009C5BC3&quot;/&gt;&lt;wsp:rsid wsp:val=&quot;009D5D6A&quot;/&gt;&lt;wsp:rsid wsp:val=&quot;009E4CEE&quot;/&gt;&lt;wsp:rsid wsp:val=&quot;009F16E4&quot;/&gt;&lt;wsp:rsid wsp:val=&quot;00A0484A&quot;/&gt;&lt;wsp:rsid wsp:val=&quot;00A249C2&quot;/&gt;&lt;wsp:rsid wsp:val=&quot;00A745BC&quot;/&gt;&lt;wsp:rsid wsp:val=&quot;00A74DA7&quot;/&gt;&lt;wsp:rsid wsp:val=&quot;00A92B86&quot;/&gt;&lt;wsp:rsid wsp:val=&quot;00AB398A&quot;/&gt;&lt;wsp:rsid wsp:val=&quot;00AC0682&quot;/&gt;&lt;wsp:rsid wsp:val=&quot;00B008C2&quot;/&gt;&lt;wsp:rsid wsp:val=&quot;00B14705&quot;/&gt;&lt;wsp:rsid wsp:val=&quot;00B14B40&quot;/&gt;&lt;wsp:rsid wsp:val=&quot;00B2097D&quot;/&gt;&lt;wsp:rsid wsp:val=&quot;00B46279&quot;/&gt;&lt;wsp:rsid wsp:val=&quot;00B743A3&quot;/&gt;&lt;wsp:rsid wsp:val=&quot;00BE5170&quot;/&gt;&lt;wsp:rsid wsp:val=&quot;00C05CA8&quot;/&gt;&lt;wsp:rsid wsp:val=&quot;00C81C8F&quot;/&gt;&lt;wsp:rsid wsp:val=&quot;00CC43A4&quot;/&gt;&lt;wsp:rsid wsp:val=&quot;00CF4CCF&quot;/&gt;&lt;wsp:rsid wsp:val=&quot;00D04AE2&quot;/&gt;&lt;wsp:rsid wsp:val=&quot;00D139D6&quot;/&gt;&lt;wsp:rsid wsp:val=&quot;00D256FD&quot;/&gt;&lt;wsp:rsid wsp:val=&quot;00D7095F&quot;/&gt;&lt;wsp:rsid wsp:val=&quot;00D7740B&quot;/&gt;&lt;wsp:rsid wsp:val=&quot;00DA085B&quot;/&gt;&lt;wsp:rsid wsp:val=&quot;00DB0D40&quot;/&gt;&lt;wsp:rsid wsp:val=&quot;00DC6330&quot;/&gt;&lt;wsp:rsid wsp:val=&quot;00E06FA1&quot;/&gt;&lt;wsp:rsid wsp:val=&quot;00E828B3&quot;/&gt;&lt;wsp:rsid wsp:val=&quot;00E9673A&quot;/&gt;&lt;wsp:rsid wsp:val=&quot;00EA1B80&quot;/&gt;&lt;wsp:rsid wsp:val=&quot;00EA6739&quot;/&gt;&lt;wsp:rsid wsp:val=&quot;00EB7D83&quot;/&gt;&lt;wsp:rsid wsp:val=&quot;00EC0282&quot;/&gt;&lt;wsp:rsid wsp:val=&quot;00EF13E4&quot;/&gt;&lt;wsp:rsid wsp:val=&quot;00F076C8&quot;/&gt;&lt;wsp:rsid wsp:val=&quot;00F265A2&quot;/&gt;&lt;wsp:rsid wsp:val=&quot;00F3229D&quot;/&gt;&lt;wsp:rsid wsp:val=&quot;00F46908&quot;/&gt;&lt;wsp:rsid wsp:val=&quot;00F95DD0&quot;/&gt;&lt;wsp:rsid wsp:val=&quot;00FB0344&quot;/&gt;&lt;wsp:rsid wsp:val=&quot;00FE6BDC&quot;/&gt;&lt;/wsp:rsids&gt;&lt;/w:docPr&gt;&lt;w:body&gt;&lt;wx:sect&gt;&lt;w:p wsp:rsidR=&quot;008D7267&quot; wsp:rsidRDefault=&quot;008D7267&quot; wsp:rsidP=&quot;008D7267&quot;&gt;&lt;m:oMathPara&gt;&lt;m:oMath&gt;&lt;m:r&gt;&lt;w:rPr&gt;&lt;w:rFonts w:ascii=&quot;Cambria Math&quot; w:h-ansi=&quot;Cambria Math&quot;/&gt;&lt;wx:font wx:val=&quot;Cambria Math&quot;/&gt;&lt;w:i/&gt;&lt;/w:rPr&gt;&lt;m:t&gt;P(&lt;/m:t&gt;&lt;/m:r&gt;&lt;m:sSub&gt;&lt;m:sSubPr&gt;&lt;m:ctrlPr&gt;&lt;w:rPr&gt;&lt;w:rFonts w:ascii=&quot;Cambria Math&quot; w:h-ansi=&quot;Cambria Math&quot;/&gt;&lt;wx:font wx:val=&quot;Cambria Math&quot;/&gt;&lt;/w:rPr&gt;&lt;/m:ctrlPr&gt;&lt;/m:sSubPr&gt;&lt;m:e&gt;&lt;m:r&gt;&lt;w:rPr&gt;&lt;w:rFonts w:ascii=&quot;Cambria Math&quot; w:h-ansi=&quot;Cambria Math&quot;/&gt;&lt;wx:font wx:val=&quot;Cambria Math&quot;/&gt;&lt;w:i/&gt;&lt;/w:rPr&gt;&lt;m:t&gt;e&lt;/m:t&gt;&lt;/m:r&gt;&lt;/m:e&gt;&lt;m:sub&gt;&lt;m:r&gt;&lt;w:rPr&gt;&lt;w:rFonts w:ascii=&quot;Cambria Math&quot; w:h-ansi=&quot;Cambria Math&quot;/&gt;&lt;wx:font wx:val=&quot;Cambria Math&quot;/&gt;&lt;w:i/&gt;&lt;/w:rPr&gt;&lt;m:t&gt;i&lt;/m:t&gt;&lt;/m:r&gt;&lt;/m:sub&gt;&lt;/m:sSub&gt;&lt;m:r&gt;&lt;w:rPr&gt;&lt;w:rFonts w:ascii=&quot;Cambria Math&quot; w:h-ansi=&quot;Cambria Math&quot;/&gt;&lt;wx:font wx:val=&quot;Cambria Math&quot;/&gt;&lt;w:i/&gt;&lt;/w:rPr&gt;&lt;m:t&gt;âˆ£&lt;/m:t&gt;&lt;/m:r&gt;&lt;m:sSub&gt;&lt;m:sSubPr&gt;&lt;m:ctrlPr&gt;&lt;w:rPr&gt;&lt;w:rFonts w:ascii=&quot;Cambria Math&quot; w:h-ansi=&quot;Cambria Math&quot;/&gt;&lt;wx:font wx:val=&quot;Cambria Math&quot;/&gt;&lt;/w:rPr&gt;&lt;/m:ctrlPr&gt;&lt;/m:sSubPr&gt;&lt;m:e&gt;&lt;m:r&gt;&lt;w:rPr&gt;&lt;w:rFonts w:ascii=&quot;Cambria Math&quot; w:h-ansi=&quot;Cambria Math&quot;/&gt;&lt;wx:font wx:val=&quot;Cambria Math&quot;/&gt;&lt;w:i/&gt;&lt;/w:rPr&gt;&lt;m:t&gt;a&lt;/m:t&gt;&lt;/m:r&gt;&lt;/m:e&gt;&lt;m:sub&gt;&lt;m:r&gt;&lt;w:rPr&gt;&lt;w:rFonts w:ascii=&quot;Cambria Math&quot; w:h-ansi=&quot;Cambria Math&quot;/&gt;&lt;wx:font wx:val=&quot;Cambria Math&quot;/&gt;&lt;w:i/&gt;&lt;/w:rPr&gt;&lt;m:t&gt;i&lt;/m:t&gt;&lt;/m:r&gt;&lt;/m:sub&gt;&lt;/m:sSub&gt;&lt;m:r&gt;&lt;w:rPr&gt;&lt;w:rFonts w:ascii=&quot;Cambria Math&quot; w:h-ansi=&quot;Cambria Math&quot;/&gt;&lt;wx:font wx:val=&quot;Cambria Math&quot;/&gt;&lt;w:i/&gt;&lt;/w:rPr&gt;&lt;m:t&gt;)&lt;/m:t&gt;&lt;/m:r&gt;&lt;/m:oMath&gt;&lt;/m:oMathPara&gt;&lt;/w:p&gt;&lt;w:sectPr wsp:rsidR=&quot;00000000&quot;&gt;&lt;w:pgSz w:w=&quot;12240&quot; w:h=&quot;15840&quot;/&gt;&lt;w:pgMar w:top=&quot;1440&quot; w:right=&quot;1440&quot; w:bottom=&quot;1440&quot; w:left=&quot;1440&quot; w:header=&quot;720&quot; w:footer=&quot;720&quot; w:gutter=&quot;0&quot;/&gt;&lt;w:cols w:space=&quot;720&quot;/&gt;&lt;/w:sectPr&gt;&lt;/wx:sect&gt;&lt;/w:body&gt;&lt;/w:wordDocument&gt;">
             <v:imagedata r:id="rId13" o:title="" chromakey="white"/>
           </v:shape>
         </w:pict>
@@ -2906,7 +2871,7 @@
       </w:r>
       <w:r>
         <w:pict w14:anchorId="6E59E9F8">
-          <v:shape id="_x0000_i1073" type="#_x0000_t75" style="width:47.6pt;height:14.4pt" equationxml="&lt;?xml version=&quot;1.0&quot; encoding=&quot;UTF-8&quot; standalone=&quot;yes&quot;?&gt;&#10;&lt;?mso-application progid=&quot;Word.Document&quot;?&gt;&#10;&lt;w:wordDocument xmlns:aml=&quot;http://schemas.microsoft.com/aml/2001/core&quot; xmlns:wpc=&quot;http://schemas.microsoft.com/office/word/2010/wordprocessingCanvas&quot; xmlns:cx=&quot;http://schemas.microsoft.com/office/drawing/2014/chartex&quot; xmlns:cx1=&quot;http://schemas.microsoft.com/office/drawing/2015/9/8/chartex&quot; xmlns:cx2=&quot;http://schemas.microsoft.com/office/drawing/2015/10/21/chartex&quot; xmlns:cx3=&quot;http://schemas.microsoft.com/office/drawing/2016/5/9/chartex&quot; xmlns:cx4=&quot;http://schemas.microsoft.com/office/drawing/2016/5/10/chartex&quot; xmlns:cx5=&quot;http://schemas.microsoft.com/office/drawing/2016/5/11/chartex&quot; xmlns:cx6=&quot;http://schemas.microsoft.com/office/drawing/2016/5/12/chartex&quot; xmlns:cx7=&quot;http://schemas.microsoft.com/office/drawing/2016/5/13/chartex&quot; xmlns:cx8=&quot;http://schemas.microsoft.com/office/drawing/2016/5/14/chartex&quot; xmlns:cr=&quot;http://schemas.microsoft.com/office/comments/2020/reactions&quot; xmlns:dt=&quot;uuid:C2F41010-65B3-11d1-A29F-00AA00C14882&quot; xmlns:mc=&quot;http://schemas.openxmlformats.org/markup-compatibility/2006&quot; xmlns:aink=&quot;http://schemas.microsoft.com/office/drawing/2016/ink&quot; xmlns:am3d=&quot;http://schemas.microsoft.com/office/drawing/2017/model3d&quot; xmlns:o=&quot;urn:schemas-microsoft-com:office:office&quot; xmlns:oel=&quot;http://schemas.microsoft.com/office/2019/extlst&quot; xmlns:m=&quot;http://schemas.openxmlformats.org/officeDocument/2006/math&quot; xmlns:v=&quot;urn:schemas-microsoft-com:vml&quot; xmlns:w10=&quot;urn:schemas-microsoft-com:office:word&quot; xmlns:w=&quot;http://schemas.microsoft.com/office/word/2003/wordml&quot; xmlns:wx=&quot;http://schemas.microsoft.com/office/word/2003/auxHint&quot; xmlns:wne=&quot;http://schemas.microsoft.com/office/word/2006/wordml&quot; xmlns:wsp=&quot;http://schemas.microsoft.com/office/word/2003/wordml/sp2&quot; xmlns:sl=&quot;http://schemas.microsoft.com/schemaLibrary/2003/core&quot; w:macrosPresent=&quot;no&quot; w:embeddedObjPresent=&quot;no&quot; w:ocxPresent=&quot;no&quot; xml:space=&quot;preserve&quot;&gt;&lt;w:ignoreSubtree w:val=&quot;http://schemas.microsoft.com/office/word/2003/wordml/sp2&quot;/&gt;&lt;o:DocumentProperties&gt;&lt;o:Version&gt;16&lt;/o:Version&gt;&lt;/o:DocumentProperties&gt;&lt;w:docPr&gt;&lt;w:view w:val=&quot;print&quot;/&gt;&lt;w:zoom w:percent=&quot;120&quot;/&gt;&lt;w:stylePaneFormatFilter w:val=&quot;3F01&quot;/&gt;&lt;w:defaultTabStop w:val=&quot;720&quot;/&gt;&lt;w:evenAndOddHeaders/&gt;&lt;w:drawingGridHorizontalSpacing w:val=&quot;120&quot;/&gt;&lt;w:displayHorizontalDrawingGridEvery w:val=&quot;2&quot;/&gt;&lt;w:punctuationKerning/&gt;&lt;w:characterSpacingControl w:val=&quot;DontCompress&quot;/&gt;&lt;w:optimizeForBrowser/&gt;&lt;w:targetScreenSz w:val=&quot;800x600&quot;/&gt;&lt;w:savePreviewPicture/&gt;&lt;w:validateAgainstSchema/&gt;&lt;w:saveInvalidXML w:val=&quot;off&quot;/&gt;&lt;w:ignoreMixedContent w:val=&quot;off&quot;/&gt;&lt;w:alwaysShowPlaceholderText w:val=&quot;off&quot;/&gt;&lt;w:compat&gt;&lt;w:breakWrappedTables/&gt;&lt;w:snapToGridInCell/&gt;&lt;w:wrapTextWithPunct/&gt;&lt;w:useAsianBreakRules/&gt;&lt;w:dontGrowAutofit/&gt;&lt;/w:compat&gt;&lt;wsp:rsids&gt;&lt;wsp:rsidRoot wsp:val=&quot;002E0D90&quot;/&gt;&lt;wsp:rsid wsp:val=&quot;00013F7D&quot;/&gt;&lt;wsp:rsid wsp:val=&quot;00025E7D&quot;/&gt;&lt;wsp:rsid wsp:val=&quot;0002677C&quot;/&gt;&lt;wsp:rsid wsp:val=&quot;00031988&quot;/&gt;&lt;wsp:rsid wsp:val=&quot;00071701&quot;/&gt;&lt;wsp:rsid wsp:val=&quot;00071AA2&quot;/&gt;&lt;wsp:rsid wsp:val=&quot;00086DEC&quot;/&gt;&lt;wsp:rsid wsp:val=&quot;000A0C5B&quot;/&gt;&lt;wsp:rsid wsp:val=&quot;000C6FB8&quot;/&gt;&lt;wsp:rsid wsp:val=&quot;000F0DB8&quot;/&gt;&lt;wsp:rsid wsp:val=&quot;00112F3E&quot;/&gt;&lt;wsp:rsid wsp:val=&quot;00132087&quot;/&gt;&lt;wsp:rsid wsp:val=&quot;00132480&quot;/&gt;&lt;wsp:rsid wsp:val=&quot;001820EA&quot;/&gt;&lt;wsp:rsid wsp:val=&quot;00192383&quot;/&gt;&lt;wsp:rsid wsp:val=&quot;001D11C1&quot;/&gt;&lt;wsp:rsid wsp:val=&quot;001E4FD9&quot;/&gt;&lt;wsp:rsid wsp:val=&quot;00203F69&quot;/&gt;&lt;wsp:rsid wsp:val=&quot;00243D25&quot;/&gt;&lt;wsp:rsid wsp:val=&quot;00251DCE&quot;/&gt;&lt;wsp:rsid wsp:val=&quot;0029798A&quot;/&gt;&lt;wsp:rsid wsp:val=&quot;002B4A85&quot;/&gt;&lt;wsp:rsid wsp:val=&quot;002C6ED3&quot;/&gt;&lt;wsp:rsid wsp:val=&quot;002E0D50&quot;/&gt;&lt;wsp:rsid wsp:val=&quot;002E0D90&quot;/&gt;&lt;wsp:rsid wsp:val=&quot;002E59F9&quot;/&gt;&lt;wsp:rsid wsp:val=&quot;00321646&quot;/&gt;&lt;wsp:rsid wsp:val=&quot;00342E2A&quot;/&gt;&lt;wsp:rsid wsp:val=&quot;00370753&quot;/&gt;&lt;wsp:rsid wsp:val=&quot;00373806&quot;/&gt;&lt;wsp:rsid wsp:val=&quot;003864E9&quot;/&gt;&lt;wsp:rsid wsp:val=&quot;003C5569&quot;/&gt;&lt;wsp:rsid wsp:val=&quot;003C70B2&quot;/&gt;&lt;wsp:rsid wsp:val=&quot;003D4D9A&quot;/&gt;&lt;wsp:rsid wsp:val=&quot;0040066A&quot;/&gt;&lt;wsp:rsid wsp:val=&quot;004340D5&quot;/&gt;&lt;wsp:rsid wsp:val=&quot;0046370F&quot;/&gt;&lt;wsp:rsid wsp:val=&quot;00473582&quot;/&gt;&lt;wsp:rsid wsp:val=&quot;004A7CEB&quot;/&gt;&lt;wsp:rsid wsp:val=&quot;004B5586&quot;/&gt;&lt;wsp:rsid wsp:val=&quot;004D3E54&quot;/&gt;&lt;wsp:rsid wsp:val=&quot;004E5946&quot;/&gt;&lt;wsp:rsid wsp:val=&quot;005375C1&quot;/&gt;&lt;wsp:rsid wsp:val=&quot;00546952&quot;/&gt;&lt;wsp:rsid wsp:val=&quot;00557FE6&quot;/&gt;&lt;wsp:rsid wsp:val=&quot;0059063E&quot;/&gt;&lt;wsp:rsid wsp:val=&quot;0059560F&quot;/&gt;&lt;wsp:rsid wsp:val=&quot;005A3736&quot;/&gt;&lt;wsp:rsid wsp:val=&quot;005C4E85&quot;/&gt;&lt;wsp:rsid wsp:val=&quot;005D6017&quot;/&gt;&lt;wsp:rsid wsp:val=&quot;00616822&quot;/&gt;&lt;wsp:rsid wsp:val=&quot;00620C81&quot;/&gt;&lt;wsp:rsid wsp:val=&quot;00637B2A&quot;/&gt;&lt;wsp:rsid wsp:val=&quot;006550FA&quot;/&gt;&lt;wsp:rsid wsp:val=&quot;006A32F5&quot;/&gt;&lt;wsp:rsid wsp:val=&quot;006A4F69&quot;/&gt;&lt;wsp:rsid wsp:val=&quot;006B3EF2&quot;/&gt;&lt;wsp:rsid wsp:val=&quot;006D42AF&quot;/&gt;&lt;wsp:rsid wsp:val=&quot;006D6410&quot;/&gt;&lt;wsp:rsid wsp:val=&quot;006F6550&quot;/&gt;&lt;wsp:rsid wsp:val=&quot;00747EA8&quot;/&gt;&lt;wsp:rsid wsp:val=&quot;0075351D&quot;/&gt;&lt;wsp:rsid wsp:val=&quot;0078792B&quot;/&gt;&lt;wsp:rsid wsp:val=&quot;007951B3&quot;/&gt;&lt;wsp:rsid wsp:val=&quot;007963F7&quot;/&gt;&lt;wsp:rsid wsp:val=&quot;007F3FF8&quot;/&gt;&lt;wsp:rsid wsp:val=&quot;00833446&quot;/&gt;&lt;wsp:rsid wsp:val=&quot;008377D3&quot;/&gt;&lt;wsp:rsid wsp:val=&quot;00854E4B&quot;/&gt;&lt;wsp:rsid wsp:val=&quot;00867D87&quot;/&gt;&lt;wsp:rsid wsp:val=&quot;008D1D91&quot;/&gt;&lt;wsp:rsid wsp:val=&quot;008D7267&quot;/&gt;&lt;wsp:rsid wsp:val=&quot;008E3BE3&quot;/&gt;&lt;wsp:rsid wsp:val=&quot;008E63EA&quot;/&gt;&lt;wsp:rsid wsp:val=&quot;008F16E1&quot;/&gt;&lt;wsp:rsid wsp:val=&quot;008F748B&quot;/&gt;&lt;wsp:rsid wsp:val=&quot;0092094D&quot;/&gt;&lt;wsp:rsid wsp:val=&quot;009233AF&quot;/&gt;&lt;wsp:rsid wsp:val=&quot;00974D35&quot;/&gt;&lt;wsp:rsid wsp:val=&quot;00977B65&quot;/&gt;&lt;wsp:rsid wsp:val=&quot;009C5BC3&quot;/&gt;&lt;wsp:rsid wsp:val=&quot;009D5D6A&quot;/&gt;&lt;wsp:rsid wsp:val=&quot;009E4CEE&quot;/&gt;&lt;wsp:rsid wsp:val=&quot;009F16E4&quot;/&gt;&lt;wsp:rsid wsp:val=&quot;00A0484A&quot;/&gt;&lt;wsp:rsid wsp:val=&quot;00A249C2&quot;/&gt;&lt;wsp:rsid wsp:val=&quot;00A745BC&quot;/&gt;&lt;wsp:rsid wsp:val=&quot;00A74DA7&quot;/&gt;&lt;wsp:rsid wsp:val=&quot;00A92B86&quot;/&gt;&lt;wsp:rsid wsp:val=&quot;00AB398A&quot;/&gt;&lt;wsp:rsid wsp:val=&quot;00AC0682&quot;/&gt;&lt;wsp:rsid wsp:val=&quot;00B008C2&quot;/&gt;&lt;wsp:rsid wsp:val=&quot;00B14705&quot;/&gt;&lt;wsp:rsid wsp:val=&quot;00B14B40&quot;/&gt;&lt;wsp:rsid wsp:val=&quot;00B2097D&quot;/&gt;&lt;wsp:rsid wsp:val=&quot;00B46279&quot;/&gt;&lt;wsp:rsid wsp:val=&quot;00B743A3&quot;/&gt;&lt;wsp:rsid wsp:val=&quot;00BE5170&quot;/&gt;&lt;wsp:rsid wsp:val=&quot;00C05CA8&quot;/&gt;&lt;wsp:rsid wsp:val=&quot;00C81C8F&quot;/&gt;&lt;wsp:rsid wsp:val=&quot;00CC43A4&quot;/&gt;&lt;wsp:rsid wsp:val=&quot;00CF4CCF&quot;/&gt;&lt;wsp:rsid wsp:val=&quot;00D04AE2&quot;/&gt;&lt;wsp:rsid wsp:val=&quot;00D139D6&quot;/&gt;&lt;wsp:rsid wsp:val=&quot;00D256FD&quot;/&gt;&lt;wsp:rsid wsp:val=&quot;00D7095F&quot;/&gt;&lt;wsp:rsid wsp:val=&quot;00D7740B&quot;/&gt;&lt;wsp:rsid wsp:val=&quot;00DA085B&quot;/&gt;&lt;wsp:rsid wsp:val=&quot;00DB0D40&quot;/&gt;&lt;wsp:rsid wsp:val=&quot;00DC6330&quot;/&gt;&lt;wsp:rsid wsp:val=&quot;00E06FA1&quot;/&gt;&lt;wsp:rsid wsp:val=&quot;00E828B3&quot;/&gt;&lt;wsp:rsid wsp:val=&quot;00E9673A&quot;/&gt;&lt;wsp:rsid wsp:val=&quot;00EA1B80&quot;/&gt;&lt;wsp:rsid wsp:val=&quot;00EA6739&quot;/&gt;&lt;wsp:rsid wsp:val=&quot;00EB7D83&quot;/&gt;&lt;wsp:rsid wsp:val=&quot;00EC0282&quot;/&gt;&lt;wsp:rsid wsp:val=&quot;00EF13E4&quot;/&gt;&lt;wsp:rsid wsp:val=&quot;00F076C8&quot;/&gt;&lt;wsp:rsid wsp:val=&quot;00F265A2&quot;/&gt;&lt;wsp:rsid wsp:val=&quot;00F3229D&quot;/&gt;&lt;wsp:rsid wsp:val=&quot;00F46908&quot;/&gt;&lt;wsp:rsid wsp:val=&quot;00F95DD0&quot;/&gt;&lt;wsp:rsid wsp:val=&quot;00FB0344&quot;/&gt;&lt;wsp:rsid wsp:val=&quot;00FE6BDC&quot;/&gt;&lt;/wsp:rsids&gt;&lt;/w:docPr&gt;&lt;w:body&gt;&lt;wx:sect&gt;&lt;w:p wsp:rsidR=&quot;008D7267&quot; wsp:rsidRDefault=&quot;008D7267&quot; wsp:rsidP=&quot;008D7267&quot;&gt;&lt;m:oMathPara&gt;&lt;m:oMath&gt;&lt;m:r&gt;&lt;w:rPr&gt;&lt;w:rFonts w:ascii=&quot;Cambria Math&quot; w:h-ansi=&quot;Cambria Math&quot;/&gt;&lt;wx:font wx:val=&quot;Cambria Math&quot;/&gt;&lt;w:i/&gt;&lt;/w:rPr&gt;&lt;m:t&gt;P(&lt;/m:t&gt;&lt;/m:r&gt;&lt;m:sSub&gt;&lt;m:sSubPr&gt;&lt;m:ctrlPr&gt;&lt;w:rPr&gt;&lt;w:rFonts w:ascii=&quot;Cambria Math&quot; w:h-ansi=&quot;Cambria Math&quot;/&gt;&lt;wx:font wx:val=&quot;Cambria Math&quot;/&gt;&lt;/w:rPr&gt;&lt;/m:ctrlPr&gt;&lt;/m:sSubPr&gt;&lt;m:e&gt;&lt;m:r&gt;&lt;w:rPr&gt;&lt;w:rFonts w:ascii=&quot;Cambria Math&quot; w:h-ansi=&quot;Cambria Math&quot;/&gt;&lt;wx:font wx:val=&quot;Cambria Math&quot;/&gt;&lt;w:i/&gt;&lt;/w:rPr&gt;&lt;m:t&gt;e&lt;/m:t&gt;&lt;/m:r&gt;&lt;/m:e&gt;&lt;m:sub&gt;&lt;m:r&gt;&lt;w:rPr&gt;&lt;w:rFonts w:ascii=&quot;Cambria Math&quot; w:h-ansi=&quot;Cambria Math&quot;/&gt;&lt;wx:font wx:val=&quot;Cambria Math&quot;/&gt;&lt;w:i/&gt;&lt;/w:rPr&gt;&lt;m:t&gt;i&lt;/m:t&gt;&lt;/m:r&gt;&lt;/m:sub&gt;&lt;/m:sSub&gt;&lt;m:r&gt;&lt;w:rPr&gt;&lt;w:rFonts w:ascii=&quot;Cambria Math&quot; w:h-ansi=&quot;Cambria Math&quot;/&gt;&lt;wx:font wx:val=&quot;Cambria Math&quot;/&gt;&lt;w:i/&gt;&lt;/w:rPr&gt;&lt;m:t&gt;âˆ£&lt;/m:t&gt;&lt;/m:r&gt;&lt;m:sSub&gt;&lt;m:sSubPr&gt;&lt;m:ctrlPr&gt;&lt;w:rPr&gt;&lt;w:rFonts w:ascii=&quot;Cambria Math&quot; w:h-ansi=&quot;Cambria Math&quot;/&gt;&lt;wx:font wx:val=&quot;Cambria Math&quot;/&gt;&lt;/w:rPr&gt;&lt;/m:ctrlPr&gt;&lt;/m:sSubPr&gt;&lt;m:e&gt;&lt;m:r&gt;&lt;w:rPr&gt;&lt;w:rFonts w:ascii=&quot;Cambria Math&quot; w:h-ansi=&quot;Cambria Math&quot;/&gt;&lt;wx:font wx:val=&quot;Cambria Math&quot;/&gt;&lt;w:i/&gt;&lt;/w:rPr&gt;&lt;m:t&gt;a&lt;/m:t&gt;&lt;/m:r&gt;&lt;/m:e&gt;&lt;m:sub&gt;&lt;m:r&gt;&lt;w:rPr&gt;&lt;w:rFonts w:ascii=&quot;Cambria Math&quot; w:h-ansi=&quot;Cambria Math&quot;/&gt;&lt;wx:font wx:val=&quot;Cambria Math&quot;/&gt;&lt;w:i/&gt;&lt;/w:rPr&gt;&lt;m:t&gt;i&lt;/m:t&gt;&lt;/m:r&gt;&lt;/m:sub&gt;&lt;/m:sSub&gt;&lt;m:r&gt;&lt;w:rPr&gt;&lt;w:rFonts w:ascii=&quot;Cambria Math&quot; w:h-ansi=&quot;Cambria Math&quot;/&gt;&lt;wx:font wx:val=&quot;Cambria Math&quot;/&gt;&lt;w:i/&gt;&lt;/w:rPr&gt;&lt;m:t&gt;)&lt;/m:t&gt;&lt;/m:r&gt;&lt;/m:oMath&gt;&lt;/m:oMathPara&gt;&lt;/w:p&gt;&lt;w:sectPr wsp:rsidR=&quot;00000000&quot;&gt;&lt;w:pgSz w:w=&quot;12240&quot; w:h=&quot;15840&quot;/&gt;&lt;w:pgMar w:top=&quot;1440&quot; w:right=&quot;1440&quot; w:bottom=&quot;1440&quot; w:left=&quot;1440&quot; w:header=&quot;720&quot; w:footer=&quot;720&quot; w:gutter=&quot;0&quot;/&gt;&lt;w:cols w:space=&quot;720&quot;/&gt;&lt;/w:sectPr&gt;&lt;/wx:sect&gt;&lt;/w:body&gt;&lt;/w:wordDocument&gt;">
+          <v:shape id="_x0000_i1042" type="#_x0000_t75" style="width:47.6pt;height:14.4pt" equationxml="&lt;?xml version=&quot;1.0&quot; encoding=&quot;UTF-8&quot; standalone=&quot;yes&quot;?&gt;&#10;&lt;?mso-application progid=&quot;Word.Document&quot;?&gt;&#10;&lt;w:wordDocument xmlns:aml=&quot;http://schemas.microsoft.com/aml/2001/core&quot; xmlns:wpc=&quot;http://schemas.microsoft.com/office/word/2010/wordprocessingCanvas&quot; xmlns:cx=&quot;http://schemas.microsoft.com/office/drawing/2014/chartex&quot; xmlns:cx1=&quot;http://schemas.microsoft.com/office/drawing/2015/9/8/chartex&quot; xmlns:cx2=&quot;http://schemas.microsoft.com/office/drawing/2015/10/21/chartex&quot; xmlns:cx3=&quot;http://schemas.microsoft.com/office/drawing/2016/5/9/chartex&quot; xmlns:cx4=&quot;http://schemas.microsoft.com/office/drawing/2016/5/10/chartex&quot; xmlns:cx5=&quot;http://schemas.microsoft.com/office/drawing/2016/5/11/chartex&quot; xmlns:cx6=&quot;http://schemas.microsoft.com/office/drawing/2016/5/12/chartex&quot; xmlns:cx7=&quot;http://schemas.microsoft.com/office/drawing/2016/5/13/chartex&quot; xmlns:cx8=&quot;http://schemas.microsoft.com/office/drawing/2016/5/14/chartex&quot; xmlns:cr=&quot;http://schemas.microsoft.com/office/comments/2020/reactions&quot; xmlns:dt=&quot;uuid:C2F41010-65B3-11d1-A29F-00AA00C14882&quot; xmlns:mc=&quot;http://schemas.openxmlformats.org/markup-compatibility/2006&quot; xmlns:aink=&quot;http://schemas.microsoft.com/office/drawing/2016/ink&quot; xmlns:am3d=&quot;http://schemas.microsoft.com/office/drawing/2017/model3d&quot; xmlns:o=&quot;urn:schemas-microsoft-com:office:office&quot; xmlns:oel=&quot;http://schemas.microsoft.com/office/2019/extlst&quot; xmlns:m=&quot;http://schemas.openxmlformats.org/officeDocument/2006/math&quot; xmlns:v=&quot;urn:schemas-microsoft-com:vml&quot; xmlns:w10=&quot;urn:schemas-microsoft-com:office:word&quot; xmlns:w=&quot;http://schemas.microsoft.com/office/word/2003/wordml&quot; xmlns:wx=&quot;http://schemas.microsoft.com/office/word/2003/auxHint&quot; xmlns:wne=&quot;http://schemas.microsoft.com/office/word/2006/wordml&quot; xmlns:wsp=&quot;http://schemas.microsoft.com/office/word/2003/wordml/sp2&quot; xmlns:sl=&quot;http://schemas.microsoft.com/schemaLibrary/2003/core&quot; w:macrosPresent=&quot;no&quot; w:embeddedObjPresent=&quot;no&quot; w:ocxPresent=&quot;no&quot; xml:space=&quot;preserve&quot;&gt;&lt;w:ignoreSubtree w:val=&quot;http://schemas.microsoft.com/office/word/2003/wordml/sp2&quot;/&gt;&lt;o:DocumentProperties&gt;&lt;o:Version&gt;16&lt;/o:Version&gt;&lt;/o:DocumentProperties&gt;&lt;w:docPr&gt;&lt;w:view w:val=&quot;print&quot;/&gt;&lt;w:zoom w:percent=&quot;120&quot;/&gt;&lt;w:stylePaneFormatFilter w:val=&quot;3F01&quot;/&gt;&lt;w:defaultTabStop w:val=&quot;720&quot;/&gt;&lt;w:evenAndOddHeaders/&gt;&lt;w:drawingGridHorizontalSpacing w:val=&quot;120&quot;/&gt;&lt;w:displayHorizontalDrawingGridEvery w:val=&quot;2&quot;/&gt;&lt;w:punctuationKerning/&gt;&lt;w:characterSpacingControl w:val=&quot;DontCompress&quot;/&gt;&lt;w:optimizeForBrowser/&gt;&lt;w:targetScreenSz w:val=&quot;800x600&quot;/&gt;&lt;w:savePreviewPicture/&gt;&lt;w:validateAgainstSchema/&gt;&lt;w:saveInvalidXML w:val=&quot;off&quot;/&gt;&lt;w:ignoreMixedContent w:val=&quot;off&quot;/&gt;&lt;w:alwaysShowPlaceholderText w:val=&quot;off&quot;/&gt;&lt;w:compat&gt;&lt;w:breakWrappedTables/&gt;&lt;w:snapToGridInCell/&gt;&lt;w:wrapTextWithPunct/&gt;&lt;w:useAsianBreakRules/&gt;&lt;w:dontGrowAutofit/&gt;&lt;/w:compat&gt;&lt;wsp:rsids&gt;&lt;wsp:rsidRoot wsp:val=&quot;002E0D90&quot;/&gt;&lt;wsp:rsid wsp:val=&quot;00013F7D&quot;/&gt;&lt;wsp:rsid wsp:val=&quot;00025E7D&quot;/&gt;&lt;wsp:rsid wsp:val=&quot;0002677C&quot;/&gt;&lt;wsp:rsid wsp:val=&quot;00031988&quot;/&gt;&lt;wsp:rsid wsp:val=&quot;00071701&quot;/&gt;&lt;wsp:rsid wsp:val=&quot;00071AA2&quot;/&gt;&lt;wsp:rsid wsp:val=&quot;00086DEC&quot;/&gt;&lt;wsp:rsid wsp:val=&quot;000A0C5B&quot;/&gt;&lt;wsp:rsid wsp:val=&quot;000C6FB8&quot;/&gt;&lt;wsp:rsid wsp:val=&quot;000F0DB8&quot;/&gt;&lt;wsp:rsid wsp:val=&quot;00112F3E&quot;/&gt;&lt;wsp:rsid wsp:val=&quot;00132087&quot;/&gt;&lt;wsp:rsid wsp:val=&quot;00132480&quot;/&gt;&lt;wsp:rsid wsp:val=&quot;001820EA&quot;/&gt;&lt;wsp:rsid wsp:val=&quot;00192383&quot;/&gt;&lt;wsp:rsid wsp:val=&quot;001D11C1&quot;/&gt;&lt;wsp:rsid wsp:val=&quot;001E4FD9&quot;/&gt;&lt;wsp:rsid wsp:val=&quot;00203F69&quot;/&gt;&lt;wsp:rsid wsp:val=&quot;00243D25&quot;/&gt;&lt;wsp:rsid wsp:val=&quot;00251DCE&quot;/&gt;&lt;wsp:rsid wsp:val=&quot;0029798A&quot;/&gt;&lt;wsp:rsid wsp:val=&quot;002B4A85&quot;/&gt;&lt;wsp:rsid wsp:val=&quot;002C6ED3&quot;/&gt;&lt;wsp:rsid wsp:val=&quot;002E0D50&quot;/&gt;&lt;wsp:rsid wsp:val=&quot;002E0D90&quot;/&gt;&lt;wsp:rsid wsp:val=&quot;002E59F9&quot;/&gt;&lt;wsp:rsid wsp:val=&quot;00321646&quot;/&gt;&lt;wsp:rsid wsp:val=&quot;00342E2A&quot;/&gt;&lt;wsp:rsid wsp:val=&quot;00370753&quot;/&gt;&lt;wsp:rsid wsp:val=&quot;00373806&quot;/&gt;&lt;wsp:rsid wsp:val=&quot;003864E9&quot;/&gt;&lt;wsp:rsid wsp:val=&quot;003C5569&quot;/&gt;&lt;wsp:rsid wsp:val=&quot;003C70B2&quot;/&gt;&lt;wsp:rsid wsp:val=&quot;003D4D9A&quot;/&gt;&lt;wsp:rsid wsp:val=&quot;0040066A&quot;/&gt;&lt;wsp:rsid wsp:val=&quot;004340D5&quot;/&gt;&lt;wsp:rsid wsp:val=&quot;0046370F&quot;/&gt;&lt;wsp:rsid wsp:val=&quot;00473582&quot;/&gt;&lt;wsp:rsid wsp:val=&quot;004A7CEB&quot;/&gt;&lt;wsp:rsid wsp:val=&quot;004B5586&quot;/&gt;&lt;wsp:rsid wsp:val=&quot;004D3E54&quot;/&gt;&lt;wsp:rsid wsp:val=&quot;004E5946&quot;/&gt;&lt;wsp:rsid wsp:val=&quot;005375C1&quot;/&gt;&lt;wsp:rsid wsp:val=&quot;00546952&quot;/&gt;&lt;wsp:rsid wsp:val=&quot;00557FE6&quot;/&gt;&lt;wsp:rsid wsp:val=&quot;0059063E&quot;/&gt;&lt;wsp:rsid wsp:val=&quot;0059560F&quot;/&gt;&lt;wsp:rsid wsp:val=&quot;005A3736&quot;/&gt;&lt;wsp:rsid wsp:val=&quot;005C4E85&quot;/&gt;&lt;wsp:rsid wsp:val=&quot;005D6017&quot;/&gt;&lt;wsp:rsid wsp:val=&quot;00616822&quot;/&gt;&lt;wsp:rsid wsp:val=&quot;00620C81&quot;/&gt;&lt;wsp:rsid wsp:val=&quot;00637B2A&quot;/&gt;&lt;wsp:rsid wsp:val=&quot;006550FA&quot;/&gt;&lt;wsp:rsid wsp:val=&quot;006A32F5&quot;/&gt;&lt;wsp:rsid wsp:val=&quot;006A4F69&quot;/&gt;&lt;wsp:rsid wsp:val=&quot;006B3EF2&quot;/&gt;&lt;wsp:rsid wsp:val=&quot;006D42AF&quot;/&gt;&lt;wsp:rsid wsp:val=&quot;006D6410&quot;/&gt;&lt;wsp:rsid wsp:val=&quot;006F6550&quot;/&gt;&lt;wsp:rsid wsp:val=&quot;00747EA8&quot;/&gt;&lt;wsp:rsid wsp:val=&quot;0075351D&quot;/&gt;&lt;wsp:rsid wsp:val=&quot;0078792B&quot;/&gt;&lt;wsp:rsid wsp:val=&quot;007951B3&quot;/&gt;&lt;wsp:rsid wsp:val=&quot;007963F7&quot;/&gt;&lt;wsp:rsid wsp:val=&quot;007F3FF8&quot;/&gt;&lt;wsp:rsid wsp:val=&quot;00833446&quot;/&gt;&lt;wsp:rsid wsp:val=&quot;008377D3&quot;/&gt;&lt;wsp:rsid wsp:val=&quot;00854E4B&quot;/&gt;&lt;wsp:rsid wsp:val=&quot;00867D87&quot;/&gt;&lt;wsp:rsid wsp:val=&quot;008D1D91&quot;/&gt;&lt;wsp:rsid wsp:val=&quot;008D7267&quot;/&gt;&lt;wsp:rsid wsp:val=&quot;008E3BE3&quot;/&gt;&lt;wsp:rsid wsp:val=&quot;008E63EA&quot;/&gt;&lt;wsp:rsid wsp:val=&quot;008F16E1&quot;/&gt;&lt;wsp:rsid wsp:val=&quot;008F748B&quot;/&gt;&lt;wsp:rsid wsp:val=&quot;0092094D&quot;/&gt;&lt;wsp:rsid wsp:val=&quot;009233AF&quot;/&gt;&lt;wsp:rsid wsp:val=&quot;00974D35&quot;/&gt;&lt;wsp:rsid wsp:val=&quot;00977B65&quot;/&gt;&lt;wsp:rsid wsp:val=&quot;009C5BC3&quot;/&gt;&lt;wsp:rsid wsp:val=&quot;009D5D6A&quot;/&gt;&lt;wsp:rsid wsp:val=&quot;009E4CEE&quot;/&gt;&lt;wsp:rsid wsp:val=&quot;009F16E4&quot;/&gt;&lt;wsp:rsid wsp:val=&quot;00A0484A&quot;/&gt;&lt;wsp:rsid wsp:val=&quot;00A249C2&quot;/&gt;&lt;wsp:rsid wsp:val=&quot;00A745BC&quot;/&gt;&lt;wsp:rsid wsp:val=&quot;00A74DA7&quot;/&gt;&lt;wsp:rsid wsp:val=&quot;00A92B86&quot;/&gt;&lt;wsp:rsid wsp:val=&quot;00AB398A&quot;/&gt;&lt;wsp:rsid wsp:val=&quot;00AC0682&quot;/&gt;&lt;wsp:rsid wsp:val=&quot;00B008C2&quot;/&gt;&lt;wsp:rsid wsp:val=&quot;00B14705&quot;/&gt;&lt;wsp:rsid wsp:val=&quot;00B14B40&quot;/&gt;&lt;wsp:rsid wsp:val=&quot;00B2097D&quot;/&gt;&lt;wsp:rsid wsp:val=&quot;00B46279&quot;/&gt;&lt;wsp:rsid wsp:val=&quot;00B743A3&quot;/&gt;&lt;wsp:rsid wsp:val=&quot;00BE5170&quot;/&gt;&lt;wsp:rsid wsp:val=&quot;00C05CA8&quot;/&gt;&lt;wsp:rsid wsp:val=&quot;00C81C8F&quot;/&gt;&lt;wsp:rsid wsp:val=&quot;00CC43A4&quot;/&gt;&lt;wsp:rsid wsp:val=&quot;00CF4CCF&quot;/&gt;&lt;wsp:rsid wsp:val=&quot;00D04AE2&quot;/&gt;&lt;wsp:rsid wsp:val=&quot;00D139D6&quot;/&gt;&lt;wsp:rsid wsp:val=&quot;00D256FD&quot;/&gt;&lt;wsp:rsid wsp:val=&quot;00D7095F&quot;/&gt;&lt;wsp:rsid wsp:val=&quot;00D7740B&quot;/&gt;&lt;wsp:rsid wsp:val=&quot;00DA085B&quot;/&gt;&lt;wsp:rsid wsp:val=&quot;00DB0D40&quot;/&gt;&lt;wsp:rsid wsp:val=&quot;00DC6330&quot;/&gt;&lt;wsp:rsid wsp:val=&quot;00E06FA1&quot;/&gt;&lt;wsp:rsid wsp:val=&quot;00E828B3&quot;/&gt;&lt;wsp:rsid wsp:val=&quot;00E9673A&quot;/&gt;&lt;wsp:rsid wsp:val=&quot;00EA1B80&quot;/&gt;&lt;wsp:rsid wsp:val=&quot;00EA6739&quot;/&gt;&lt;wsp:rsid wsp:val=&quot;00EB7D83&quot;/&gt;&lt;wsp:rsid wsp:val=&quot;00EC0282&quot;/&gt;&lt;wsp:rsid wsp:val=&quot;00EF13E4&quot;/&gt;&lt;wsp:rsid wsp:val=&quot;00F076C8&quot;/&gt;&lt;wsp:rsid wsp:val=&quot;00F265A2&quot;/&gt;&lt;wsp:rsid wsp:val=&quot;00F3229D&quot;/&gt;&lt;wsp:rsid wsp:val=&quot;00F46908&quot;/&gt;&lt;wsp:rsid wsp:val=&quot;00F95DD0&quot;/&gt;&lt;wsp:rsid wsp:val=&quot;00FB0344&quot;/&gt;&lt;wsp:rsid wsp:val=&quot;00FE6BDC&quot;/&gt;&lt;/wsp:rsids&gt;&lt;/w:docPr&gt;&lt;w:body&gt;&lt;wx:sect&gt;&lt;w:p wsp:rsidR=&quot;008D7267&quot; wsp:rsidRDefault=&quot;008D7267&quot; wsp:rsidP=&quot;008D7267&quot;&gt;&lt;m:oMathPara&gt;&lt;m:oMath&gt;&lt;m:r&gt;&lt;w:rPr&gt;&lt;w:rFonts w:ascii=&quot;Cambria Math&quot; w:h-ansi=&quot;Cambria Math&quot;/&gt;&lt;wx:font wx:val=&quot;Cambria Math&quot;/&gt;&lt;w:i/&gt;&lt;/w:rPr&gt;&lt;m:t&gt;P(&lt;/m:t&gt;&lt;/m:r&gt;&lt;m:sSub&gt;&lt;m:sSubPr&gt;&lt;m:ctrlPr&gt;&lt;w:rPr&gt;&lt;w:rFonts w:ascii=&quot;Cambria Math&quot; w:h-ansi=&quot;Cambria Math&quot;/&gt;&lt;wx:font wx:val=&quot;Cambria Math&quot;/&gt;&lt;/w:rPr&gt;&lt;/m:ctrlPr&gt;&lt;/m:sSubPr&gt;&lt;m:e&gt;&lt;m:r&gt;&lt;w:rPr&gt;&lt;w:rFonts w:ascii=&quot;Cambria Math&quot; w:h-ansi=&quot;Cambria Math&quot;/&gt;&lt;wx:font wx:val=&quot;Cambria Math&quot;/&gt;&lt;w:i/&gt;&lt;/w:rPr&gt;&lt;m:t&gt;e&lt;/m:t&gt;&lt;/m:r&gt;&lt;/m:e&gt;&lt;m:sub&gt;&lt;m:r&gt;&lt;w:rPr&gt;&lt;w:rFonts w:ascii=&quot;Cambria Math&quot; w:h-ansi=&quot;Cambria Math&quot;/&gt;&lt;wx:font wx:val=&quot;Cambria Math&quot;/&gt;&lt;w:i/&gt;&lt;/w:rPr&gt;&lt;m:t&gt;i&lt;/m:t&gt;&lt;/m:r&gt;&lt;/m:sub&gt;&lt;/m:sSub&gt;&lt;m:r&gt;&lt;w:rPr&gt;&lt;w:rFonts w:ascii=&quot;Cambria Math&quot; w:h-ansi=&quot;Cambria Math&quot;/&gt;&lt;wx:font wx:val=&quot;Cambria Math&quot;/&gt;&lt;w:i/&gt;&lt;/w:rPr&gt;&lt;m:t&gt;âˆ£&lt;/m:t&gt;&lt;/m:r&gt;&lt;m:sSub&gt;&lt;m:sSubPr&gt;&lt;m:ctrlPr&gt;&lt;w:rPr&gt;&lt;w:rFonts w:ascii=&quot;Cambria Math&quot; w:h-ansi=&quot;Cambria Math&quot;/&gt;&lt;wx:font wx:val=&quot;Cambria Math&quot;/&gt;&lt;/w:rPr&gt;&lt;/m:ctrlPr&gt;&lt;/m:sSubPr&gt;&lt;m:e&gt;&lt;m:r&gt;&lt;w:rPr&gt;&lt;w:rFonts w:ascii=&quot;Cambria Math&quot; w:h-ansi=&quot;Cambria Math&quot;/&gt;&lt;wx:font wx:val=&quot;Cambria Math&quot;/&gt;&lt;w:i/&gt;&lt;/w:rPr&gt;&lt;m:t&gt;a&lt;/m:t&gt;&lt;/m:r&gt;&lt;/m:e&gt;&lt;m:sub&gt;&lt;m:r&gt;&lt;w:rPr&gt;&lt;w:rFonts w:ascii=&quot;Cambria Math&quot; w:h-ansi=&quot;Cambria Math&quot;/&gt;&lt;wx:font wx:val=&quot;Cambria Math&quot;/&gt;&lt;w:i/&gt;&lt;/w:rPr&gt;&lt;m:t&gt;i&lt;/m:t&gt;&lt;/m:r&gt;&lt;/m:sub&gt;&lt;/m:sSub&gt;&lt;m:r&gt;&lt;w:rPr&gt;&lt;w:rFonts w:ascii=&quot;Cambria Math&quot; w:h-ansi=&quot;Cambria Math&quot;/&gt;&lt;wx:font wx:val=&quot;Cambria Math&quot;/&gt;&lt;w:i/&gt;&lt;/w:rPr&gt;&lt;m:t&gt;)&lt;/m:t&gt;&lt;/m:r&gt;&lt;/m:oMath&gt;&lt;/m:oMathPara&gt;&lt;/w:p&gt;&lt;w:sectPr wsp:rsidR=&quot;00000000&quot;&gt;&lt;w:pgSz w:w=&quot;12240&quot; w:h=&quot;15840&quot;/&gt;&lt;w:pgMar w:top=&quot;1440&quot; w:right=&quot;1440&quot; w:bottom=&quot;1440&quot; w:left=&quot;1440&quot; w:header=&quot;720&quot; w:footer=&quot;720&quot; w:gutter=&quot;0&quot;/&gt;&lt;w:cols w:space=&quot;720&quot;/&gt;&lt;/w:sectPr&gt;&lt;/wx:sect&gt;&lt;/w:body&gt;&lt;/w:wordDocument&gt;">
             <v:imagedata r:id="rId13" o:title="" chromakey="white"/>
           </v:shape>
         </w:pict>
@@ -2934,7 +2899,7 @@
       </w:r>
       <w:r>
         <w:pict w14:anchorId="055D9564">
-          <v:shape id="_x0000_i1074" type="#_x0000_t75" style="width:26.9pt;height:14.4pt" equationxml="&lt;?xml version=&quot;1.0&quot; encoding=&quot;UTF-8&quot; standalone=&quot;yes&quot;?&gt;&#10;&lt;?mso-application progid=&quot;Word.Document&quot;?&gt;&#10;&lt;w:wordDocument xmlns:aml=&quot;http://schemas.microsoft.com/aml/2001/core&quot; xmlns:wpc=&quot;http://schemas.microsoft.com/office/word/2010/wordprocessingCanvas&quot; xmlns:cx=&quot;http://schemas.microsoft.com/office/drawing/2014/chartex&quot; xmlns:cx1=&quot;http://schemas.microsoft.com/office/drawing/2015/9/8/chartex&quot; xmlns:cx2=&quot;http://schemas.microsoft.com/office/drawing/2015/10/21/chartex&quot; xmlns:cx3=&quot;http://schemas.microsoft.com/office/drawing/2016/5/9/chartex&quot; xmlns:cx4=&quot;http://schemas.microsoft.com/office/drawing/2016/5/10/chartex&quot; xmlns:cx5=&quot;http://schemas.microsoft.com/office/drawing/2016/5/11/chartex&quot; xmlns:cx6=&quot;http://schemas.microsoft.com/office/drawing/2016/5/12/chartex&quot; xmlns:cx7=&quot;http://schemas.microsoft.com/office/drawing/2016/5/13/chartex&quot; xmlns:cx8=&quot;http://schemas.microsoft.com/office/drawing/2016/5/14/chartex&quot; xmlns:cr=&quot;http://schemas.microsoft.com/office/comments/2020/reactions&quot; xmlns:dt=&quot;uuid:C2F41010-65B3-11d1-A29F-00AA00C14882&quot; xmlns:mc=&quot;http://schemas.openxmlformats.org/markup-compatibility/2006&quot; xmlns:aink=&quot;http://schemas.microsoft.com/office/drawing/2016/ink&quot; xmlns:am3d=&quot;http://schemas.microsoft.com/office/drawing/2017/model3d&quot; xmlns:o=&quot;urn:schemas-microsoft-com:office:office&quot; xmlns:oel=&quot;http://schemas.microsoft.com/office/2019/extlst&quot; xmlns:m=&quot;http://schemas.openxmlformats.org/officeDocument/2006/math&quot; xmlns:v=&quot;urn:schemas-microsoft-com:vml&quot; xmlns:w10=&quot;urn:schemas-microsoft-com:office:word&quot; xmlns:w=&quot;http://schemas.microsoft.com/office/word/2003/wordml&quot; xmlns:wx=&quot;http://schemas.microsoft.com/office/word/2003/auxHint&quot; xmlns:wne=&quot;http://schemas.microsoft.com/office/word/2006/wordml&quot; xmlns:wsp=&quot;http://schemas.microsoft.com/office/word/2003/wordml/sp2&quot; xmlns:sl=&quot;http://schemas.microsoft.com/schemaLibrary/2003/core&quot; w:macrosPresent=&quot;no&quot; w:embeddedObjPresent=&quot;no&quot; w:ocxPresent=&quot;no&quot; xml:space=&quot;preserve&quot;&gt;&lt;w:ignoreSubtree w:val=&quot;http://schemas.microsoft.com/office/word/2003/wordml/sp2&quot;/&gt;&lt;o:DocumentProperties&gt;&lt;o:Version&gt;16&lt;/o:Version&gt;&lt;/o:DocumentProperties&gt;&lt;w:docPr&gt;&lt;w:view w:val=&quot;print&quot;/&gt;&lt;w:zoom w:percent=&quot;120&quot;/&gt;&lt;w:stylePaneFormatFilter w:val=&quot;3F01&quot;/&gt;&lt;w:defaultTabStop w:val=&quot;720&quot;/&gt;&lt;w:evenAndOddHeaders/&gt;&lt;w:drawingGridHorizontalSpacing w:val=&quot;120&quot;/&gt;&lt;w:displayHorizontalDrawingGridEvery w:val=&quot;2&quot;/&gt;&lt;w:punctuationKerning/&gt;&lt;w:characterSpacingControl w:val=&quot;DontCompress&quot;/&gt;&lt;w:optimizeForBrowser/&gt;&lt;w:targetScreenSz w:val=&quot;800x600&quot;/&gt;&lt;w:savePreviewPicture/&gt;&lt;w:validateAgainstSchema/&gt;&lt;w:saveInvalidXML w:val=&quot;off&quot;/&gt;&lt;w:ignoreMixedContent w:val=&quot;off&quot;/&gt;&lt;w:alwaysShowPlaceholderText w:val=&quot;off&quot;/&gt;&lt;w:compat&gt;&lt;w:breakWrappedTables/&gt;&lt;w:snapToGridInCell/&gt;&lt;w:wrapTextWithPunct/&gt;&lt;w:useAsianBreakRules/&gt;&lt;w:dontGrowAutofit/&gt;&lt;/w:compat&gt;&lt;wsp:rsids&gt;&lt;wsp:rsidRoot wsp:val=&quot;002E0D90&quot;/&gt;&lt;wsp:rsid wsp:val=&quot;00013F7D&quot;/&gt;&lt;wsp:rsid wsp:val=&quot;00025E7D&quot;/&gt;&lt;wsp:rsid wsp:val=&quot;0002677C&quot;/&gt;&lt;wsp:rsid wsp:val=&quot;00031988&quot;/&gt;&lt;wsp:rsid wsp:val=&quot;00071701&quot;/&gt;&lt;wsp:rsid wsp:val=&quot;00071AA2&quot;/&gt;&lt;wsp:rsid wsp:val=&quot;00086DEC&quot;/&gt;&lt;wsp:rsid wsp:val=&quot;000A0C5B&quot;/&gt;&lt;wsp:rsid wsp:val=&quot;000C6FB8&quot;/&gt;&lt;wsp:rsid wsp:val=&quot;000F0DB8&quot;/&gt;&lt;wsp:rsid wsp:val=&quot;00112F3E&quot;/&gt;&lt;wsp:rsid wsp:val=&quot;00132087&quot;/&gt;&lt;wsp:rsid wsp:val=&quot;00132480&quot;/&gt;&lt;wsp:rsid wsp:val=&quot;001820EA&quot;/&gt;&lt;wsp:rsid wsp:val=&quot;00192383&quot;/&gt;&lt;wsp:rsid wsp:val=&quot;001D11C1&quot;/&gt;&lt;wsp:rsid wsp:val=&quot;001E4FD9&quot;/&gt;&lt;wsp:rsid wsp:val=&quot;00203F69&quot;/&gt;&lt;wsp:rsid wsp:val=&quot;00243D25&quot;/&gt;&lt;wsp:rsid wsp:val=&quot;00251DCE&quot;/&gt;&lt;wsp:rsid wsp:val=&quot;0029798A&quot;/&gt;&lt;wsp:rsid wsp:val=&quot;002B4A85&quot;/&gt;&lt;wsp:rsid wsp:val=&quot;002C6ED3&quot;/&gt;&lt;wsp:rsid wsp:val=&quot;002E0D50&quot;/&gt;&lt;wsp:rsid wsp:val=&quot;002E0D90&quot;/&gt;&lt;wsp:rsid wsp:val=&quot;002E59F9&quot;/&gt;&lt;wsp:rsid wsp:val=&quot;00321646&quot;/&gt;&lt;wsp:rsid wsp:val=&quot;00342E2A&quot;/&gt;&lt;wsp:rsid wsp:val=&quot;00370753&quot;/&gt;&lt;wsp:rsid wsp:val=&quot;00373806&quot;/&gt;&lt;wsp:rsid wsp:val=&quot;003864E9&quot;/&gt;&lt;wsp:rsid wsp:val=&quot;003C5569&quot;/&gt;&lt;wsp:rsid wsp:val=&quot;003C70B2&quot;/&gt;&lt;wsp:rsid wsp:val=&quot;003D4D9A&quot;/&gt;&lt;wsp:rsid wsp:val=&quot;0040066A&quot;/&gt;&lt;wsp:rsid wsp:val=&quot;004340D5&quot;/&gt;&lt;wsp:rsid wsp:val=&quot;0046370F&quot;/&gt;&lt;wsp:rsid wsp:val=&quot;00473582&quot;/&gt;&lt;wsp:rsid wsp:val=&quot;004A7CEB&quot;/&gt;&lt;wsp:rsid wsp:val=&quot;004B5586&quot;/&gt;&lt;wsp:rsid wsp:val=&quot;004D3E54&quot;/&gt;&lt;wsp:rsid wsp:val=&quot;004E5946&quot;/&gt;&lt;wsp:rsid wsp:val=&quot;005375C1&quot;/&gt;&lt;wsp:rsid wsp:val=&quot;00546952&quot;/&gt;&lt;wsp:rsid wsp:val=&quot;00557FE6&quot;/&gt;&lt;wsp:rsid wsp:val=&quot;0059063E&quot;/&gt;&lt;wsp:rsid wsp:val=&quot;0059560F&quot;/&gt;&lt;wsp:rsid wsp:val=&quot;005A3736&quot;/&gt;&lt;wsp:rsid wsp:val=&quot;005C4E85&quot;/&gt;&lt;wsp:rsid wsp:val=&quot;005D6017&quot;/&gt;&lt;wsp:rsid wsp:val=&quot;00616822&quot;/&gt;&lt;wsp:rsid wsp:val=&quot;00620C81&quot;/&gt;&lt;wsp:rsid wsp:val=&quot;00637B2A&quot;/&gt;&lt;wsp:rsid wsp:val=&quot;006550FA&quot;/&gt;&lt;wsp:rsid wsp:val=&quot;006A32F5&quot;/&gt;&lt;wsp:rsid wsp:val=&quot;006A4F69&quot;/&gt;&lt;wsp:rsid wsp:val=&quot;006B3EF2&quot;/&gt;&lt;wsp:rsid wsp:val=&quot;006D42AF&quot;/&gt;&lt;wsp:rsid wsp:val=&quot;006D6410&quot;/&gt;&lt;wsp:rsid wsp:val=&quot;006F6550&quot;/&gt;&lt;wsp:rsid wsp:val=&quot;00747EA8&quot;/&gt;&lt;wsp:rsid wsp:val=&quot;0075351D&quot;/&gt;&lt;wsp:rsid wsp:val=&quot;0078792B&quot;/&gt;&lt;wsp:rsid wsp:val=&quot;007951B3&quot;/&gt;&lt;wsp:rsid wsp:val=&quot;007963F7&quot;/&gt;&lt;wsp:rsid wsp:val=&quot;007F3FF8&quot;/&gt;&lt;wsp:rsid wsp:val=&quot;00833446&quot;/&gt;&lt;wsp:rsid wsp:val=&quot;008377D3&quot;/&gt;&lt;wsp:rsid wsp:val=&quot;00854E4B&quot;/&gt;&lt;wsp:rsid wsp:val=&quot;00867D87&quot;/&gt;&lt;wsp:rsid wsp:val=&quot;008D1D91&quot;/&gt;&lt;wsp:rsid wsp:val=&quot;008E3BE3&quot;/&gt;&lt;wsp:rsid wsp:val=&quot;008E63EA&quot;/&gt;&lt;wsp:rsid wsp:val=&quot;008F16E1&quot;/&gt;&lt;wsp:rsid wsp:val=&quot;008F748B&quot;/&gt;&lt;wsp:rsid wsp:val=&quot;0092094D&quot;/&gt;&lt;wsp:rsid wsp:val=&quot;009233AF&quot;/&gt;&lt;wsp:rsid wsp:val=&quot;00974D35&quot;/&gt;&lt;wsp:rsid wsp:val=&quot;00977B65&quot;/&gt;&lt;wsp:rsid wsp:val=&quot;009C5BC3&quot;/&gt;&lt;wsp:rsid wsp:val=&quot;009D5D6A&quot;/&gt;&lt;wsp:rsid wsp:val=&quot;009E4CEE&quot;/&gt;&lt;wsp:rsid wsp:val=&quot;009F16E4&quot;/&gt;&lt;wsp:rsid wsp:val=&quot;00A0484A&quot;/&gt;&lt;wsp:rsid wsp:val=&quot;00A249C2&quot;/&gt;&lt;wsp:rsid wsp:val=&quot;00A745BC&quot;/&gt;&lt;wsp:rsid wsp:val=&quot;00A74DA7&quot;/&gt;&lt;wsp:rsid wsp:val=&quot;00A92B86&quot;/&gt;&lt;wsp:rsid wsp:val=&quot;00A955E9&quot;/&gt;&lt;wsp:rsid wsp:val=&quot;00AB398A&quot;/&gt;&lt;wsp:rsid wsp:val=&quot;00AC0682&quot;/&gt;&lt;wsp:rsid wsp:val=&quot;00B008C2&quot;/&gt;&lt;wsp:rsid wsp:val=&quot;00B14705&quot;/&gt;&lt;wsp:rsid wsp:val=&quot;00B14B40&quot;/&gt;&lt;wsp:rsid wsp:val=&quot;00B2097D&quot;/&gt;&lt;wsp:rsid wsp:val=&quot;00B46279&quot;/&gt;&lt;wsp:rsid wsp:val=&quot;00B743A3&quot;/&gt;&lt;wsp:rsid wsp:val=&quot;00BE5170&quot;/&gt;&lt;wsp:rsid wsp:val=&quot;00C05CA8&quot;/&gt;&lt;wsp:rsid wsp:val=&quot;00C81C8F&quot;/&gt;&lt;wsp:rsid wsp:val=&quot;00CC43A4&quot;/&gt;&lt;wsp:rsid wsp:val=&quot;00CF4CCF&quot;/&gt;&lt;wsp:rsid wsp:val=&quot;00D04AE2&quot;/&gt;&lt;wsp:rsid wsp:val=&quot;00D139D6&quot;/&gt;&lt;wsp:rsid wsp:val=&quot;00D256FD&quot;/&gt;&lt;wsp:rsid wsp:val=&quot;00D7095F&quot;/&gt;&lt;wsp:rsid wsp:val=&quot;00D7740B&quot;/&gt;&lt;wsp:rsid wsp:val=&quot;00DA085B&quot;/&gt;&lt;wsp:rsid wsp:val=&quot;00DB0D40&quot;/&gt;&lt;wsp:rsid wsp:val=&quot;00DC6330&quot;/&gt;&lt;wsp:rsid wsp:val=&quot;00E06FA1&quot;/&gt;&lt;wsp:rsid wsp:val=&quot;00E828B3&quot;/&gt;&lt;wsp:rsid wsp:val=&quot;00E9673A&quot;/&gt;&lt;wsp:rsid wsp:val=&quot;00EA1B80&quot;/&gt;&lt;wsp:rsid wsp:val=&quot;00EA6739&quot;/&gt;&lt;wsp:rsid wsp:val=&quot;00EB7D83&quot;/&gt;&lt;wsp:rsid wsp:val=&quot;00EC0282&quot;/&gt;&lt;wsp:rsid wsp:val=&quot;00EF13E4&quot;/&gt;&lt;wsp:rsid wsp:val=&quot;00F076C8&quot;/&gt;&lt;wsp:rsid wsp:val=&quot;00F265A2&quot;/&gt;&lt;wsp:rsid wsp:val=&quot;00F3229D&quot;/&gt;&lt;wsp:rsid wsp:val=&quot;00F46908&quot;/&gt;&lt;wsp:rsid wsp:val=&quot;00F95DD0&quot;/&gt;&lt;wsp:rsid wsp:val=&quot;00FB0344&quot;/&gt;&lt;wsp:rsid wsp:val=&quot;00FE6BDC&quot;/&gt;&lt;/wsp:rsids&gt;&lt;/w:docPr&gt;&lt;w:body&gt;&lt;wx:sect&gt;&lt;w:p wsp:rsidR=&quot;00A955E9&quot; wsp:rsidRDefault=&quot;00A955E9&quot; wsp:rsidP=&quot;00A955E9&quot;&gt;&lt;m:oMathPara&gt;&lt;m:oMath&gt;&lt;m:r&gt;&lt;w:rPr&gt;&lt;w:rFonts w:ascii=&quot;Cambria Math&quot; w:h-ansi=&quot;Cambria Math&quot;/&gt;&lt;wx:font wx:val=&quot;Cambria Math&quot;/&gt;&lt;w:i/&gt;&lt;/w:rPr&gt;&lt;m:t&gt;C(&lt;/m:t&gt;&lt;/m:r&gt;&lt;m:sSub&gt;&lt;m:sSubPr&gt;&lt;m:ctrlPr&gt;&lt;w:rPr&gt;&lt;w:rFonts w:ascii=&quot;Cambria Math&quot; w:h-ansi=&quot;Cambria Math&quot;/&gt;&lt;wx:font wx:val=&quot;Cambria Math&quot;/&gt;&lt;/w:rPr&gt;&lt;/m:ctrlPr&gt;&lt;/m:sSubPr&gt;&lt;m:e&gt;&lt;m:r&gt;&lt;w:rPr&gt;&lt;w:rFonts w:ascii=&quot;Cambria Math&quot; w:h-ansi=&quot;Cambria Math&quot;/&gt;&lt;wx:font wx:val=&quot;Cambria Math&quot;/&gt;&lt;w:i/&gt;&lt;/w:rPr&gt;&lt;m:t&gt;e&lt;/m:t&gt;&lt;/m:r&gt;&lt;/m:e&gt;&lt;m:sub&gt;&lt;m:r&gt;&lt;w:rPr&gt;&lt;w:rFonts w:ascii=&quot;Cambria Math&quot; w:h-ansi=&quot;Cambria Math&quot;/&gt;&lt;wx:font wx:val=&quot;Cambria Math&quot;/&gt;&lt;w:i/&gt;&lt;/w:rPr&gt;&lt;m:t&gt;i&lt;/m:t&gt;&lt;/m:r&gt;&lt;/m:sub&gt;&lt;/m:sSub&gt;&lt;m:r&gt;&lt;w:rPr&gt;&lt;w:rFonts w:ascii=&quot;Cambria Math&quot; w:h-ansi=&quot;Cambria Math&quot;/&gt;&lt;wx:font wx:val=&quot;Cambria Math&quot;/&gt;&lt;w:i/&gt;&lt;/w:rPr&gt;&lt;m:t&gt;)&lt;/m:t&gt;&lt;/m:r&gt;&lt;/m:oMath&gt;&lt;/m:oMathPara&gt;&lt;/w:p&gt;&lt;w:sectPr wsp:rsidR=&quot;00000000&quot;&gt;&lt;w:pgSz w:w=&quot;12240&quot; w:h=&quot;15840&quot;/&gt;&lt;w:pgMar w:top=&quot;1440&quot; w:right=&quot;1440&quot; w:bottom=&quot;1440&quot; w:left=&quot;1440&quot; w:header=&quot;720&quot; w:footer=&quot;720&quot; w:gutter=&quot;0&quot;/&gt;&lt;w:cols w:space=&quot;720&quot;/&gt;&lt;/w:sectPr&gt;&lt;/wx:sect&gt;&lt;/w:body&gt;&lt;/w:wordDocument&gt;">
+          <v:shape id="_x0000_i1043" type="#_x0000_t75" style="width:26.9pt;height:14.4pt" equationxml="&lt;?xml version=&quot;1.0&quot; encoding=&quot;UTF-8&quot; standalone=&quot;yes&quot;?&gt;&#10;&lt;?mso-application progid=&quot;Word.Document&quot;?&gt;&#10;&lt;w:wordDocument xmlns:aml=&quot;http://schemas.microsoft.com/aml/2001/core&quot; xmlns:wpc=&quot;http://schemas.microsoft.com/office/word/2010/wordprocessingCanvas&quot; xmlns:cx=&quot;http://schemas.microsoft.com/office/drawing/2014/chartex&quot; xmlns:cx1=&quot;http://schemas.microsoft.com/office/drawing/2015/9/8/chartex&quot; xmlns:cx2=&quot;http://schemas.microsoft.com/office/drawing/2015/10/21/chartex&quot; xmlns:cx3=&quot;http://schemas.microsoft.com/office/drawing/2016/5/9/chartex&quot; xmlns:cx4=&quot;http://schemas.microsoft.com/office/drawing/2016/5/10/chartex&quot; xmlns:cx5=&quot;http://schemas.microsoft.com/office/drawing/2016/5/11/chartex&quot; xmlns:cx6=&quot;http://schemas.microsoft.com/office/drawing/2016/5/12/chartex&quot; xmlns:cx7=&quot;http://schemas.microsoft.com/office/drawing/2016/5/13/chartex&quot; xmlns:cx8=&quot;http://schemas.microsoft.com/office/drawing/2016/5/14/chartex&quot; xmlns:cr=&quot;http://schemas.microsoft.com/office/comments/2020/reactions&quot; xmlns:dt=&quot;uuid:C2F41010-65B3-11d1-A29F-00AA00C14882&quot; xmlns:mc=&quot;http://schemas.openxmlformats.org/markup-compatibility/2006&quot; xmlns:aink=&quot;http://schemas.microsoft.com/office/drawing/2016/ink&quot; xmlns:am3d=&quot;http://schemas.microsoft.com/office/drawing/2017/model3d&quot; xmlns:o=&quot;urn:schemas-microsoft-com:office:office&quot; xmlns:oel=&quot;http://schemas.microsoft.com/office/2019/extlst&quot; xmlns:m=&quot;http://schemas.openxmlformats.org/officeDocument/2006/math&quot; xmlns:v=&quot;urn:schemas-microsoft-com:vml&quot; xmlns:w10=&quot;urn:schemas-microsoft-com:office:word&quot; xmlns:w=&quot;http://schemas.microsoft.com/office/word/2003/wordml&quot; xmlns:wx=&quot;http://schemas.microsoft.com/office/word/2003/auxHint&quot; xmlns:wne=&quot;http://schemas.microsoft.com/office/word/2006/wordml&quot; xmlns:wsp=&quot;http://schemas.microsoft.com/office/word/2003/wordml/sp2&quot; xmlns:sl=&quot;http://schemas.microsoft.com/schemaLibrary/2003/core&quot; w:macrosPresent=&quot;no&quot; w:embeddedObjPresent=&quot;no&quot; w:ocxPresent=&quot;no&quot; xml:space=&quot;preserve&quot;&gt;&lt;w:ignoreSubtree w:val=&quot;http://schemas.microsoft.com/office/word/2003/wordml/sp2&quot;/&gt;&lt;o:DocumentProperties&gt;&lt;o:Version&gt;16&lt;/o:Version&gt;&lt;/o:DocumentProperties&gt;&lt;w:docPr&gt;&lt;w:view w:val=&quot;print&quot;/&gt;&lt;w:zoom w:percent=&quot;120&quot;/&gt;&lt;w:stylePaneFormatFilter w:val=&quot;3F01&quot;/&gt;&lt;w:defaultTabStop w:val=&quot;720&quot;/&gt;&lt;w:evenAndOddHeaders/&gt;&lt;w:drawingGridHorizontalSpacing w:val=&quot;120&quot;/&gt;&lt;w:displayHorizontalDrawingGridEvery w:val=&quot;2&quot;/&gt;&lt;w:punctuationKerning/&gt;&lt;w:characterSpacingControl w:val=&quot;DontCompress&quot;/&gt;&lt;w:optimizeForBrowser/&gt;&lt;w:targetScreenSz w:val=&quot;800x600&quot;/&gt;&lt;w:savePreviewPicture/&gt;&lt;w:validateAgainstSchema/&gt;&lt;w:saveInvalidXML w:val=&quot;off&quot;/&gt;&lt;w:ignoreMixedContent w:val=&quot;off&quot;/&gt;&lt;w:alwaysShowPlaceholderText w:val=&quot;off&quot;/&gt;&lt;w:compat&gt;&lt;w:breakWrappedTables/&gt;&lt;w:snapToGridInCell/&gt;&lt;w:wrapTextWithPunct/&gt;&lt;w:useAsianBreakRules/&gt;&lt;w:dontGrowAutofit/&gt;&lt;/w:compat&gt;&lt;wsp:rsids&gt;&lt;wsp:rsidRoot wsp:val=&quot;002E0D90&quot;/&gt;&lt;wsp:rsid wsp:val=&quot;00013F7D&quot;/&gt;&lt;wsp:rsid wsp:val=&quot;00025E7D&quot;/&gt;&lt;wsp:rsid wsp:val=&quot;0002677C&quot;/&gt;&lt;wsp:rsid wsp:val=&quot;00031988&quot;/&gt;&lt;wsp:rsid wsp:val=&quot;00071701&quot;/&gt;&lt;wsp:rsid wsp:val=&quot;00071AA2&quot;/&gt;&lt;wsp:rsid wsp:val=&quot;00086DEC&quot;/&gt;&lt;wsp:rsid wsp:val=&quot;000A0C5B&quot;/&gt;&lt;wsp:rsid wsp:val=&quot;000C6FB8&quot;/&gt;&lt;wsp:rsid wsp:val=&quot;000F0DB8&quot;/&gt;&lt;wsp:rsid wsp:val=&quot;00112F3E&quot;/&gt;&lt;wsp:rsid wsp:val=&quot;00132087&quot;/&gt;&lt;wsp:rsid wsp:val=&quot;00132480&quot;/&gt;&lt;wsp:rsid wsp:val=&quot;001820EA&quot;/&gt;&lt;wsp:rsid wsp:val=&quot;00192383&quot;/&gt;&lt;wsp:rsid wsp:val=&quot;001D11C1&quot;/&gt;&lt;wsp:rsid wsp:val=&quot;001E4FD9&quot;/&gt;&lt;wsp:rsid wsp:val=&quot;00203F69&quot;/&gt;&lt;wsp:rsid wsp:val=&quot;00243D25&quot;/&gt;&lt;wsp:rsid wsp:val=&quot;00251DCE&quot;/&gt;&lt;wsp:rsid wsp:val=&quot;0029798A&quot;/&gt;&lt;wsp:rsid wsp:val=&quot;002B4A85&quot;/&gt;&lt;wsp:rsid wsp:val=&quot;002C6ED3&quot;/&gt;&lt;wsp:rsid wsp:val=&quot;002E0D50&quot;/&gt;&lt;wsp:rsid wsp:val=&quot;002E0D90&quot;/&gt;&lt;wsp:rsid wsp:val=&quot;002E59F9&quot;/&gt;&lt;wsp:rsid wsp:val=&quot;00321646&quot;/&gt;&lt;wsp:rsid wsp:val=&quot;00342E2A&quot;/&gt;&lt;wsp:rsid wsp:val=&quot;00370753&quot;/&gt;&lt;wsp:rsid wsp:val=&quot;00373806&quot;/&gt;&lt;wsp:rsid wsp:val=&quot;003864E9&quot;/&gt;&lt;wsp:rsid wsp:val=&quot;003C5569&quot;/&gt;&lt;wsp:rsid wsp:val=&quot;003C70B2&quot;/&gt;&lt;wsp:rsid wsp:val=&quot;003D4D9A&quot;/&gt;&lt;wsp:rsid wsp:val=&quot;0040066A&quot;/&gt;&lt;wsp:rsid wsp:val=&quot;004340D5&quot;/&gt;&lt;wsp:rsid wsp:val=&quot;0046370F&quot;/&gt;&lt;wsp:rsid wsp:val=&quot;00473582&quot;/&gt;&lt;wsp:rsid wsp:val=&quot;004A7CEB&quot;/&gt;&lt;wsp:rsid wsp:val=&quot;004B5586&quot;/&gt;&lt;wsp:rsid wsp:val=&quot;004D3E54&quot;/&gt;&lt;wsp:rsid wsp:val=&quot;004E5946&quot;/&gt;&lt;wsp:rsid wsp:val=&quot;005375C1&quot;/&gt;&lt;wsp:rsid wsp:val=&quot;00546952&quot;/&gt;&lt;wsp:rsid wsp:val=&quot;00557FE6&quot;/&gt;&lt;wsp:rsid wsp:val=&quot;0059063E&quot;/&gt;&lt;wsp:rsid wsp:val=&quot;0059560F&quot;/&gt;&lt;wsp:rsid wsp:val=&quot;005A3736&quot;/&gt;&lt;wsp:rsid wsp:val=&quot;005C4E85&quot;/&gt;&lt;wsp:rsid wsp:val=&quot;005D6017&quot;/&gt;&lt;wsp:rsid wsp:val=&quot;00616822&quot;/&gt;&lt;wsp:rsid wsp:val=&quot;00620C81&quot;/&gt;&lt;wsp:rsid wsp:val=&quot;00637B2A&quot;/&gt;&lt;wsp:rsid wsp:val=&quot;006550FA&quot;/&gt;&lt;wsp:rsid wsp:val=&quot;006A32F5&quot;/&gt;&lt;wsp:rsid wsp:val=&quot;006A4F69&quot;/&gt;&lt;wsp:rsid wsp:val=&quot;006B3EF2&quot;/&gt;&lt;wsp:rsid wsp:val=&quot;006D42AF&quot;/&gt;&lt;wsp:rsid wsp:val=&quot;006D6410&quot;/&gt;&lt;wsp:rsid wsp:val=&quot;006F6550&quot;/&gt;&lt;wsp:rsid wsp:val=&quot;00747EA8&quot;/&gt;&lt;wsp:rsid wsp:val=&quot;0075351D&quot;/&gt;&lt;wsp:rsid wsp:val=&quot;0078792B&quot;/&gt;&lt;wsp:rsid wsp:val=&quot;007951B3&quot;/&gt;&lt;wsp:rsid wsp:val=&quot;007963F7&quot;/&gt;&lt;wsp:rsid wsp:val=&quot;007F3FF8&quot;/&gt;&lt;wsp:rsid wsp:val=&quot;00833446&quot;/&gt;&lt;wsp:rsid wsp:val=&quot;008377D3&quot;/&gt;&lt;wsp:rsid wsp:val=&quot;00854E4B&quot;/&gt;&lt;wsp:rsid wsp:val=&quot;00867D87&quot;/&gt;&lt;wsp:rsid wsp:val=&quot;008D1D91&quot;/&gt;&lt;wsp:rsid wsp:val=&quot;008E3BE3&quot;/&gt;&lt;wsp:rsid wsp:val=&quot;008E63EA&quot;/&gt;&lt;wsp:rsid wsp:val=&quot;008F16E1&quot;/&gt;&lt;wsp:rsid wsp:val=&quot;008F748B&quot;/&gt;&lt;wsp:rsid wsp:val=&quot;0092094D&quot;/&gt;&lt;wsp:rsid wsp:val=&quot;009233AF&quot;/&gt;&lt;wsp:rsid wsp:val=&quot;00974D35&quot;/&gt;&lt;wsp:rsid wsp:val=&quot;00977B65&quot;/&gt;&lt;wsp:rsid wsp:val=&quot;009C5BC3&quot;/&gt;&lt;wsp:rsid wsp:val=&quot;009D5D6A&quot;/&gt;&lt;wsp:rsid wsp:val=&quot;009E4CEE&quot;/&gt;&lt;wsp:rsid wsp:val=&quot;009F16E4&quot;/&gt;&lt;wsp:rsid wsp:val=&quot;00A0484A&quot;/&gt;&lt;wsp:rsid wsp:val=&quot;00A249C2&quot;/&gt;&lt;wsp:rsid wsp:val=&quot;00A745BC&quot;/&gt;&lt;wsp:rsid wsp:val=&quot;00A74DA7&quot;/&gt;&lt;wsp:rsid wsp:val=&quot;00A92B86&quot;/&gt;&lt;wsp:rsid wsp:val=&quot;00A955E9&quot;/&gt;&lt;wsp:rsid wsp:val=&quot;00AB398A&quot;/&gt;&lt;wsp:rsid wsp:val=&quot;00AC0682&quot;/&gt;&lt;wsp:rsid wsp:val=&quot;00B008C2&quot;/&gt;&lt;wsp:rsid wsp:val=&quot;00B14705&quot;/&gt;&lt;wsp:rsid wsp:val=&quot;00B14B40&quot;/&gt;&lt;wsp:rsid wsp:val=&quot;00B2097D&quot;/&gt;&lt;wsp:rsid wsp:val=&quot;00B46279&quot;/&gt;&lt;wsp:rsid wsp:val=&quot;00B743A3&quot;/&gt;&lt;wsp:rsid wsp:val=&quot;00BE5170&quot;/&gt;&lt;wsp:rsid wsp:val=&quot;00C05CA8&quot;/&gt;&lt;wsp:rsid wsp:val=&quot;00C81C8F&quot;/&gt;&lt;wsp:rsid wsp:val=&quot;00CC43A4&quot;/&gt;&lt;wsp:rsid wsp:val=&quot;00CF4CCF&quot;/&gt;&lt;wsp:rsid wsp:val=&quot;00D04AE2&quot;/&gt;&lt;wsp:rsid wsp:val=&quot;00D139D6&quot;/&gt;&lt;wsp:rsid wsp:val=&quot;00D256FD&quot;/&gt;&lt;wsp:rsid wsp:val=&quot;00D7095F&quot;/&gt;&lt;wsp:rsid wsp:val=&quot;00D7740B&quot;/&gt;&lt;wsp:rsid wsp:val=&quot;00DA085B&quot;/&gt;&lt;wsp:rsid wsp:val=&quot;00DB0D40&quot;/&gt;&lt;wsp:rsid wsp:val=&quot;00DC6330&quot;/&gt;&lt;wsp:rsid wsp:val=&quot;00E06FA1&quot;/&gt;&lt;wsp:rsid wsp:val=&quot;00E828B3&quot;/&gt;&lt;wsp:rsid wsp:val=&quot;00E9673A&quot;/&gt;&lt;wsp:rsid wsp:val=&quot;00EA1B80&quot;/&gt;&lt;wsp:rsid wsp:val=&quot;00EA6739&quot;/&gt;&lt;wsp:rsid wsp:val=&quot;00EB7D83&quot;/&gt;&lt;wsp:rsid wsp:val=&quot;00EC0282&quot;/&gt;&lt;wsp:rsid wsp:val=&quot;00EF13E4&quot;/&gt;&lt;wsp:rsid wsp:val=&quot;00F076C8&quot;/&gt;&lt;wsp:rsid wsp:val=&quot;00F265A2&quot;/&gt;&lt;wsp:rsid wsp:val=&quot;00F3229D&quot;/&gt;&lt;wsp:rsid wsp:val=&quot;00F46908&quot;/&gt;&lt;wsp:rsid wsp:val=&quot;00F95DD0&quot;/&gt;&lt;wsp:rsid wsp:val=&quot;00FB0344&quot;/&gt;&lt;wsp:rsid wsp:val=&quot;00FE6BDC&quot;/&gt;&lt;/wsp:rsids&gt;&lt;/w:docPr&gt;&lt;w:body&gt;&lt;wx:sect&gt;&lt;w:p wsp:rsidR=&quot;00A955E9&quot; wsp:rsidRDefault=&quot;00A955E9&quot; wsp:rsidP=&quot;00A955E9&quot;&gt;&lt;m:oMathPara&gt;&lt;m:oMath&gt;&lt;m:r&gt;&lt;w:rPr&gt;&lt;w:rFonts w:ascii=&quot;Cambria Math&quot; w:h-ansi=&quot;Cambria Math&quot;/&gt;&lt;wx:font wx:val=&quot;Cambria Math&quot;/&gt;&lt;w:i/&gt;&lt;/w:rPr&gt;&lt;m:t&gt;C(&lt;/m:t&gt;&lt;/m:r&gt;&lt;m:sSub&gt;&lt;m:sSubPr&gt;&lt;m:ctrlPr&gt;&lt;w:rPr&gt;&lt;w:rFonts w:ascii=&quot;Cambria Math&quot; w:h-ansi=&quot;Cambria Math&quot;/&gt;&lt;wx:font wx:val=&quot;Cambria Math&quot;/&gt;&lt;/w:rPr&gt;&lt;/m:ctrlPr&gt;&lt;/m:sSubPr&gt;&lt;m:e&gt;&lt;m:r&gt;&lt;w:rPr&gt;&lt;w:rFonts w:ascii=&quot;Cambria Math&quot; w:h-ansi=&quot;Cambria Math&quot;/&gt;&lt;wx:font wx:val=&quot;Cambria Math&quot;/&gt;&lt;w:i/&gt;&lt;/w:rPr&gt;&lt;m:t&gt;e&lt;/m:t&gt;&lt;/m:r&gt;&lt;/m:e&gt;&lt;m:sub&gt;&lt;m:r&gt;&lt;w:rPr&gt;&lt;w:rFonts w:ascii=&quot;Cambria Math&quot; w:h-ansi=&quot;Cambria Math&quot;/&gt;&lt;wx:font wx:val=&quot;Cambria Math&quot;/&gt;&lt;w:i/&gt;&lt;/w:rPr&gt;&lt;m:t&gt;i&lt;/m:t&gt;&lt;/m:r&gt;&lt;/m:sub&gt;&lt;/m:sSub&gt;&lt;m:r&gt;&lt;w:rPr&gt;&lt;w:rFonts w:ascii=&quot;Cambria Math&quot; w:h-ansi=&quot;Cambria Math&quot;/&gt;&lt;wx:font wx:val=&quot;Cambria Math&quot;/&gt;&lt;w:i/&gt;&lt;/w:rPr&gt;&lt;m:t&gt;)&lt;/m:t&gt;&lt;/m:r&gt;&lt;/m:oMath&gt;&lt;/m:oMathPara&gt;&lt;/w:p&gt;&lt;w:sectPr wsp:rsidR=&quot;00000000&quot;&gt;&lt;w:pgSz w:w=&quot;12240&quot; w:h=&quot;15840&quot;/&gt;&lt;w:pgMar w:top=&quot;1440&quot; w:right=&quot;1440&quot; w:bottom=&quot;1440&quot; w:left=&quot;1440&quot; w:header=&quot;720&quot; w:footer=&quot;720&quot; w:gutter=&quot;0&quot;/&gt;&lt;w:cols w:space=&quot;720&quot;/&gt;&lt;/w:sectPr&gt;&lt;/wx:sect&gt;&lt;/w:body&gt;&lt;/w:wordDocument&gt;">
             <v:imagedata r:id="rId14" o:title="" chromakey="white"/>
           </v:shape>
         </w:pict>
@@ -2947,7 +2912,7 @@
       </w:r>
       <w:r>
         <w:pict w14:anchorId="07E8A8F8">
-          <v:shape id="_x0000_i1075" type="#_x0000_t75" style="width:26.9pt;height:14.4pt" equationxml="&lt;?xml version=&quot;1.0&quot; encoding=&quot;UTF-8&quot; standalone=&quot;yes&quot;?&gt;&#10;&lt;?mso-application progid=&quot;Word.Document&quot;?&gt;&#10;&lt;w:wordDocument xmlns:aml=&quot;http://schemas.microsoft.com/aml/2001/core&quot; xmlns:wpc=&quot;http://schemas.microsoft.com/office/word/2010/wordprocessingCanvas&quot; xmlns:cx=&quot;http://schemas.microsoft.com/office/drawing/2014/chartex&quot; xmlns:cx1=&quot;http://schemas.microsoft.com/office/drawing/2015/9/8/chartex&quot; xmlns:cx2=&quot;http://schemas.microsoft.com/office/drawing/2015/10/21/chartex&quot; xmlns:cx3=&quot;http://schemas.microsoft.com/office/drawing/2016/5/9/chartex&quot; xmlns:cx4=&quot;http://schemas.microsoft.com/office/drawing/2016/5/10/chartex&quot; xmlns:cx5=&quot;http://schemas.microsoft.com/office/drawing/2016/5/11/chartex&quot; xmlns:cx6=&quot;http://schemas.microsoft.com/office/drawing/2016/5/12/chartex&quot; xmlns:cx7=&quot;http://schemas.microsoft.com/office/drawing/2016/5/13/chartex&quot; xmlns:cx8=&quot;http://schemas.microsoft.com/office/drawing/2016/5/14/chartex&quot; xmlns:cr=&quot;http://schemas.microsoft.com/office/comments/2020/reactions&quot; xmlns:dt=&quot;uuid:C2F41010-65B3-11d1-A29F-00AA00C14882&quot; xmlns:mc=&quot;http://schemas.openxmlformats.org/markup-compatibility/2006&quot; xmlns:aink=&quot;http://schemas.microsoft.com/office/drawing/2016/ink&quot; xmlns:am3d=&quot;http://schemas.microsoft.com/office/drawing/2017/model3d&quot; xmlns:o=&quot;urn:schemas-microsoft-com:office:office&quot; xmlns:oel=&quot;http://schemas.microsoft.com/office/2019/extlst&quot; xmlns:m=&quot;http://schemas.openxmlformats.org/officeDocument/2006/math&quot; xmlns:v=&quot;urn:schemas-microsoft-com:vml&quot; xmlns:w10=&quot;urn:schemas-microsoft-com:office:word&quot; xmlns:w=&quot;http://schemas.microsoft.com/office/word/2003/wordml&quot; xmlns:wx=&quot;http://schemas.microsoft.com/office/word/2003/auxHint&quot; xmlns:wne=&quot;http://schemas.microsoft.com/office/word/2006/wordml&quot; xmlns:wsp=&quot;http://schemas.microsoft.com/office/word/2003/wordml/sp2&quot; xmlns:sl=&quot;http://schemas.microsoft.com/schemaLibrary/2003/core&quot; w:macrosPresent=&quot;no&quot; w:embeddedObjPresent=&quot;no&quot; w:ocxPresent=&quot;no&quot; xml:space=&quot;preserve&quot;&gt;&lt;w:ignoreSubtree w:val=&quot;http://schemas.microsoft.com/office/word/2003/wordml/sp2&quot;/&gt;&lt;o:DocumentProperties&gt;&lt;o:Version&gt;16&lt;/o:Version&gt;&lt;/o:DocumentProperties&gt;&lt;w:docPr&gt;&lt;w:view w:val=&quot;print&quot;/&gt;&lt;w:zoom w:percent=&quot;120&quot;/&gt;&lt;w:stylePaneFormatFilter w:val=&quot;3F01&quot;/&gt;&lt;w:defaultTabStop w:val=&quot;720&quot;/&gt;&lt;w:evenAndOddHeaders/&gt;&lt;w:drawingGridHorizontalSpacing w:val=&quot;120&quot;/&gt;&lt;w:displayHorizontalDrawingGridEvery w:val=&quot;2&quot;/&gt;&lt;w:punctuationKerning/&gt;&lt;w:characterSpacingControl w:val=&quot;DontCompress&quot;/&gt;&lt;w:optimizeForBrowser/&gt;&lt;w:targetScreenSz w:val=&quot;800x600&quot;/&gt;&lt;w:savePreviewPicture/&gt;&lt;w:validateAgainstSchema/&gt;&lt;w:saveInvalidXML w:val=&quot;off&quot;/&gt;&lt;w:ignoreMixedContent w:val=&quot;off&quot;/&gt;&lt;w:alwaysShowPlaceholderText w:val=&quot;off&quot;/&gt;&lt;w:compat&gt;&lt;w:breakWrappedTables/&gt;&lt;w:snapToGridInCell/&gt;&lt;w:wrapTextWithPunct/&gt;&lt;w:useAsianBreakRules/&gt;&lt;w:dontGrowAutofit/&gt;&lt;/w:compat&gt;&lt;wsp:rsids&gt;&lt;wsp:rsidRoot wsp:val=&quot;002E0D90&quot;/&gt;&lt;wsp:rsid wsp:val=&quot;00013F7D&quot;/&gt;&lt;wsp:rsid wsp:val=&quot;00025E7D&quot;/&gt;&lt;wsp:rsid wsp:val=&quot;0002677C&quot;/&gt;&lt;wsp:rsid wsp:val=&quot;00031988&quot;/&gt;&lt;wsp:rsid wsp:val=&quot;00071701&quot;/&gt;&lt;wsp:rsid wsp:val=&quot;00071AA2&quot;/&gt;&lt;wsp:rsid wsp:val=&quot;00086DEC&quot;/&gt;&lt;wsp:rsid wsp:val=&quot;000A0C5B&quot;/&gt;&lt;wsp:rsid wsp:val=&quot;000C6FB8&quot;/&gt;&lt;wsp:rsid wsp:val=&quot;000F0DB8&quot;/&gt;&lt;wsp:rsid wsp:val=&quot;00112F3E&quot;/&gt;&lt;wsp:rsid wsp:val=&quot;00132087&quot;/&gt;&lt;wsp:rsid wsp:val=&quot;00132480&quot;/&gt;&lt;wsp:rsid wsp:val=&quot;001820EA&quot;/&gt;&lt;wsp:rsid wsp:val=&quot;00192383&quot;/&gt;&lt;wsp:rsid wsp:val=&quot;001D11C1&quot;/&gt;&lt;wsp:rsid wsp:val=&quot;001E4FD9&quot;/&gt;&lt;wsp:rsid wsp:val=&quot;00203F69&quot;/&gt;&lt;wsp:rsid wsp:val=&quot;00243D25&quot;/&gt;&lt;wsp:rsid wsp:val=&quot;00251DCE&quot;/&gt;&lt;wsp:rsid wsp:val=&quot;0029798A&quot;/&gt;&lt;wsp:rsid wsp:val=&quot;002B4A85&quot;/&gt;&lt;wsp:rsid wsp:val=&quot;002C6ED3&quot;/&gt;&lt;wsp:rsid wsp:val=&quot;002E0D50&quot;/&gt;&lt;wsp:rsid wsp:val=&quot;002E0D90&quot;/&gt;&lt;wsp:rsid wsp:val=&quot;002E59F9&quot;/&gt;&lt;wsp:rsid wsp:val=&quot;00321646&quot;/&gt;&lt;wsp:rsid wsp:val=&quot;00342E2A&quot;/&gt;&lt;wsp:rsid wsp:val=&quot;00370753&quot;/&gt;&lt;wsp:rsid wsp:val=&quot;00373806&quot;/&gt;&lt;wsp:rsid wsp:val=&quot;003864E9&quot;/&gt;&lt;wsp:rsid wsp:val=&quot;003C5569&quot;/&gt;&lt;wsp:rsid wsp:val=&quot;003C70B2&quot;/&gt;&lt;wsp:rsid wsp:val=&quot;003D4D9A&quot;/&gt;&lt;wsp:rsid wsp:val=&quot;0040066A&quot;/&gt;&lt;wsp:rsid wsp:val=&quot;004340D5&quot;/&gt;&lt;wsp:rsid wsp:val=&quot;0046370F&quot;/&gt;&lt;wsp:rsid wsp:val=&quot;00473582&quot;/&gt;&lt;wsp:rsid wsp:val=&quot;004A7CEB&quot;/&gt;&lt;wsp:rsid wsp:val=&quot;004B5586&quot;/&gt;&lt;wsp:rsid wsp:val=&quot;004D3E54&quot;/&gt;&lt;wsp:rsid wsp:val=&quot;004E5946&quot;/&gt;&lt;wsp:rsid wsp:val=&quot;005375C1&quot;/&gt;&lt;wsp:rsid wsp:val=&quot;00546952&quot;/&gt;&lt;wsp:rsid wsp:val=&quot;00557FE6&quot;/&gt;&lt;wsp:rsid wsp:val=&quot;0059063E&quot;/&gt;&lt;wsp:rsid wsp:val=&quot;0059560F&quot;/&gt;&lt;wsp:rsid wsp:val=&quot;005A3736&quot;/&gt;&lt;wsp:rsid wsp:val=&quot;005C4E85&quot;/&gt;&lt;wsp:rsid wsp:val=&quot;005D6017&quot;/&gt;&lt;wsp:rsid wsp:val=&quot;00616822&quot;/&gt;&lt;wsp:rsid wsp:val=&quot;00620C81&quot;/&gt;&lt;wsp:rsid wsp:val=&quot;00637B2A&quot;/&gt;&lt;wsp:rsid wsp:val=&quot;006550FA&quot;/&gt;&lt;wsp:rsid wsp:val=&quot;006A32F5&quot;/&gt;&lt;wsp:rsid wsp:val=&quot;006A4F69&quot;/&gt;&lt;wsp:rsid wsp:val=&quot;006B3EF2&quot;/&gt;&lt;wsp:rsid wsp:val=&quot;006D42AF&quot;/&gt;&lt;wsp:rsid wsp:val=&quot;006D6410&quot;/&gt;&lt;wsp:rsid wsp:val=&quot;006F6550&quot;/&gt;&lt;wsp:rsid wsp:val=&quot;00747EA8&quot;/&gt;&lt;wsp:rsid wsp:val=&quot;0075351D&quot;/&gt;&lt;wsp:rsid wsp:val=&quot;0078792B&quot;/&gt;&lt;wsp:rsid wsp:val=&quot;007951B3&quot;/&gt;&lt;wsp:rsid wsp:val=&quot;007963F7&quot;/&gt;&lt;wsp:rsid wsp:val=&quot;007F3FF8&quot;/&gt;&lt;wsp:rsid wsp:val=&quot;00833446&quot;/&gt;&lt;wsp:rsid wsp:val=&quot;008377D3&quot;/&gt;&lt;wsp:rsid wsp:val=&quot;00854E4B&quot;/&gt;&lt;wsp:rsid wsp:val=&quot;00867D87&quot;/&gt;&lt;wsp:rsid wsp:val=&quot;008D1D91&quot;/&gt;&lt;wsp:rsid wsp:val=&quot;008E3BE3&quot;/&gt;&lt;wsp:rsid wsp:val=&quot;008E63EA&quot;/&gt;&lt;wsp:rsid wsp:val=&quot;008F16E1&quot;/&gt;&lt;wsp:rsid wsp:val=&quot;008F748B&quot;/&gt;&lt;wsp:rsid wsp:val=&quot;0092094D&quot;/&gt;&lt;wsp:rsid wsp:val=&quot;009233AF&quot;/&gt;&lt;wsp:rsid wsp:val=&quot;00974D35&quot;/&gt;&lt;wsp:rsid wsp:val=&quot;00977B65&quot;/&gt;&lt;wsp:rsid wsp:val=&quot;009C5BC3&quot;/&gt;&lt;wsp:rsid wsp:val=&quot;009D5D6A&quot;/&gt;&lt;wsp:rsid wsp:val=&quot;009E4CEE&quot;/&gt;&lt;wsp:rsid wsp:val=&quot;009F16E4&quot;/&gt;&lt;wsp:rsid wsp:val=&quot;00A0484A&quot;/&gt;&lt;wsp:rsid wsp:val=&quot;00A249C2&quot;/&gt;&lt;wsp:rsid wsp:val=&quot;00A745BC&quot;/&gt;&lt;wsp:rsid wsp:val=&quot;00A74DA7&quot;/&gt;&lt;wsp:rsid wsp:val=&quot;00A92B86&quot;/&gt;&lt;wsp:rsid wsp:val=&quot;00A955E9&quot;/&gt;&lt;wsp:rsid wsp:val=&quot;00AB398A&quot;/&gt;&lt;wsp:rsid wsp:val=&quot;00AC0682&quot;/&gt;&lt;wsp:rsid wsp:val=&quot;00B008C2&quot;/&gt;&lt;wsp:rsid wsp:val=&quot;00B14705&quot;/&gt;&lt;wsp:rsid wsp:val=&quot;00B14B40&quot;/&gt;&lt;wsp:rsid wsp:val=&quot;00B2097D&quot;/&gt;&lt;wsp:rsid wsp:val=&quot;00B46279&quot;/&gt;&lt;wsp:rsid wsp:val=&quot;00B743A3&quot;/&gt;&lt;wsp:rsid wsp:val=&quot;00BE5170&quot;/&gt;&lt;wsp:rsid wsp:val=&quot;00C05CA8&quot;/&gt;&lt;wsp:rsid wsp:val=&quot;00C81C8F&quot;/&gt;&lt;wsp:rsid wsp:val=&quot;00CC43A4&quot;/&gt;&lt;wsp:rsid wsp:val=&quot;00CF4CCF&quot;/&gt;&lt;wsp:rsid wsp:val=&quot;00D04AE2&quot;/&gt;&lt;wsp:rsid wsp:val=&quot;00D139D6&quot;/&gt;&lt;wsp:rsid wsp:val=&quot;00D256FD&quot;/&gt;&lt;wsp:rsid wsp:val=&quot;00D7095F&quot;/&gt;&lt;wsp:rsid wsp:val=&quot;00D7740B&quot;/&gt;&lt;wsp:rsid wsp:val=&quot;00DA085B&quot;/&gt;&lt;wsp:rsid wsp:val=&quot;00DB0D40&quot;/&gt;&lt;wsp:rsid wsp:val=&quot;00DC6330&quot;/&gt;&lt;wsp:rsid wsp:val=&quot;00E06FA1&quot;/&gt;&lt;wsp:rsid wsp:val=&quot;00E828B3&quot;/&gt;&lt;wsp:rsid wsp:val=&quot;00E9673A&quot;/&gt;&lt;wsp:rsid wsp:val=&quot;00EA1B80&quot;/&gt;&lt;wsp:rsid wsp:val=&quot;00EA6739&quot;/&gt;&lt;wsp:rsid wsp:val=&quot;00EB7D83&quot;/&gt;&lt;wsp:rsid wsp:val=&quot;00EC0282&quot;/&gt;&lt;wsp:rsid wsp:val=&quot;00EF13E4&quot;/&gt;&lt;wsp:rsid wsp:val=&quot;00F076C8&quot;/&gt;&lt;wsp:rsid wsp:val=&quot;00F265A2&quot;/&gt;&lt;wsp:rsid wsp:val=&quot;00F3229D&quot;/&gt;&lt;wsp:rsid wsp:val=&quot;00F46908&quot;/&gt;&lt;wsp:rsid wsp:val=&quot;00F95DD0&quot;/&gt;&lt;wsp:rsid wsp:val=&quot;00FB0344&quot;/&gt;&lt;wsp:rsid wsp:val=&quot;00FE6BDC&quot;/&gt;&lt;/wsp:rsids&gt;&lt;/w:docPr&gt;&lt;w:body&gt;&lt;wx:sect&gt;&lt;w:p wsp:rsidR=&quot;00A955E9&quot; wsp:rsidRDefault=&quot;00A955E9&quot; wsp:rsidP=&quot;00A955E9&quot;&gt;&lt;m:oMathPara&gt;&lt;m:oMath&gt;&lt;m:r&gt;&lt;w:rPr&gt;&lt;w:rFonts w:ascii=&quot;Cambria Math&quot; w:h-ansi=&quot;Cambria Math&quot;/&gt;&lt;wx:font wx:val=&quot;Cambria Math&quot;/&gt;&lt;w:i/&gt;&lt;/w:rPr&gt;&lt;m:t&gt;C(&lt;/m:t&gt;&lt;/m:r&gt;&lt;m:sSub&gt;&lt;m:sSubPr&gt;&lt;m:ctrlPr&gt;&lt;w:rPr&gt;&lt;w:rFonts w:ascii=&quot;Cambria Math&quot; w:h-ansi=&quot;Cambria Math&quot;/&gt;&lt;wx:font wx:val=&quot;Cambria Math&quot;/&gt;&lt;/w:rPr&gt;&lt;/m:ctrlPr&gt;&lt;/m:sSubPr&gt;&lt;m:e&gt;&lt;m:r&gt;&lt;w:rPr&gt;&lt;w:rFonts w:ascii=&quot;Cambria Math&quot; w:h-ansi=&quot;Cambria Math&quot;/&gt;&lt;wx:font wx:val=&quot;Cambria Math&quot;/&gt;&lt;w:i/&gt;&lt;/w:rPr&gt;&lt;m:t&gt;e&lt;/m:t&gt;&lt;/m:r&gt;&lt;/m:e&gt;&lt;m:sub&gt;&lt;m:r&gt;&lt;w:rPr&gt;&lt;w:rFonts w:ascii=&quot;Cambria Math&quot; w:h-ansi=&quot;Cambria Math&quot;/&gt;&lt;wx:font wx:val=&quot;Cambria Math&quot;/&gt;&lt;w:i/&gt;&lt;/w:rPr&gt;&lt;m:t&gt;i&lt;/m:t&gt;&lt;/m:r&gt;&lt;/m:sub&gt;&lt;/m:sSub&gt;&lt;m:r&gt;&lt;w:rPr&gt;&lt;w:rFonts w:ascii=&quot;Cambria Math&quot; w:h-ansi=&quot;Cambria Math&quot;/&gt;&lt;wx:font wx:val=&quot;Cambria Math&quot;/&gt;&lt;w:i/&gt;&lt;/w:rPr&gt;&lt;m:t&gt;)&lt;/m:t&gt;&lt;/m:r&gt;&lt;/m:oMath&gt;&lt;/m:oMathPara&gt;&lt;/w:p&gt;&lt;w:sectPr wsp:rsidR=&quot;00000000&quot;&gt;&lt;w:pgSz w:w=&quot;12240&quot; w:h=&quot;15840&quot;/&gt;&lt;w:pgMar w:top=&quot;1440&quot; w:right=&quot;1440&quot; w:bottom=&quot;1440&quot; w:left=&quot;1440&quot; w:header=&quot;720&quot; w:footer=&quot;720&quot; w:gutter=&quot;0&quot;/&gt;&lt;w:cols w:space=&quot;720&quot;/&gt;&lt;/w:sectPr&gt;&lt;/wx:sect&gt;&lt;/w:body&gt;&lt;/w:wordDocument&gt;">
+          <v:shape id="_x0000_i1044" type="#_x0000_t75" style="width:26.9pt;height:14.4pt" equationxml="&lt;?xml version=&quot;1.0&quot; encoding=&quot;UTF-8&quot; standalone=&quot;yes&quot;?&gt;&#10;&lt;?mso-application progid=&quot;Word.Document&quot;?&gt;&#10;&lt;w:wordDocument xmlns:aml=&quot;http://schemas.microsoft.com/aml/2001/core&quot; xmlns:wpc=&quot;http://schemas.microsoft.com/office/word/2010/wordprocessingCanvas&quot; xmlns:cx=&quot;http://schemas.microsoft.com/office/drawing/2014/chartex&quot; xmlns:cx1=&quot;http://schemas.microsoft.com/office/drawing/2015/9/8/chartex&quot; xmlns:cx2=&quot;http://schemas.microsoft.com/office/drawing/2015/10/21/chartex&quot; xmlns:cx3=&quot;http://schemas.microsoft.com/office/drawing/2016/5/9/chartex&quot; xmlns:cx4=&quot;http://schemas.microsoft.com/office/drawing/2016/5/10/chartex&quot; xmlns:cx5=&quot;http://schemas.microsoft.com/office/drawing/2016/5/11/chartex&quot; xmlns:cx6=&quot;http://schemas.microsoft.com/office/drawing/2016/5/12/chartex&quot; xmlns:cx7=&quot;http://schemas.microsoft.com/office/drawing/2016/5/13/chartex&quot; xmlns:cx8=&quot;http://schemas.microsoft.com/office/drawing/2016/5/14/chartex&quot; xmlns:cr=&quot;http://schemas.microsoft.com/office/comments/2020/reactions&quot; xmlns:dt=&quot;uuid:C2F41010-65B3-11d1-A29F-00AA00C14882&quot; xmlns:mc=&quot;http://schemas.openxmlformats.org/markup-compatibility/2006&quot; xmlns:aink=&quot;http://schemas.microsoft.com/office/drawing/2016/ink&quot; xmlns:am3d=&quot;http://schemas.microsoft.com/office/drawing/2017/model3d&quot; xmlns:o=&quot;urn:schemas-microsoft-com:office:office&quot; xmlns:oel=&quot;http://schemas.microsoft.com/office/2019/extlst&quot; xmlns:m=&quot;http://schemas.openxmlformats.org/officeDocument/2006/math&quot; xmlns:v=&quot;urn:schemas-microsoft-com:vml&quot; xmlns:w10=&quot;urn:schemas-microsoft-com:office:word&quot; xmlns:w=&quot;http://schemas.microsoft.com/office/word/2003/wordml&quot; xmlns:wx=&quot;http://schemas.microsoft.com/office/word/2003/auxHint&quot; xmlns:wne=&quot;http://schemas.microsoft.com/office/word/2006/wordml&quot; xmlns:wsp=&quot;http://schemas.microsoft.com/office/word/2003/wordml/sp2&quot; xmlns:sl=&quot;http://schemas.microsoft.com/schemaLibrary/2003/core&quot; w:macrosPresent=&quot;no&quot; w:embeddedObjPresent=&quot;no&quot; w:ocxPresent=&quot;no&quot; xml:space=&quot;preserve&quot;&gt;&lt;w:ignoreSubtree w:val=&quot;http://schemas.microsoft.com/office/word/2003/wordml/sp2&quot;/&gt;&lt;o:DocumentProperties&gt;&lt;o:Version&gt;16&lt;/o:Version&gt;&lt;/o:DocumentProperties&gt;&lt;w:docPr&gt;&lt;w:view w:val=&quot;print&quot;/&gt;&lt;w:zoom w:percent=&quot;120&quot;/&gt;&lt;w:stylePaneFormatFilter w:val=&quot;3F01&quot;/&gt;&lt;w:defaultTabStop w:val=&quot;720&quot;/&gt;&lt;w:evenAndOddHeaders/&gt;&lt;w:drawingGridHorizontalSpacing w:val=&quot;120&quot;/&gt;&lt;w:displayHorizontalDrawingGridEvery w:val=&quot;2&quot;/&gt;&lt;w:punctuationKerning/&gt;&lt;w:characterSpacingControl w:val=&quot;DontCompress&quot;/&gt;&lt;w:optimizeForBrowser/&gt;&lt;w:targetScreenSz w:val=&quot;800x600&quot;/&gt;&lt;w:savePreviewPicture/&gt;&lt;w:validateAgainstSchema/&gt;&lt;w:saveInvalidXML w:val=&quot;off&quot;/&gt;&lt;w:ignoreMixedContent w:val=&quot;off&quot;/&gt;&lt;w:alwaysShowPlaceholderText w:val=&quot;off&quot;/&gt;&lt;w:compat&gt;&lt;w:breakWrappedTables/&gt;&lt;w:snapToGridInCell/&gt;&lt;w:wrapTextWithPunct/&gt;&lt;w:useAsianBreakRules/&gt;&lt;w:dontGrowAutofit/&gt;&lt;/w:compat&gt;&lt;wsp:rsids&gt;&lt;wsp:rsidRoot wsp:val=&quot;002E0D90&quot;/&gt;&lt;wsp:rsid wsp:val=&quot;00013F7D&quot;/&gt;&lt;wsp:rsid wsp:val=&quot;00025E7D&quot;/&gt;&lt;wsp:rsid wsp:val=&quot;0002677C&quot;/&gt;&lt;wsp:rsid wsp:val=&quot;00031988&quot;/&gt;&lt;wsp:rsid wsp:val=&quot;00071701&quot;/&gt;&lt;wsp:rsid wsp:val=&quot;00071AA2&quot;/&gt;&lt;wsp:rsid wsp:val=&quot;00086DEC&quot;/&gt;&lt;wsp:rsid wsp:val=&quot;000A0C5B&quot;/&gt;&lt;wsp:rsid wsp:val=&quot;000C6FB8&quot;/&gt;&lt;wsp:rsid wsp:val=&quot;000F0DB8&quot;/&gt;&lt;wsp:rsid wsp:val=&quot;00112F3E&quot;/&gt;&lt;wsp:rsid wsp:val=&quot;00132087&quot;/&gt;&lt;wsp:rsid wsp:val=&quot;00132480&quot;/&gt;&lt;wsp:rsid wsp:val=&quot;001820EA&quot;/&gt;&lt;wsp:rsid wsp:val=&quot;00192383&quot;/&gt;&lt;wsp:rsid wsp:val=&quot;001D11C1&quot;/&gt;&lt;wsp:rsid wsp:val=&quot;001E4FD9&quot;/&gt;&lt;wsp:rsid wsp:val=&quot;00203F69&quot;/&gt;&lt;wsp:rsid wsp:val=&quot;00243D25&quot;/&gt;&lt;wsp:rsid wsp:val=&quot;00251DCE&quot;/&gt;&lt;wsp:rsid wsp:val=&quot;0029798A&quot;/&gt;&lt;wsp:rsid wsp:val=&quot;002B4A85&quot;/&gt;&lt;wsp:rsid wsp:val=&quot;002C6ED3&quot;/&gt;&lt;wsp:rsid wsp:val=&quot;002E0D50&quot;/&gt;&lt;wsp:rsid wsp:val=&quot;002E0D90&quot;/&gt;&lt;wsp:rsid wsp:val=&quot;002E59F9&quot;/&gt;&lt;wsp:rsid wsp:val=&quot;00321646&quot;/&gt;&lt;wsp:rsid wsp:val=&quot;00342E2A&quot;/&gt;&lt;wsp:rsid wsp:val=&quot;00370753&quot;/&gt;&lt;wsp:rsid wsp:val=&quot;00373806&quot;/&gt;&lt;wsp:rsid wsp:val=&quot;003864E9&quot;/&gt;&lt;wsp:rsid wsp:val=&quot;003C5569&quot;/&gt;&lt;wsp:rsid wsp:val=&quot;003C70B2&quot;/&gt;&lt;wsp:rsid wsp:val=&quot;003D4D9A&quot;/&gt;&lt;wsp:rsid wsp:val=&quot;0040066A&quot;/&gt;&lt;wsp:rsid wsp:val=&quot;004340D5&quot;/&gt;&lt;wsp:rsid wsp:val=&quot;0046370F&quot;/&gt;&lt;wsp:rsid wsp:val=&quot;00473582&quot;/&gt;&lt;wsp:rsid wsp:val=&quot;004A7CEB&quot;/&gt;&lt;wsp:rsid wsp:val=&quot;004B5586&quot;/&gt;&lt;wsp:rsid wsp:val=&quot;004D3E54&quot;/&gt;&lt;wsp:rsid wsp:val=&quot;004E5946&quot;/&gt;&lt;wsp:rsid wsp:val=&quot;005375C1&quot;/&gt;&lt;wsp:rsid wsp:val=&quot;00546952&quot;/&gt;&lt;wsp:rsid wsp:val=&quot;00557FE6&quot;/&gt;&lt;wsp:rsid wsp:val=&quot;0059063E&quot;/&gt;&lt;wsp:rsid wsp:val=&quot;0059560F&quot;/&gt;&lt;wsp:rsid wsp:val=&quot;005A3736&quot;/&gt;&lt;wsp:rsid wsp:val=&quot;005C4E85&quot;/&gt;&lt;wsp:rsid wsp:val=&quot;005D6017&quot;/&gt;&lt;wsp:rsid wsp:val=&quot;00616822&quot;/&gt;&lt;wsp:rsid wsp:val=&quot;00620C81&quot;/&gt;&lt;wsp:rsid wsp:val=&quot;00637B2A&quot;/&gt;&lt;wsp:rsid wsp:val=&quot;006550FA&quot;/&gt;&lt;wsp:rsid wsp:val=&quot;006A32F5&quot;/&gt;&lt;wsp:rsid wsp:val=&quot;006A4F69&quot;/&gt;&lt;wsp:rsid wsp:val=&quot;006B3EF2&quot;/&gt;&lt;wsp:rsid wsp:val=&quot;006D42AF&quot;/&gt;&lt;wsp:rsid wsp:val=&quot;006D6410&quot;/&gt;&lt;wsp:rsid wsp:val=&quot;006F6550&quot;/&gt;&lt;wsp:rsid wsp:val=&quot;00747EA8&quot;/&gt;&lt;wsp:rsid wsp:val=&quot;0075351D&quot;/&gt;&lt;wsp:rsid wsp:val=&quot;0078792B&quot;/&gt;&lt;wsp:rsid wsp:val=&quot;007951B3&quot;/&gt;&lt;wsp:rsid wsp:val=&quot;007963F7&quot;/&gt;&lt;wsp:rsid wsp:val=&quot;007F3FF8&quot;/&gt;&lt;wsp:rsid wsp:val=&quot;00833446&quot;/&gt;&lt;wsp:rsid wsp:val=&quot;008377D3&quot;/&gt;&lt;wsp:rsid wsp:val=&quot;00854E4B&quot;/&gt;&lt;wsp:rsid wsp:val=&quot;00867D87&quot;/&gt;&lt;wsp:rsid wsp:val=&quot;008D1D91&quot;/&gt;&lt;wsp:rsid wsp:val=&quot;008E3BE3&quot;/&gt;&lt;wsp:rsid wsp:val=&quot;008E63EA&quot;/&gt;&lt;wsp:rsid wsp:val=&quot;008F16E1&quot;/&gt;&lt;wsp:rsid wsp:val=&quot;008F748B&quot;/&gt;&lt;wsp:rsid wsp:val=&quot;0092094D&quot;/&gt;&lt;wsp:rsid wsp:val=&quot;009233AF&quot;/&gt;&lt;wsp:rsid wsp:val=&quot;00974D35&quot;/&gt;&lt;wsp:rsid wsp:val=&quot;00977B65&quot;/&gt;&lt;wsp:rsid wsp:val=&quot;009C5BC3&quot;/&gt;&lt;wsp:rsid wsp:val=&quot;009D5D6A&quot;/&gt;&lt;wsp:rsid wsp:val=&quot;009E4CEE&quot;/&gt;&lt;wsp:rsid wsp:val=&quot;009F16E4&quot;/&gt;&lt;wsp:rsid wsp:val=&quot;00A0484A&quot;/&gt;&lt;wsp:rsid wsp:val=&quot;00A249C2&quot;/&gt;&lt;wsp:rsid wsp:val=&quot;00A745BC&quot;/&gt;&lt;wsp:rsid wsp:val=&quot;00A74DA7&quot;/&gt;&lt;wsp:rsid wsp:val=&quot;00A92B86&quot;/&gt;&lt;wsp:rsid wsp:val=&quot;00A955E9&quot;/&gt;&lt;wsp:rsid wsp:val=&quot;00AB398A&quot;/&gt;&lt;wsp:rsid wsp:val=&quot;00AC0682&quot;/&gt;&lt;wsp:rsid wsp:val=&quot;00B008C2&quot;/&gt;&lt;wsp:rsid wsp:val=&quot;00B14705&quot;/&gt;&lt;wsp:rsid wsp:val=&quot;00B14B40&quot;/&gt;&lt;wsp:rsid wsp:val=&quot;00B2097D&quot;/&gt;&lt;wsp:rsid wsp:val=&quot;00B46279&quot;/&gt;&lt;wsp:rsid wsp:val=&quot;00B743A3&quot;/&gt;&lt;wsp:rsid wsp:val=&quot;00BE5170&quot;/&gt;&lt;wsp:rsid wsp:val=&quot;00C05CA8&quot;/&gt;&lt;wsp:rsid wsp:val=&quot;00C81C8F&quot;/&gt;&lt;wsp:rsid wsp:val=&quot;00CC43A4&quot;/&gt;&lt;wsp:rsid wsp:val=&quot;00CF4CCF&quot;/&gt;&lt;wsp:rsid wsp:val=&quot;00D04AE2&quot;/&gt;&lt;wsp:rsid wsp:val=&quot;00D139D6&quot;/&gt;&lt;wsp:rsid wsp:val=&quot;00D256FD&quot;/&gt;&lt;wsp:rsid wsp:val=&quot;00D7095F&quot;/&gt;&lt;wsp:rsid wsp:val=&quot;00D7740B&quot;/&gt;&lt;wsp:rsid wsp:val=&quot;00DA085B&quot;/&gt;&lt;wsp:rsid wsp:val=&quot;00DB0D40&quot;/&gt;&lt;wsp:rsid wsp:val=&quot;00DC6330&quot;/&gt;&lt;wsp:rsid wsp:val=&quot;00E06FA1&quot;/&gt;&lt;wsp:rsid wsp:val=&quot;00E828B3&quot;/&gt;&lt;wsp:rsid wsp:val=&quot;00E9673A&quot;/&gt;&lt;wsp:rsid wsp:val=&quot;00EA1B80&quot;/&gt;&lt;wsp:rsid wsp:val=&quot;00EA6739&quot;/&gt;&lt;wsp:rsid wsp:val=&quot;00EB7D83&quot;/&gt;&lt;wsp:rsid wsp:val=&quot;00EC0282&quot;/&gt;&lt;wsp:rsid wsp:val=&quot;00EF13E4&quot;/&gt;&lt;wsp:rsid wsp:val=&quot;00F076C8&quot;/&gt;&lt;wsp:rsid wsp:val=&quot;00F265A2&quot;/&gt;&lt;wsp:rsid wsp:val=&quot;00F3229D&quot;/&gt;&lt;wsp:rsid wsp:val=&quot;00F46908&quot;/&gt;&lt;wsp:rsid wsp:val=&quot;00F95DD0&quot;/&gt;&lt;wsp:rsid wsp:val=&quot;00FB0344&quot;/&gt;&lt;wsp:rsid wsp:val=&quot;00FE6BDC&quot;/&gt;&lt;/wsp:rsids&gt;&lt;/w:docPr&gt;&lt;w:body&gt;&lt;wx:sect&gt;&lt;w:p wsp:rsidR=&quot;00A955E9&quot; wsp:rsidRDefault=&quot;00A955E9&quot; wsp:rsidP=&quot;00A955E9&quot;&gt;&lt;m:oMathPara&gt;&lt;m:oMath&gt;&lt;m:r&gt;&lt;w:rPr&gt;&lt;w:rFonts w:ascii=&quot;Cambria Math&quot; w:h-ansi=&quot;Cambria Math&quot;/&gt;&lt;wx:font wx:val=&quot;Cambria Math&quot;/&gt;&lt;w:i/&gt;&lt;/w:rPr&gt;&lt;m:t&gt;C(&lt;/m:t&gt;&lt;/m:r&gt;&lt;m:sSub&gt;&lt;m:sSubPr&gt;&lt;m:ctrlPr&gt;&lt;w:rPr&gt;&lt;w:rFonts w:ascii=&quot;Cambria Math&quot; w:h-ansi=&quot;Cambria Math&quot;/&gt;&lt;wx:font wx:val=&quot;Cambria Math&quot;/&gt;&lt;/w:rPr&gt;&lt;/m:ctrlPr&gt;&lt;/m:sSubPr&gt;&lt;m:e&gt;&lt;m:r&gt;&lt;w:rPr&gt;&lt;w:rFonts w:ascii=&quot;Cambria Math&quot; w:h-ansi=&quot;Cambria Math&quot;/&gt;&lt;wx:font wx:val=&quot;Cambria Math&quot;/&gt;&lt;w:i/&gt;&lt;/w:rPr&gt;&lt;m:t&gt;e&lt;/m:t&gt;&lt;/m:r&gt;&lt;/m:e&gt;&lt;m:sub&gt;&lt;m:r&gt;&lt;w:rPr&gt;&lt;w:rFonts w:ascii=&quot;Cambria Math&quot; w:h-ansi=&quot;Cambria Math&quot;/&gt;&lt;wx:font wx:val=&quot;Cambria Math&quot;/&gt;&lt;w:i/&gt;&lt;/w:rPr&gt;&lt;m:t&gt;i&lt;/m:t&gt;&lt;/m:r&gt;&lt;/m:sub&gt;&lt;/m:sSub&gt;&lt;m:r&gt;&lt;w:rPr&gt;&lt;w:rFonts w:ascii=&quot;Cambria Math&quot; w:h-ansi=&quot;Cambria Math&quot;/&gt;&lt;wx:font wx:val=&quot;Cambria Math&quot;/&gt;&lt;w:i/&gt;&lt;/w:rPr&gt;&lt;m:t&gt;)&lt;/m:t&gt;&lt;/m:r&gt;&lt;/m:oMath&gt;&lt;/m:oMathPara&gt;&lt;/w:p&gt;&lt;w:sectPr wsp:rsidR=&quot;00000000&quot;&gt;&lt;w:pgSz w:w=&quot;12240&quot; w:h=&quot;15840&quot;/&gt;&lt;w:pgMar w:top=&quot;1440&quot; w:right=&quot;1440&quot; w:bottom=&quot;1440&quot; w:left=&quot;1440&quot; w:header=&quot;720&quot; w:footer=&quot;720&quot; w:gutter=&quot;0&quot;/&gt;&lt;w:cols w:space=&quot;720&quot;/&gt;&lt;/w:sectPr&gt;&lt;/wx:sect&gt;&lt;/w:body&gt;&lt;/w:wordDocument&gt;">
             <v:imagedata r:id="rId14" o:title="" chromakey="white"/>
           </v:shape>
         </w:pict>
@@ -2985,16 +2950,7 @@
     <w:p>
       <w:pPr>
         <w:pStyle w:val="Body"/>
-      </w:pPr>
-      <w:r>
-        <w:pict w14:anchorId="71AD329E">
-          <v:rect id="_x0000_i1068" style="width:0;height:1.5pt" o:hralign="center" o:hrstd="t" o:hr="t" fillcolor="#a0a0a0" stroked="f"/>
-        </w:pict>
-      </w:r>
-    </w:p>
-    <w:p>
-      <w:pPr>
-        <w:pStyle w:val="Body"/>
+        <w:jc w:val="center"/>
         <w:rPr>
           <w:b/>
           <w:bCs/>
@@ -3029,55 +2985,13 @@
     <w:p>
       <w:pPr>
         <w:pStyle w:val="Body"/>
+        <w:rPr>
+          <w:lang w:val="en-US"/>
+        </w:rPr>
       </w:pPr>
       <w:r>
         <w:t>The following example illustrates how an explanation artifact can be bound to a specific decision without embedding interpretability tooling directly into operational logic.</w:t>
       </w:r>
-    </w:p>
-    <w:p>
-      <w:pPr>
-        <w:pStyle w:val="Body"/>
-      </w:pPr>
-    </w:p>
-    <w:p>
-      <w:pPr>
-        <w:pStyle w:val="Body"/>
-        <w:rPr>
-          <w:lang w:val="en-US"/>
-        </w:rPr>
-      </w:pPr>
-    </w:p>
-    <w:p>
-      <w:pPr>
-        <w:pStyle w:val="Body"/>
-        <w:rPr>
-          <w:lang w:val="en-US"/>
-        </w:rPr>
-      </w:pPr>
-    </w:p>
-    <w:p>
-      <w:pPr>
-        <w:pStyle w:val="Body"/>
-        <w:rPr>
-          <w:lang w:val="en-US"/>
-        </w:rPr>
-      </w:pPr>
-    </w:p>
-    <w:p>
-      <w:pPr>
-        <w:pStyle w:val="Body"/>
-        <w:rPr>
-          <w:lang w:val="en-US"/>
-        </w:rPr>
-      </w:pPr>
-    </w:p>
-    <w:p>
-      <w:pPr>
-        <w:pStyle w:val="Body"/>
-        <w:rPr>
-          <w:lang w:val="en-US"/>
-        </w:rPr>
-      </w:pPr>
     </w:p>
     <w:p>
       <w:pPr>
@@ -3145,14 +3059,6 @@
           <w:lang w:val="en-US"/>
         </w:rPr>
       </w:pPr>
-      <w:r>
-        <w:rPr>
-          <w:lang w:val="en-US"/>
-        </w:rPr>
-        <w:pict w14:anchorId="3995958C">
-          <v:rect id="_x0000_i1039" style="width:0;height:1.5pt" o:hralign="center" o:hrstd="t" o:hr="t" fillcolor="#a0a0a0" stroked="f"/>
-        </w:pict>
-      </w:r>
     </w:p>
     <w:p>
       <w:pPr>
@@ -5935,6 +5841,50 @@
     <w:lsdException w:name="Subtitle" w:qFormat="1"/>
     <w:lsdException w:name="Strong" w:qFormat="1"/>
     <w:lsdException w:name="Emphasis" w:qFormat="1"/>
+    <w:lsdException w:name="Normal Table" w:semiHidden="1" w:unhideWhenUsed="1"/>
+    <w:lsdException w:name="Table Simple 1" w:semiHidden="1" w:unhideWhenUsed="1"/>
+    <w:lsdException w:name="Table Simple 2" w:semiHidden="1" w:unhideWhenUsed="1"/>
+    <w:lsdException w:name="Table Simple 3" w:semiHidden="1" w:unhideWhenUsed="1"/>
+    <w:lsdException w:name="Table Classic 1" w:semiHidden="1" w:unhideWhenUsed="1"/>
+    <w:lsdException w:name="Table Classic 2" w:semiHidden="1" w:unhideWhenUsed="1"/>
+    <w:lsdException w:name="Table Classic 3" w:semiHidden="1" w:unhideWhenUsed="1"/>
+    <w:lsdException w:name="Table Classic 4" w:semiHidden="1" w:unhideWhenUsed="1"/>
+    <w:lsdException w:name="Table Colorful 1" w:semiHidden="1" w:unhideWhenUsed="1"/>
+    <w:lsdException w:name="Table Colorful 2" w:semiHidden="1" w:unhideWhenUsed="1"/>
+    <w:lsdException w:name="Table Colorful 3" w:semiHidden="1" w:unhideWhenUsed="1"/>
+    <w:lsdException w:name="Table Columns 1" w:semiHidden="1" w:unhideWhenUsed="1"/>
+    <w:lsdException w:name="Table Columns 2" w:semiHidden="1" w:unhideWhenUsed="1"/>
+    <w:lsdException w:name="Table Columns 3" w:semiHidden="1" w:unhideWhenUsed="1"/>
+    <w:lsdException w:name="Table Columns 4" w:semiHidden="1" w:unhideWhenUsed="1"/>
+    <w:lsdException w:name="Table Columns 5" w:semiHidden="1" w:unhideWhenUsed="1"/>
+    <w:lsdException w:name="Table Grid 1" w:semiHidden="1" w:unhideWhenUsed="1"/>
+    <w:lsdException w:name="Table Grid 2" w:semiHidden="1" w:unhideWhenUsed="1"/>
+    <w:lsdException w:name="Table Grid 3" w:semiHidden="1" w:unhideWhenUsed="1"/>
+    <w:lsdException w:name="Table Grid 4" w:semiHidden="1" w:unhideWhenUsed="1"/>
+    <w:lsdException w:name="Table Grid 5" w:semiHidden="1" w:unhideWhenUsed="1"/>
+    <w:lsdException w:name="Table Grid 6" w:semiHidden="1" w:unhideWhenUsed="1"/>
+    <w:lsdException w:name="Table Grid 7" w:semiHidden="1" w:unhideWhenUsed="1"/>
+    <w:lsdException w:name="Table Grid 8" w:semiHidden="1" w:unhideWhenUsed="1"/>
+    <w:lsdException w:name="Table List 1" w:semiHidden="1" w:unhideWhenUsed="1"/>
+    <w:lsdException w:name="Table List 2" w:semiHidden="1" w:unhideWhenUsed="1"/>
+    <w:lsdException w:name="Table List 3" w:semiHidden="1" w:unhideWhenUsed="1"/>
+    <w:lsdException w:name="Table List 4" w:semiHidden="1" w:unhideWhenUsed="1"/>
+    <w:lsdException w:name="Table List 5" w:semiHidden="1" w:unhideWhenUsed="1"/>
+    <w:lsdException w:name="Table List 6" w:semiHidden="1" w:unhideWhenUsed="1"/>
+    <w:lsdException w:name="Table List 7" w:semiHidden="1" w:unhideWhenUsed="1"/>
+    <w:lsdException w:name="Table List 8" w:semiHidden="1" w:unhideWhenUsed="1"/>
+    <w:lsdException w:name="Table 3D effects 1" w:semiHidden="1" w:unhideWhenUsed="1"/>
+    <w:lsdException w:name="Table 3D effects 2" w:semiHidden="1" w:unhideWhenUsed="1"/>
+    <w:lsdException w:name="Table 3D effects 3" w:semiHidden="1" w:unhideWhenUsed="1"/>
+    <w:lsdException w:name="Table Contemporary" w:semiHidden="1" w:unhideWhenUsed="1"/>
+    <w:lsdException w:name="Table Elegant" w:semiHidden="1" w:unhideWhenUsed="1"/>
+    <w:lsdException w:name="Table Professional" w:semiHidden="1" w:unhideWhenUsed="1"/>
+    <w:lsdException w:name="Table Subtle 1" w:semiHidden="1" w:unhideWhenUsed="1"/>
+    <w:lsdException w:name="Table Subtle 2" w:semiHidden="1" w:unhideWhenUsed="1"/>
+    <w:lsdException w:name="Table Web 1" w:semiHidden="1" w:unhideWhenUsed="1"/>
+    <w:lsdException w:name="Table Web 2" w:semiHidden="1" w:unhideWhenUsed="1"/>
+    <w:lsdException w:name="Table Web 3" w:semiHidden="1" w:unhideWhenUsed="1"/>
+    <w:lsdException w:name="Table Theme" w:semiHidden="1" w:unhideWhenUsed="1"/>
     <w:lsdException w:name="Placeholder Text" w:semiHidden="1" w:uiPriority="99"/>
     <w:lsdException w:name="No Spacing" w:uiPriority="1" w:qFormat="1"/>
     <w:lsdException w:name="Light Shading" w:uiPriority="60"/>
@@ -6234,11 +6184,15 @@
   </w:style>
   <w:style w:type="character" w:default="1" w:styleId="DefaultParagraphFont">
     <w:name w:val="Default Paragraph Font"/>
+    <w:uiPriority w:val="1"/>
     <w:semiHidden/>
+    <w:unhideWhenUsed/>
   </w:style>
   <w:style w:type="table" w:default="1" w:styleId="TableNormal">
     <w:name w:val="Normal Table"/>
+    <w:uiPriority w:val="99"/>
     <w:semiHidden/>
+    <w:unhideWhenUsed/>
     <w:tblPr>
       <w:tblInd w:w="0" w:type="dxa"/>
       <w:tblCellMar>
@@ -6251,7 +6205,9 @@
   </w:style>
   <w:style w:type="numbering" w:default="1" w:styleId="NoList">
     <w:name w:val="No List"/>
+    <w:uiPriority w:val="99"/>
     <w:semiHidden/>
+    <w:unhideWhenUsed/>
   </w:style>
   <w:style w:type="paragraph" w:customStyle="1" w:styleId="h1">
     <w:name w:val="h1"/>
